--- a/UD3/Tarea 1/UD3_Tarea1_InvestigacionHTTP_AlbertoAlvesGarcia.docx
+++ b/UD3/Tarea 1/UD3_Tarea1_InvestigacionHTTP_AlbertoAlvesGarcia.docx
@@ -695,27 +695,205 @@
         <w:ind w:left="-644"/>
         <w:jc w:val="both"/>
         <w:rPr>
-          <w:sz w:val="28"/>
-          <w:szCs w:val="28"/>
-        </w:rPr>
-      </w:pPr>
-      <w:r>
-        <w:rPr>
-          <w:sz w:val="28"/>
-          <w:szCs w:val="28"/>
-        </w:rPr>
-        <w:t>TCP</w:t>
+          <w:rFonts w:ascii="Arial" w:hAnsi="Arial" w:cs="Arial"/>
+          <w:color w:val="0070C0"/>
+          <w:sz w:val="24"/>
+          <w:szCs w:val="24"/>
+        </w:rPr>
+      </w:pPr>
+      <w:r>
+        <w:rPr>
+          <w:rFonts w:ascii="Arial" w:hAnsi="Arial" w:cs="Arial"/>
+          <w:color w:val="0070C0"/>
+          <w:sz w:val="24"/>
+          <w:szCs w:val="24"/>
+        </w:rPr>
+        <w:t>HTTP se apoya principalmente en TCP</w:t>
+      </w:r>
+      <w:r>
+        <w:rPr>
+          <w:rFonts w:ascii="Arial" w:hAnsi="Arial" w:cs="Arial"/>
+          <w:color w:val="0070C0"/>
+          <w:sz w:val="24"/>
+          <w:szCs w:val="24"/>
+        </w:rPr>
+        <w:t xml:space="preserve"> y esto es porque tiene mayor fiabilidad a la hora de la llegada de la información y </w:t>
+      </w:r>
+      <w:r>
+        <w:rPr>
+          <w:rFonts w:ascii="Arial" w:hAnsi="Arial" w:cs="Arial"/>
+          <w:color w:val="0070C0"/>
+          <w:sz w:val="24"/>
+          <w:szCs w:val="24"/>
+        </w:rPr>
+        <w:t>correcto orden.</w:t>
       </w:r>
     </w:p>
     <w:p>
       <w:pPr>
         <w:spacing w:before="120" w:after="120" w:line="240" w:lineRule="auto"/>
+        <w:ind w:left="-644"/>
         <w:jc w:val="both"/>
         <w:rPr>
-          <w:sz w:val="28"/>
-          <w:szCs w:val="28"/>
-        </w:rPr>
-      </w:pPr>
+          <w:rFonts w:ascii="Arial" w:hAnsi="Arial" w:cs="Arial"/>
+          <w:color w:val="0070C0"/>
+          <w:sz w:val="24"/>
+          <w:szCs w:val="24"/>
+        </w:rPr>
+      </w:pPr>
+      <w:r>
+        <w:rPr>
+          <w:rFonts w:ascii="Arial" w:hAnsi="Arial" w:cs="Arial"/>
+          <w:color w:val="0070C0"/>
+          <w:sz w:val="24"/>
+          <w:szCs w:val="24"/>
+        </w:rPr>
+        <w:t>En el modelo OSI:</w:t>
+      </w:r>
+    </w:p>
+    <w:p>
+      <w:pPr>
+        <w:pStyle w:val="Prrafodelista"/>
+        <w:numPr>
+          <w:ilvl w:val="0"/>
+          <w:numId w:val="19"/>
+        </w:numPr>
+        <w:spacing w:before="120" w:after="120" w:line="240" w:lineRule="auto"/>
+        <w:jc w:val="both"/>
+        <w:rPr>
+          <w:rFonts w:ascii="Arial" w:hAnsi="Arial" w:cs="Arial"/>
+          <w:color w:val="0070C0"/>
+          <w:sz w:val="24"/>
+          <w:szCs w:val="24"/>
+        </w:rPr>
+      </w:pPr>
+      <w:r>
+        <w:rPr>
+          <w:rFonts w:ascii="Arial" w:hAnsi="Arial" w:cs="Arial"/>
+          <w:color w:val="0070C0"/>
+          <w:sz w:val="24"/>
+          <w:szCs w:val="24"/>
+        </w:rPr>
+        <w:t>HTTP pertenece a la capa 7 o aplicación</w:t>
+      </w:r>
+    </w:p>
+    <w:p>
+      <w:pPr>
+        <w:pStyle w:val="Prrafodelista"/>
+        <w:numPr>
+          <w:ilvl w:val="0"/>
+          <w:numId w:val="19"/>
+        </w:numPr>
+        <w:spacing w:before="120" w:after="120" w:line="240" w:lineRule="auto"/>
+        <w:jc w:val="both"/>
+        <w:rPr>
+          <w:rFonts w:ascii="Arial" w:hAnsi="Arial" w:cs="Arial"/>
+          <w:color w:val="0070C0"/>
+          <w:sz w:val="24"/>
+          <w:szCs w:val="24"/>
+        </w:rPr>
+      </w:pPr>
+      <w:r>
+        <w:rPr>
+          <w:rFonts w:ascii="Arial" w:hAnsi="Arial" w:cs="Arial"/>
+          <w:color w:val="0070C0"/>
+          <w:sz w:val="24"/>
+          <w:szCs w:val="24"/>
+        </w:rPr>
+        <w:t>TCP y UDP pertenecen a la capa 4 o transporte</w:t>
+      </w:r>
+    </w:p>
+    <w:p>
+      <w:pPr>
+        <w:spacing w:before="120" w:after="120" w:line="240" w:lineRule="auto"/>
+        <w:ind w:left="-644"/>
+        <w:jc w:val="both"/>
+        <w:rPr>
+          <w:rFonts w:ascii="Arial" w:hAnsi="Arial" w:cs="Arial"/>
+          <w:color w:val="0070C0"/>
+          <w:sz w:val="24"/>
+          <w:szCs w:val="24"/>
+        </w:rPr>
+      </w:pPr>
+      <w:r>
+        <w:rPr>
+          <w:rFonts w:ascii="Arial" w:hAnsi="Arial" w:cs="Arial"/>
+          <w:color w:val="0070C0"/>
+          <w:sz w:val="24"/>
+          <w:szCs w:val="24"/>
+        </w:rPr>
+        <w:t>En el modelo TCP/I</w:t>
+      </w:r>
+      <w:r>
+        <w:rPr>
+          <w:rFonts w:ascii="Arial" w:hAnsi="Arial" w:cs="Arial"/>
+          <w:color w:val="0070C0"/>
+          <w:sz w:val="24"/>
+          <w:szCs w:val="24"/>
+        </w:rPr>
+        <w:t>P</w:t>
+      </w:r>
+      <w:r>
+        <w:rPr>
+          <w:rFonts w:ascii="Arial" w:hAnsi="Arial" w:cs="Arial"/>
+          <w:color w:val="0070C0"/>
+          <w:sz w:val="24"/>
+          <w:szCs w:val="24"/>
+        </w:rPr>
+        <w:t>:</w:t>
+      </w:r>
+    </w:p>
+    <w:p>
+      <w:pPr>
+        <w:pStyle w:val="Prrafodelista"/>
+        <w:numPr>
+          <w:ilvl w:val="0"/>
+          <w:numId w:val="19"/>
+        </w:numPr>
+        <w:spacing w:before="120" w:after="120" w:line="240" w:lineRule="auto"/>
+        <w:jc w:val="both"/>
+        <w:rPr>
+          <w:rFonts w:ascii="Arial" w:hAnsi="Arial" w:cs="Arial"/>
+          <w:color w:val="0070C0"/>
+          <w:sz w:val="24"/>
+          <w:szCs w:val="24"/>
+        </w:rPr>
+      </w:pPr>
+      <w:r>
+        <w:rPr>
+          <w:rFonts w:ascii="Arial" w:hAnsi="Arial" w:cs="Arial"/>
+          <w:color w:val="0070C0"/>
+          <w:sz w:val="24"/>
+          <w:szCs w:val="24"/>
+        </w:rPr>
+        <w:t>HTTP pertenece a la capa 4 o aplicación</w:t>
+      </w:r>
+    </w:p>
+    <w:p>
+      <w:pPr>
+        <w:pStyle w:val="Prrafodelista"/>
+        <w:numPr>
+          <w:ilvl w:val="0"/>
+          <w:numId w:val="19"/>
+        </w:numPr>
+        <w:spacing w:before="120" w:after="120" w:line="240" w:lineRule="auto"/>
+        <w:jc w:val="both"/>
+        <w:rPr>
+          <w:rFonts w:ascii="Arial" w:hAnsi="Arial" w:cs="Arial"/>
+          <w:color w:val="0070C0"/>
+          <w:sz w:val="24"/>
+          <w:szCs w:val="24"/>
+        </w:rPr>
+      </w:pPr>
+      <w:r>
+        <w:rPr>
+          <w:rFonts w:ascii="Arial" w:hAnsi="Arial" w:cs="Arial"/>
+          <w:color w:val="0070C0"/>
+          <w:sz w:val="24"/>
+          <w:szCs w:val="24"/>
+        </w:rPr>
+        <w:t>TCP y UDP pertenecen a la capa 3 o transporte</w:t>
+      </w:r>
     </w:p>
     <w:p>
       <w:pPr>
@@ -834,6 +1012,7 @@
           <w:sz w:val="24"/>
           <w:szCs w:val="24"/>
         </w:rPr>
+        <w:lastRenderedPageBreak/>
         <w:t xml:space="preserve">Una </w:t>
       </w:r>
       <w:r>
@@ -963,7 +1142,6 @@
           <w:sz w:val="24"/>
           <w:szCs w:val="24"/>
         </w:rPr>
-        <w:lastRenderedPageBreak/>
         <w:t xml:space="preserve">La diferencia se aprecia en la foto. La </w:t>
       </w:r>
       <w:proofErr w:type="spellStart"/>
@@ -1207,13 +1385,15 @@
       <w:r>
         <w:rPr>
           <w:rFonts w:ascii="Arial" w:hAnsi="Arial" w:cs="Arial"/>
-          <w:color w:val="0070C0"/>
-          <w:sz w:val="24"/>
-          <w:szCs w:val="24"/>
-        </w:rPr>
+          <w:noProof/>
+          <w:color w:val="0070C0"/>
+          <w:sz w:val="24"/>
+          <w:szCs w:val="24"/>
+        </w:rPr>
+        <w:lastRenderedPageBreak/>
         <w:drawing>
-          <wp:inline distT="0" distB="0" distL="0" distR="0" wp14:anchorId="52846461" wp14:editId="784B1412">
-            <wp:extent cx="5490845" cy="5001895"/>
+          <wp:inline distT="0" distB="0" distL="0" distR="0" wp14:anchorId="52846461" wp14:editId="09A92C58">
+            <wp:extent cx="5469580" cy="5001895"/>
             <wp:effectExtent l="0" t="0" r="0" b="8255"/>
             <wp:docPr id="2118515821" name="Imagen 1"/>
             <wp:cNvGraphicFramePr>
@@ -1226,20 +1406,29 @@
                     <pic:cNvPr id="2118515821" name=""/>
                     <pic:cNvPicPr/>
                   </pic:nvPicPr>
-                  <pic:blipFill>
+                  <pic:blipFill rotWithShape="1">
                     <a:blip r:embed="rId12"/>
+                    <a:srcRect l="387" r="1"/>
                     <a:stretch>
                       <a:fillRect/>
                     </a:stretch>
                   </pic:blipFill>
-                  <pic:spPr>
+                  <pic:spPr bwMode="auto">
                     <a:xfrm>
                       <a:off x="0" y="0"/>
-                      <a:ext cx="5490845" cy="5001895"/>
+                      <a:ext cx="5469580" cy="5001895"/>
                     </a:xfrm>
                     <a:prstGeom prst="rect">
                       <a:avLst/>
                     </a:prstGeom>
+                    <a:ln>
+                      <a:noFill/>
+                    </a:ln>
+                    <a:extLst>
+                      <a:ext uri="{53640926-AAD7-44D8-BBD7-CCE9431645EC}">
+                        <a14:shadowObscured xmlns:a14="http://schemas.microsoft.com/office/drawing/2010/main"/>
+                      </a:ext>
+                    </a:extLst>
                   </pic:spPr>
                 </pic:pic>
               </a:graphicData>
@@ -1267,7 +1456,6 @@
           <w:sz w:val="28"/>
           <w:szCs w:val="28"/>
         </w:rPr>
-        <w:lastRenderedPageBreak/>
         <w:t xml:space="preserve">En el siguiente esquema se introduce el funcionamiento básico del protocolo HTTP: </w:t>
       </w:r>
     </w:p>
@@ -1293,6 +1481,27 @@
           <w:szCs w:val="28"/>
         </w:rPr>
         <w:instrText xml:space="preserve"> INCLUDEPICTURE "https://www.ionos.es/digitalguide/fileadmin/DigitalGuide/Screenshots_2020/diagram-of-http-communication-process-es.png" \* MERGEFORMATINET </w:instrText>
+      </w:r>
+      <w:r>
+        <w:rPr>
+          <w:sz w:val="28"/>
+          <w:szCs w:val="28"/>
+        </w:rPr>
+        <w:fldChar w:fldCharType="separate"/>
+      </w:r>
+      <w:r>
+        <w:rPr>
+          <w:sz w:val="28"/>
+          <w:szCs w:val="28"/>
+        </w:rPr>
+        <w:fldChar w:fldCharType="begin"/>
+      </w:r>
+      <w:r>
+        <w:rPr>
+          <w:sz w:val="28"/>
+          <w:szCs w:val="28"/>
+        </w:rPr>
+        <w:instrText xml:space="preserve"> INCLUDEPICTURE  "https://www.ionos.es/digitalguide/fileadmin/DigitalGuide/Screenshots_2020/diagram-of-http-communication-process-es.png" \* MERGEFORMATINET </w:instrText>
       </w:r>
       <w:r>
         <w:rPr>
@@ -1515,7 +1724,7 @@
             <v:path o:extrusionok="f" gradientshapeok="t" o:connecttype="rect"/>
             <o:lock v:ext="edit" aspectratio="t"/>
           </v:shapetype>
-          <v:shape id="_x0000_i1025" type="#_x0000_t75" alt="Esquema del proceso de comunicación mediante HTTP" style="width:435.75pt;height:121.5pt">
+          <v:shape id="_x0000_i1025" type="#_x0000_t75" alt="Esquema del proceso de comunicación mediante HTTP" style="width:436.2pt;height:121.4pt">
             <v:imagedata r:id="rId13" r:href="rId14" croptop="18966f" cropbottom="19136f" cropleft="5596f" cropright="4837f"/>
           </v:shape>
         </w:pict>
@@ -1590,6 +1799,13 @@
         </w:rPr>
         <w:fldChar w:fldCharType="end"/>
       </w:r>
+      <w:r>
+        <w:rPr>
+          <w:sz w:val="28"/>
+          <w:szCs w:val="28"/>
+        </w:rPr>
+        <w:fldChar w:fldCharType="end"/>
+      </w:r>
     </w:p>
     <w:p>
       <w:pPr>
@@ -1706,20 +1922,18 @@
           <w:rFonts w:ascii="Courier New" w:hAnsi="Courier New" w:cs="Courier New"/>
           <w:sz w:val="28"/>
           <w:szCs w:val="28"/>
-          <w:lang w:val="en-GB"/>
-        </w:rPr>
-      </w:pPr>
-      <w:proofErr w:type="spellStart"/>
+          <w:lang w:val="pt-PT"/>
+        </w:rPr>
+      </w:pPr>
       <w:r>
         <w:rPr>
           <w:rFonts w:ascii="Courier New" w:hAnsi="Courier New" w:cs="Courier New"/>
           <w:sz w:val="28"/>
           <w:szCs w:val="28"/>
-          <w:lang w:val="en-GB"/>
+          <w:lang w:val="pt-PT"/>
         </w:rPr>
         <w:t>Ejplo</w:t>
       </w:r>
-      <w:proofErr w:type="spellEnd"/>
       <w:r>
         <w:rPr>
           <w:rFonts w:ascii="Courier New" w:hAnsi="Courier New" w:cs="Courier New"/>
@@ -1733,7 +1947,7 @@
           <w:rFonts w:ascii="Courier New" w:hAnsi="Courier New" w:cs="Courier New"/>
           <w:sz w:val="28"/>
           <w:szCs w:val="28"/>
-          <w:lang w:val="en-GB"/>
+          <w:lang w:val="pt-PT"/>
         </w:rPr>
         <w:t xml:space="preserve"> GET   /index.html  HTTP/1.1</w:t>
       </w:r>
@@ -1747,7 +1961,7 @@
           <w:rFonts w:ascii="Courier New" w:hAnsi="Courier New" w:cs="Courier New"/>
           <w:sz w:val="28"/>
           <w:szCs w:val="28"/>
-          <w:lang w:val="en-GB"/>
+          <w:lang w:val="pt-PT"/>
         </w:rPr>
       </w:pPr>
     </w:p>
@@ -1766,6 +1980,7 @@
           <w:sz w:val="28"/>
           <w:szCs w:val="28"/>
         </w:rPr>
+        <w:lastRenderedPageBreak/>
         <w:t xml:space="preserve">Adicionalmente y dentro de dicha petición, también se suelen incluir las denominadas “cabeceras” y el “cuerpo”. Sabiendo esto, responde a las siguientes preguntas: </w:t>
       </w:r>
     </w:p>
@@ -2103,16 +2318,7 @@
           <w:sz w:val="24"/>
           <w:szCs w:val="24"/>
         </w:rPr>
-        <w:t>S</w:t>
-      </w:r>
-      <w:r>
-        <w:rPr>
-          <w:rFonts w:ascii="Arial" w:hAnsi="Arial" w:cs="Arial"/>
-          <w:color w:val="0070C0"/>
-          <w:sz w:val="24"/>
-          <w:szCs w:val="24"/>
-        </w:rPr>
-        <w:t>on metadatos esenciales que acompañan a cada petición y respuesta en el protocolo HTTP, permitiendo la comunicación contextual entre el cliente (navegador) y el servidor.</w:t>
+        <w:t>Son metadatos esenciales que acompañan a cada petición y respuesta en el protocolo HTTP, permitiendo la comunicación contextual entre el cliente (navegador) y el servidor.</w:t>
       </w:r>
     </w:p>
     <w:p>
@@ -2226,6 +2432,7 @@
         <w:t xml:space="preserve">El cuerpo de la petición es donde colocamos información adicional que vamos a enviar al servidor. En el cuerpo de la petición tenemos libertad de colocar virtualmente lo que queramos. Desde el nombre de usuario y </w:t>
       </w:r>
       <w:proofErr w:type="spellStart"/>
+      <w:proofErr w:type="gramStart"/>
       <w:r>
         <w:rPr>
           <w:rFonts w:ascii="Arial" w:hAnsi="Arial" w:cs="Arial"/>
@@ -2236,42 +2443,15 @@
         <w:t>password</w:t>
       </w:r>
       <w:proofErr w:type="spellEnd"/>
-      <w:r>
-        <w:rPr>
-          <w:rFonts w:ascii="Arial" w:hAnsi="Arial" w:cs="Arial"/>
-          <w:color w:val="0070C0"/>
-          <w:sz w:val="24"/>
-          <w:szCs w:val="24"/>
-        </w:rPr>
-        <w:t xml:space="preserve"> de </w:t>
-      </w:r>
-      <w:r>
-        <w:rPr>
-          <w:rFonts w:ascii="Arial" w:hAnsi="Arial" w:cs="Arial"/>
-          <w:color w:val="0070C0"/>
-          <w:sz w:val="24"/>
-          <w:szCs w:val="24"/>
-        </w:rPr>
-        <w:t xml:space="preserve">una </w:t>
-      </w:r>
-      <w:r>
-        <w:rPr>
-          <w:rFonts w:ascii="Arial" w:hAnsi="Arial" w:cs="Arial"/>
-          <w:color w:val="0070C0"/>
-          <w:sz w:val="24"/>
-          <w:szCs w:val="24"/>
-        </w:rPr>
-        <w:lastRenderedPageBreak/>
-        <w:t>persona</w:t>
-      </w:r>
-      <w:r>
-        <w:rPr>
-          <w:rFonts w:ascii="Arial" w:hAnsi="Arial" w:cs="Arial"/>
-          <w:color w:val="0070C0"/>
-          <w:sz w:val="24"/>
-          <w:szCs w:val="24"/>
-        </w:rPr>
-        <w:t xml:space="preserve"> que intenta </w:t>
+      <w:proofErr w:type="gramEnd"/>
+      <w:r>
+        <w:rPr>
+          <w:rFonts w:ascii="Arial" w:hAnsi="Arial" w:cs="Arial"/>
+          <w:color w:val="0070C0"/>
+          <w:sz w:val="24"/>
+          <w:szCs w:val="24"/>
+        </w:rPr>
+        <w:t xml:space="preserve"> de una persona que intenta </w:t>
       </w:r>
       <w:proofErr w:type="spellStart"/>
       <w:r>
@@ -2309,16 +2489,7 @@
           <w:sz w:val="24"/>
           <w:szCs w:val="24"/>
         </w:rPr>
-        <w:t xml:space="preserve">. El cuerpo es bastante importante, pues representa, en muchos casos, el contenido </w:t>
-      </w:r>
-      <w:r>
-        <w:rPr>
-          <w:rFonts w:ascii="Arial" w:hAnsi="Arial" w:cs="Arial"/>
-          <w:color w:val="0070C0"/>
-          <w:sz w:val="24"/>
-          <w:szCs w:val="24"/>
-        </w:rPr>
-        <w:t xml:space="preserve">per </w:t>
+        <w:t xml:space="preserve">. El cuerpo es bastante importante, pues representa, en muchos casos, el contenido per </w:t>
       </w:r>
       <w:proofErr w:type="spellStart"/>
       <w:r>
@@ -2381,16 +2552,7 @@
           <w:sz w:val="24"/>
           <w:szCs w:val="24"/>
         </w:rPr>
-        <w:t>L</w:t>
-      </w:r>
-      <w:r>
-        <w:rPr>
-          <w:rFonts w:ascii="Arial" w:hAnsi="Arial" w:cs="Arial"/>
-          <w:color w:val="0070C0"/>
-          <w:sz w:val="24"/>
-          <w:szCs w:val="24"/>
-        </w:rPr>
-        <w:t xml:space="preserve">a diferencia fundamental radica en cómo el cliente espera la respuesta del servidor. En una petición </w:t>
+        <w:t xml:space="preserve">La diferencia fundamental radica en cómo el cliente espera la respuesta del servidor. En una petición </w:t>
       </w:r>
       <w:r>
         <w:rPr>
@@ -2583,6 +2745,7 @@
           <w:sz w:val="28"/>
           <w:szCs w:val="28"/>
         </w:rPr>
+        <w:lastRenderedPageBreak/>
         <w:t>E</w:t>
       </w:r>
       <w:r>
@@ -2621,24 +2784,3805 @@
         <w:t>HTTP más frecuentes, agrupados por categoría (1xx, 2xx, 3xx, 4xx, 5xx).</w:t>
       </w:r>
     </w:p>
+    <w:tbl>
+      <w:tblPr>
+        <w:tblW w:w="0" w:type="auto"/>
+        <w:tblCellSpacing w:w="15" w:type="dxa"/>
+        <w:tblCellMar>
+          <w:left w:w="0" w:type="dxa"/>
+          <w:right w:w="0" w:type="dxa"/>
+        </w:tblCellMar>
+        <w:tblLook w:val="04A0" w:firstRow="1" w:lastRow="0" w:firstColumn="1" w:lastColumn="0" w:noHBand="0" w:noVBand="1"/>
+      </w:tblPr>
+      <w:tblGrid>
+        <w:gridCol w:w="2122"/>
+        <w:gridCol w:w="1247"/>
+        <w:gridCol w:w="1933"/>
+        <w:gridCol w:w="3329"/>
+      </w:tblGrid>
+      <w:tr>
+        <w:trPr>
+          <w:tblHeader/>
+          <w:tblCellSpacing w:w="15" w:type="dxa"/>
+        </w:trPr>
+        <w:tc>
+          <w:tcPr>
+            <w:tcW w:w="0" w:type="auto"/>
+            <w:tcBorders>
+              <w:top w:val="single" w:sz="6" w:space="0" w:color="C4C7C5"/>
+              <w:left w:val="single" w:sz="6" w:space="0" w:color="C4C7C5"/>
+              <w:bottom w:val="single" w:sz="6" w:space="0" w:color="C4C7C5"/>
+              <w:right w:val="single" w:sz="6" w:space="0" w:color="C4C7C5"/>
+            </w:tcBorders>
+            <w:tcMar>
+              <w:top w:w="120" w:type="dxa"/>
+              <w:left w:w="180" w:type="dxa"/>
+              <w:bottom w:w="120" w:type="dxa"/>
+              <w:right w:w="180" w:type="dxa"/>
+            </w:tcMar>
+            <w:vAlign w:val="center"/>
+            <w:hideMark/>
+          </w:tcPr>
+          <w:p>
+            <w:pPr>
+              <w:spacing w:before="120" w:after="120" w:line="240" w:lineRule="auto"/>
+              <w:jc w:val="both"/>
+              <w:rPr>
+                <w:rFonts w:ascii="Arial" w:hAnsi="Arial" w:cs="Arial"/>
+                <w:b/>
+                <w:bCs/>
+                <w:color w:val="0070C0"/>
+                <w:sz w:val="24"/>
+                <w:szCs w:val="24"/>
+              </w:rPr>
+            </w:pPr>
+            <w:r>
+              <w:rPr>
+                <w:rFonts w:ascii="Arial" w:hAnsi="Arial" w:cs="Arial"/>
+                <w:b/>
+                <w:bCs/>
+                <w:color w:val="0070C0"/>
+                <w:sz w:val="24"/>
+                <w:szCs w:val="24"/>
+              </w:rPr>
+              <w:t>Categoría</w:t>
+            </w:r>
+          </w:p>
+        </w:tc>
+        <w:tc>
+          <w:tcPr>
+            <w:tcW w:w="0" w:type="auto"/>
+            <w:tcBorders>
+              <w:top w:val="single" w:sz="6" w:space="0" w:color="C4C7C5"/>
+              <w:left w:val="single" w:sz="6" w:space="0" w:color="C4C7C5"/>
+              <w:bottom w:val="single" w:sz="6" w:space="0" w:color="C4C7C5"/>
+              <w:right w:val="single" w:sz="6" w:space="0" w:color="C4C7C5"/>
+            </w:tcBorders>
+            <w:tcMar>
+              <w:top w:w="120" w:type="dxa"/>
+              <w:left w:w="180" w:type="dxa"/>
+              <w:bottom w:w="120" w:type="dxa"/>
+              <w:right w:w="180" w:type="dxa"/>
+            </w:tcMar>
+            <w:vAlign w:val="center"/>
+            <w:hideMark/>
+          </w:tcPr>
+          <w:p>
+            <w:pPr>
+              <w:spacing w:before="120" w:after="120" w:line="240" w:lineRule="auto"/>
+              <w:jc w:val="both"/>
+              <w:rPr>
+                <w:rFonts w:ascii="Arial" w:hAnsi="Arial" w:cs="Arial"/>
+                <w:b/>
+                <w:bCs/>
+                <w:color w:val="0070C0"/>
+                <w:sz w:val="24"/>
+                <w:szCs w:val="24"/>
+              </w:rPr>
+            </w:pPr>
+            <w:r>
+              <w:rPr>
+                <w:rFonts w:ascii="Arial" w:hAnsi="Arial" w:cs="Arial"/>
+                <w:b/>
+                <w:bCs/>
+                <w:color w:val="0070C0"/>
+                <w:sz w:val="24"/>
+                <w:szCs w:val="24"/>
+              </w:rPr>
+              <w:t>Código</w:t>
+            </w:r>
+          </w:p>
+        </w:tc>
+        <w:tc>
+          <w:tcPr>
+            <w:tcW w:w="0" w:type="auto"/>
+            <w:tcBorders>
+              <w:top w:val="single" w:sz="6" w:space="0" w:color="C4C7C5"/>
+              <w:left w:val="single" w:sz="6" w:space="0" w:color="C4C7C5"/>
+              <w:bottom w:val="single" w:sz="6" w:space="0" w:color="C4C7C5"/>
+              <w:right w:val="single" w:sz="6" w:space="0" w:color="C4C7C5"/>
+            </w:tcBorders>
+            <w:tcMar>
+              <w:top w:w="120" w:type="dxa"/>
+              <w:left w:w="180" w:type="dxa"/>
+              <w:bottom w:w="120" w:type="dxa"/>
+              <w:right w:w="180" w:type="dxa"/>
+            </w:tcMar>
+            <w:vAlign w:val="center"/>
+            <w:hideMark/>
+          </w:tcPr>
+          <w:p>
+            <w:pPr>
+              <w:spacing w:before="120" w:after="120" w:line="240" w:lineRule="auto"/>
+              <w:jc w:val="both"/>
+              <w:rPr>
+                <w:rFonts w:ascii="Arial" w:hAnsi="Arial" w:cs="Arial"/>
+                <w:b/>
+                <w:bCs/>
+                <w:color w:val="0070C0"/>
+                <w:sz w:val="24"/>
+                <w:szCs w:val="24"/>
+              </w:rPr>
+            </w:pPr>
+            <w:r>
+              <w:rPr>
+                <w:rFonts w:ascii="Arial" w:hAnsi="Arial" w:cs="Arial"/>
+                <w:b/>
+                <w:bCs/>
+                <w:color w:val="0070C0"/>
+                <w:sz w:val="24"/>
+                <w:szCs w:val="24"/>
+              </w:rPr>
+              <w:t>Nombre</w:t>
+            </w:r>
+          </w:p>
+        </w:tc>
+        <w:tc>
+          <w:tcPr>
+            <w:tcW w:w="0" w:type="auto"/>
+            <w:tcBorders>
+              <w:top w:val="single" w:sz="6" w:space="0" w:color="C4C7C5"/>
+              <w:left w:val="single" w:sz="6" w:space="0" w:color="C4C7C5"/>
+              <w:bottom w:val="single" w:sz="6" w:space="0" w:color="C4C7C5"/>
+              <w:right w:val="single" w:sz="6" w:space="0" w:color="C4C7C5"/>
+            </w:tcBorders>
+            <w:tcMar>
+              <w:top w:w="120" w:type="dxa"/>
+              <w:left w:w="180" w:type="dxa"/>
+              <w:bottom w:w="120" w:type="dxa"/>
+              <w:right w:w="180" w:type="dxa"/>
+            </w:tcMar>
+            <w:vAlign w:val="center"/>
+            <w:hideMark/>
+          </w:tcPr>
+          <w:p>
+            <w:pPr>
+              <w:spacing w:before="120" w:after="120" w:line="240" w:lineRule="auto"/>
+              <w:jc w:val="both"/>
+              <w:rPr>
+                <w:rFonts w:ascii="Arial" w:hAnsi="Arial" w:cs="Arial"/>
+                <w:b/>
+                <w:bCs/>
+                <w:color w:val="0070C0"/>
+                <w:sz w:val="24"/>
+                <w:szCs w:val="24"/>
+              </w:rPr>
+            </w:pPr>
+            <w:r>
+              <w:rPr>
+                <w:rFonts w:ascii="Arial" w:hAnsi="Arial" w:cs="Arial"/>
+                <w:b/>
+                <w:bCs/>
+                <w:color w:val="0070C0"/>
+                <w:sz w:val="24"/>
+                <w:szCs w:val="24"/>
+              </w:rPr>
+              <w:t>Descripción breve</w:t>
+            </w:r>
+          </w:p>
+        </w:tc>
+      </w:tr>
+      <w:tr>
+        <w:trPr>
+          <w:tblCellSpacing w:w="15" w:type="dxa"/>
+        </w:trPr>
+        <w:tc>
+          <w:tcPr>
+            <w:tcW w:w="0" w:type="auto"/>
+            <w:tcBorders>
+              <w:top w:val="single" w:sz="6" w:space="0" w:color="C4C7C5"/>
+              <w:left w:val="single" w:sz="6" w:space="0" w:color="C4C7C5"/>
+              <w:bottom w:val="single" w:sz="6" w:space="0" w:color="C4C7C5"/>
+              <w:right w:val="single" w:sz="6" w:space="0" w:color="C4C7C5"/>
+            </w:tcBorders>
+            <w:tcMar>
+              <w:top w:w="120" w:type="dxa"/>
+              <w:left w:w="180" w:type="dxa"/>
+              <w:bottom w:w="120" w:type="dxa"/>
+              <w:right w:w="180" w:type="dxa"/>
+            </w:tcMar>
+            <w:vAlign w:val="center"/>
+            <w:hideMark/>
+          </w:tcPr>
+          <w:p>
+            <w:pPr>
+              <w:spacing w:before="120" w:after="120" w:line="240" w:lineRule="auto"/>
+              <w:jc w:val="both"/>
+              <w:rPr>
+                <w:rFonts w:ascii="Arial" w:hAnsi="Arial" w:cs="Arial"/>
+                <w:b/>
+                <w:bCs/>
+                <w:color w:val="0070C0"/>
+                <w:sz w:val="24"/>
+                <w:szCs w:val="24"/>
+              </w:rPr>
+            </w:pPr>
+            <w:r>
+              <w:rPr>
+                <w:rFonts w:ascii="Arial" w:hAnsi="Arial" w:cs="Arial"/>
+                <w:b/>
+                <w:bCs/>
+                <w:color w:val="0070C0"/>
+                <w:sz w:val="24"/>
+                <w:szCs w:val="24"/>
+              </w:rPr>
+              <w:t>1xx</w:t>
+            </w:r>
+          </w:p>
+          <w:p>
+            <w:pPr>
+              <w:spacing w:before="120" w:after="120" w:line="240" w:lineRule="auto"/>
+              <w:jc w:val="both"/>
+              <w:rPr>
+                <w:rFonts w:ascii="Arial" w:hAnsi="Arial" w:cs="Arial"/>
+                <w:b/>
+                <w:bCs/>
+                <w:color w:val="0070C0"/>
+                <w:sz w:val="24"/>
+                <w:szCs w:val="24"/>
+              </w:rPr>
+            </w:pPr>
+            <w:r>
+              <w:rPr>
+                <w:rFonts w:ascii="Arial" w:hAnsi="Arial" w:cs="Arial"/>
+                <w:b/>
+                <w:bCs/>
+                <w:color w:val="0070C0"/>
+                <w:sz w:val="24"/>
+                <w:szCs w:val="24"/>
+              </w:rPr>
+              <w:br/>
+            </w:r>
+          </w:p>
+          <w:p>
+            <w:pPr>
+              <w:spacing w:before="120" w:after="120" w:line="240" w:lineRule="auto"/>
+              <w:jc w:val="both"/>
+              <w:rPr>
+                <w:rFonts w:ascii="Arial" w:hAnsi="Arial" w:cs="Arial"/>
+                <w:b/>
+                <w:bCs/>
+                <w:color w:val="0070C0"/>
+                <w:sz w:val="24"/>
+                <w:szCs w:val="24"/>
+              </w:rPr>
+            </w:pPr>
+            <w:r>
+              <w:rPr>
+                <w:rFonts w:ascii="Arial" w:hAnsi="Arial" w:cs="Arial"/>
+                <w:b/>
+                <w:bCs/>
+                <w:color w:val="0070C0"/>
+                <w:sz w:val="24"/>
+                <w:szCs w:val="24"/>
+              </w:rPr>
+              <w:t>(Informativas)</w:t>
+            </w:r>
+          </w:p>
+        </w:tc>
+        <w:tc>
+          <w:tcPr>
+            <w:tcW w:w="0" w:type="auto"/>
+            <w:tcBorders>
+              <w:top w:val="single" w:sz="6" w:space="0" w:color="C4C7C5"/>
+              <w:left w:val="single" w:sz="6" w:space="0" w:color="C4C7C5"/>
+              <w:bottom w:val="single" w:sz="6" w:space="0" w:color="C4C7C5"/>
+              <w:right w:val="single" w:sz="6" w:space="0" w:color="C4C7C5"/>
+            </w:tcBorders>
+            <w:tcMar>
+              <w:top w:w="120" w:type="dxa"/>
+              <w:left w:w="180" w:type="dxa"/>
+              <w:bottom w:w="120" w:type="dxa"/>
+              <w:right w:w="180" w:type="dxa"/>
+            </w:tcMar>
+            <w:vAlign w:val="center"/>
+            <w:hideMark/>
+          </w:tcPr>
+          <w:p>
+            <w:pPr>
+              <w:spacing w:before="120" w:after="120" w:line="240" w:lineRule="auto"/>
+              <w:jc w:val="both"/>
+              <w:rPr>
+                <w:rFonts w:ascii="Arial" w:hAnsi="Arial" w:cs="Arial"/>
+                <w:b/>
+                <w:bCs/>
+                <w:color w:val="0070C0"/>
+                <w:sz w:val="24"/>
+                <w:szCs w:val="24"/>
+              </w:rPr>
+            </w:pPr>
+            <w:r>
+              <w:rPr>
+                <w:rFonts w:ascii="Arial" w:hAnsi="Arial" w:cs="Arial"/>
+                <w:b/>
+                <w:bCs/>
+                <w:color w:val="0070C0"/>
+                <w:sz w:val="24"/>
+                <w:szCs w:val="24"/>
+              </w:rPr>
+              <w:t>100</w:t>
+            </w:r>
+          </w:p>
+        </w:tc>
+        <w:tc>
+          <w:tcPr>
+            <w:tcW w:w="0" w:type="auto"/>
+            <w:tcBorders>
+              <w:top w:val="single" w:sz="6" w:space="0" w:color="C4C7C5"/>
+              <w:left w:val="single" w:sz="6" w:space="0" w:color="C4C7C5"/>
+              <w:bottom w:val="single" w:sz="6" w:space="0" w:color="C4C7C5"/>
+              <w:right w:val="single" w:sz="6" w:space="0" w:color="C4C7C5"/>
+            </w:tcBorders>
+            <w:tcMar>
+              <w:top w:w="120" w:type="dxa"/>
+              <w:left w:w="180" w:type="dxa"/>
+              <w:bottom w:w="120" w:type="dxa"/>
+              <w:right w:w="180" w:type="dxa"/>
+            </w:tcMar>
+            <w:vAlign w:val="center"/>
+            <w:hideMark/>
+          </w:tcPr>
+          <w:p>
+            <w:pPr>
+              <w:spacing w:before="120" w:after="120" w:line="240" w:lineRule="auto"/>
+              <w:jc w:val="both"/>
+              <w:rPr>
+                <w:rFonts w:ascii="Arial" w:hAnsi="Arial" w:cs="Arial"/>
+                <w:color w:val="0070C0"/>
+                <w:sz w:val="24"/>
+                <w:szCs w:val="24"/>
+              </w:rPr>
+            </w:pPr>
+            <w:r>
+              <w:rPr>
+                <w:rFonts w:ascii="Arial" w:hAnsi="Arial" w:cs="Arial"/>
+                <w:color w:val="0070C0"/>
+                <w:sz w:val="24"/>
+                <w:szCs w:val="24"/>
+              </w:rPr>
+              <w:t>Continue</w:t>
+            </w:r>
+          </w:p>
+        </w:tc>
+        <w:tc>
+          <w:tcPr>
+            <w:tcW w:w="0" w:type="auto"/>
+            <w:tcBorders>
+              <w:top w:val="single" w:sz="6" w:space="0" w:color="C4C7C5"/>
+              <w:left w:val="single" w:sz="6" w:space="0" w:color="C4C7C5"/>
+              <w:bottom w:val="single" w:sz="6" w:space="0" w:color="C4C7C5"/>
+              <w:right w:val="single" w:sz="6" w:space="0" w:color="C4C7C5"/>
+            </w:tcBorders>
+            <w:tcMar>
+              <w:top w:w="120" w:type="dxa"/>
+              <w:left w:w="180" w:type="dxa"/>
+              <w:bottom w:w="120" w:type="dxa"/>
+              <w:right w:w="180" w:type="dxa"/>
+            </w:tcMar>
+            <w:vAlign w:val="center"/>
+            <w:hideMark/>
+          </w:tcPr>
+          <w:p>
+            <w:pPr>
+              <w:spacing w:before="120" w:after="120" w:line="240" w:lineRule="auto"/>
+              <w:jc w:val="both"/>
+              <w:rPr>
+                <w:rFonts w:ascii="Arial" w:hAnsi="Arial" w:cs="Arial"/>
+                <w:color w:val="0070C0"/>
+                <w:sz w:val="24"/>
+                <w:szCs w:val="24"/>
+              </w:rPr>
+            </w:pPr>
+            <w:r>
+              <w:rPr>
+                <w:rFonts w:ascii="Arial" w:hAnsi="Arial" w:cs="Arial"/>
+                <w:color w:val="0070C0"/>
+                <w:sz w:val="24"/>
+                <w:szCs w:val="24"/>
+              </w:rPr>
+              <w:t>El servidor ha recibido la primera parte de la petición y el cliente puede continuar enviando el resto.</w:t>
+            </w:r>
+          </w:p>
+        </w:tc>
+      </w:tr>
+      <w:tr>
+        <w:trPr>
+          <w:tblCellSpacing w:w="15" w:type="dxa"/>
+        </w:trPr>
+        <w:tc>
+          <w:tcPr>
+            <w:tcW w:w="0" w:type="auto"/>
+            <w:tcBorders>
+              <w:top w:val="single" w:sz="6" w:space="0" w:color="C4C7C5"/>
+              <w:left w:val="single" w:sz="6" w:space="0" w:color="C4C7C5"/>
+              <w:bottom w:val="single" w:sz="6" w:space="0" w:color="C4C7C5"/>
+              <w:right w:val="single" w:sz="6" w:space="0" w:color="C4C7C5"/>
+            </w:tcBorders>
+            <w:tcMar>
+              <w:top w:w="120" w:type="dxa"/>
+              <w:left w:w="180" w:type="dxa"/>
+              <w:bottom w:w="120" w:type="dxa"/>
+              <w:right w:w="180" w:type="dxa"/>
+            </w:tcMar>
+            <w:vAlign w:val="center"/>
+            <w:hideMark/>
+          </w:tcPr>
+          <w:p>
+            <w:pPr>
+              <w:spacing w:before="120" w:after="120" w:line="240" w:lineRule="auto"/>
+              <w:jc w:val="both"/>
+              <w:rPr>
+                <w:rFonts w:ascii="Arial" w:hAnsi="Arial" w:cs="Arial"/>
+                <w:b/>
+                <w:bCs/>
+                <w:color w:val="0070C0"/>
+                <w:sz w:val="24"/>
+                <w:szCs w:val="24"/>
+              </w:rPr>
+            </w:pPr>
+          </w:p>
+        </w:tc>
+        <w:tc>
+          <w:tcPr>
+            <w:tcW w:w="0" w:type="auto"/>
+            <w:tcBorders>
+              <w:top w:val="single" w:sz="6" w:space="0" w:color="C4C7C5"/>
+              <w:left w:val="single" w:sz="6" w:space="0" w:color="C4C7C5"/>
+              <w:bottom w:val="single" w:sz="6" w:space="0" w:color="C4C7C5"/>
+              <w:right w:val="single" w:sz="6" w:space="0" w:color="C4C7C5"/>
+            </w:tcBorders>
+            <w:tcMar>
+              <w:top w:w="120" w:type="dxa"/>
+              <w:left w:w="180" w:type="dxa"/>
+              <w:bottom w:w="120" w:type="dxa"/>
+              <w:right w:w="180" w:type="dxa"/>
+            </w:tcMar>
+            <w:vAlign w:val="center"/>
+            <w:hideMark/>
+          </w:tcPr>
+          <w:p>
+            <w:pPr>
+              <w:spacing w:before="120" w:after="120" w:line="240" w:lineRule="auto"/>
+              <w:jc w:val="both"/>
+              <w:rPr>
+                <w:rFonts w:ascii="Arial" w:hAnsi="Arial" w:cs="Arial"/>
+                <w:b/>
+                <w:bCs/>
+                <w:color w:val="0070C0"/>
+                <w:sz w:val="24"/>
+                <w:szCs w:val="24"/>
+              </w:rPr>
+            </w:pPr>
+          </w:p>
+        </w:tc>
+        <w:tc>
+          <w:tcPr>
+            <w:tcW w:w="0" w:type="auto"/>
+            <w:tcBorders>
+              <w:top w:val="single" w:sz="6" w:space="0" w:color="C4C7C5"/>
+              <w:left w:val="single" w:sz="6" w:space="0" w:color="C4C7C5"/>
+              <w:bottom w:val="single" w:sz="6" w:space="0" w:color="C4C7C5"/>
+              <w:right w:val="single" w:sz="6" w:space="0" w:color="C4C7C5"/>
+            </w:tcBorders>
+            <w:tcMar>
+              <w:top w:w="120" w:type="dxa"/>
+              <w:left w:w="180" w:type="dxa"/>
+              <w:bottom w:w="120" w:type="dxa"/>
+              <w:right w:w="180" w:type="dxa"/>
+            </w:tcMar>
+            <w:vAlign w:val="center"/>
+            <w:hideMark/>
+          </w:tcPr>
+          <w:p>
+            <w:pPr>
+              <w:spacing w:before="120" w:after="120" w:line="240" w:lineRule="auto"/>
+              <w:jc w:val="both"/>
+              <w:rPr>
+                <w:rFonts w:ascii="Arial" w:hAnsi="Arial" w:cs="Arial"/>
+                <w:color w:val="0070C0"/>
+                <w:sz w:val="24"/>
+                <w:szCs w:val="24"/>
+              </w:rPr>
+            </w:pPr>
+          </w:p>
+        </w:tc>
+        <w:tc>
+          <w:tcPr>
+            <w:tcW w:w="0" w:type="auto"/>
+            <w:tcBorders>
+              <w:top w:val="single" w:sz="6" w:space="0" w:color="C4C7C5"/>
+              <w:left w:val="single" w:sz="6" w:space="0" w:color="C4C7C5"/>
+              <w:bottom w:val="single" w:sz="6" w:space="0" w:color="C4C7C5"/>
+              <w:right w:val="single" w:sz="6" w:space="0" w:color="C4C7C5"/>
+            </w:tcBorders>
+            <w:tcMar>
+              <w:top w:w="120" w:type="dxa"/>
+              <w:left w:w="180" w:type="dxa"/>
+              <w:bottom w:w="120" w:type="dxa"/>
+              <w:right w:w="180" w:type="dxa"/>
+            </w:tcMar>
+            <w:vAlign w:val="center"/>
+            <w:hideMark/>
+          </w:tcPr>
+          <w:p>
+            <w:pPr>
+              <w:spacing w:before="120" w:after="120" w:line="240" w:lineRule="auto"/>
+              <w:jc w:val="both"/>
+              <w:rPr>
+                <w:rFonts w:ascii="Arial" w:hAnsi="Arial" w:cs="Arial"/>
+                <w:color w:val="0070C0"/>
+                <w:sz w:val="24"/>
+                <w:szCs w:val="24"/>
+              </w:rPr>
+            </w:pPr>
+          </w:p>
+        </w:tc>
+      </w:tr>
+      <w:tr>
+        <w:trPr>
+          <w:tblCellSpacing w:w="15" w:type="dxa"/>
+        </w:trPr>
+        <w:tc>
+          <w:tcPr>
+            <w:tcW w:w="0" w:type="auto"/>
+            <w:tcBorders>
+              <w:top w:val="single" w:sz="6" w:space="0" w:color="C4C7C5"/>
+              <w:left w:val="single" w:sz="6" w:space="0" w:color="C4C7C5"/>
+              <w:bottom w:val="single" w:sz="6" w:space="0" w:color="C4C7C5"/>
+              <w:right w:val="single" w:sz="6" w:space="0" w:color="C4C7C5"/>
+            </w:tcBorders>
+            <w:tcMar>
+              <w:top w:w="120" w:type="dxa"/>
+              <w:left w:w="180" w:type="dxa"/>
+              <w:bottom w:w="120" w:type="dxa"/>
+              <w:right w:w="180" w:type="dxa"/>
+            </w:tcMar>
+            <w:vAlign w:val="center"/>
+            <w:hideMark/>
+          </w:tcPr>
+          <w:p>
+            <w:pPr>
+              <w:spacing w:before="120" w:after="120" w:line="240" w:lineRule="auto"/>
+              <w:jc w:val="both"/>
+              <w:rPr>
+                <w:rFonts w:ascii="Arial" w:hAnsi="Arial" w:cs="Arial"/>
+                <w:b/>
+                <w:bCs/>
+                <w:color w:val="0070C0"/>
+                <w:sz w:val="24"/>
+                <w:szCs w:val="24"/>
+              </w:rPr>
+            </w:pPr>
+            <w:r>
+              <w:rPr>
+                <w:rFonts w:ascii="Arial" w:hAnsi="Arial" w:cs="Arial"/>
+                <w:b/>
+                <w:bCs/>
+                <w:color w:val="0070C0"/>
+                <w:sz w:val="24"/>
+                <w:szCs w:val="24"/>
+              </w:rPr>
+              <w:t>2xx</w:t>
+            </w:r>
+          </w:p>
+          <w:p>
+            <w:pPr>
+              <w:spacing w:before="120" w:after="120" w:line="240" w:lineRule="auto"/>
+              <w:jc w:val="both"/>
+              <w:rPr>
+                <w:rFonts w:ascii="Arial" w:hAnsi="Arial" w:cs="Arial"/>
+                <w:b/>
+                <w:bCs/>
+                <w:color w:val="0070C0"/>
+                <w:sz w:val="24"/>
+                <w:szCs w:val="24"/>
+              </w:rPr>
+            </w:pPr>
+            <w:r>
+              <w:rPr>
+                <w:rFonts w:ascii="Arial" w:hAnsi="Arial" w:cs="Arial"/>
+                <w:b/>
+                <w:bCs/>
+                <w:color w:val="0070C0"/>
+                <w:sz w:val="24"/>
+                <w:szCs w:val="24"/>
+              </w:rPr>
+              <w:br/>
+            </w:r>
+          </w:p>
+          <w:p>
+            <w:pPr>
+              <w:spacing w:before="120" w:after="120" w:line="240" w:lineRule="auto"/>
+              <w:jc w:val="both"/>
+              <w:rPr>
+                <w:rFonts w:ascii="Arial" w:hAnsi="Arial" w:cs="Arial"/>
+                <w:b/>
+                <w:bCs/>
+                <w:color w:val="0070C0"/>
+                <w:sz w:val="24"/>
+                <w:szCs w:val="24"/>
+              </w:rPr>
+            </w:pPr>
+            <w:r>
+              <w:rPr>
+                <w:rFonts w:ascii="Arial" w:hAnsi="Arial" w:cs="Arial"/>
+                <w:b/>
+                <w:bCs/>
+                <w:color w:val="0070C0"/>
+                <w:sz w:val="24"/>
+                <w:szCs w:val="24"/>
+              </w:rPr>
+              <w:t>(Éxito)</w:t>
+            </w:r>
+          </w:p>
+        </w:tc>
+        <w:tc>
+          <w:tcPr>
+            <w:tcW w:w="0" w:type="auto"/>
+            <w:tcBorders>
+              <w:top w:val="single" w:sz="6" w:space="0" w:color="C4C7C5"/>
+              <w:left w:val="single" w:sz="6" w:space="0" w:color="C4C7C5"/>
+              <w:bottom w:val="single" w:sz="6" w:space="0" w:color="C4C7C5"/>
+              <w:right w:val="single" w:sz="6" w:space="0" w:color="C4C7C5"/>
+            </w:tcBorders>
+            <w:tcMar>
+              <w:top w:w="120" w:type="dxa"/>
+              <w:left w:w="180" w:type="dxa"/>
+              <w:bottom w:w="120" w:type="dxa"/>
+              <w:right w:w="180" w:type="dxa"/>
+            </w:tcMar>
+            <w:vAlign w:val="center"/>
+            <w:hideMark/>
+          </w:tcPr>
+          <w:p>
+            <w:pPr>
+              <w:spacing w:before="120" w:after="120" w:line="240" w:lineRule="auto"/>
+              <w:jc w:val="both"/>
+              <w:rPr>
+                <w:rFonts w:ascii="Arial" w:hAnsi="Arial" w:cs="Arial"/>
+                <w:b/>
+                <w:bCs/>
+                <w:color w:val="0070C0"/>
+                <w:sz w:val="24"/>
+                <w:szCs w:val="24"/>
+              </w:rPr>
+            </w:pPr>
+            <w:r>
+              <w:rPr>
+                <w:rFonts w:ascii="Arial" w:hAnsi="Arial" w:cs="Arial"/>
+                <w:b/>
+                <w:bCs/>
+                <w:color w:val="0070C0"/>
+                <w:sz w:val="24"/>
+                <w:szCs w:val="24"/>
+              </w:rPr>
+              <w:t>200</w:t>
+            </w:r>
+          </w:p>
+        </w:tc>
+        <w:tc>
+          <w:tcPr>
+            <w:tcW w:w="0" w:type="auto"/>
+            <w:tcBorders>
+              <w:top w:val="single" w:sz="6" w:space="0" w:color="C4C7C5"/>
+              <w:left w:val="single" w:sz="6" w:space="0" w:color="C4C7C5"/>
+              <w:bottom w:val="single" w:sz="6" w:space="0" w:color="C4C7C5"/>
+              <w:right w:val="single" w:sz="6" w:space="0" w:color="C4C7C5"/>
+            </w:tcBorders>
+            <w:tcMar>
+              <w:top w:w="120" w:type="dxa"/>
+              <w:left w:w="180" w:type="dxa"/>
+              <w:bottom w:w="120" w:type="dxa"/>
+              <w:right w:w="180" w:type="dxa"/>
+            </w:tcMar>
+            <w:vAlign w:val="center"/>
+            <w:hideMark/>
+          </w:tcPr>
+          <w:p>
+            <w:pPr>
+              <w:spacing w:before="120" w:after="120" w:line="240" w:lineRule="auto"/>
+              <w:jc w:val="both"/>
+              <w:rPr>
+                <w:rFonts w:ascii="Arial" w:hAnsi="Arial" w:cs="Arial"/>
+                <w:color w:val="0070C0"/>
+                <w:sz w:val="24"/>
+                <w:szCs w:val="24"/>
+              </w:rPr>
+            </w:pPr>
+            <w:r>
+              <w:rPr>
+                <w:rFonts w:ascii="Arial" w:hAnsi="Arial" w:cs="Arial"/>
+                <w:color w:val="0070C0"/>
+                <w:sz w:val="24"/>
+                <w:szCs w:val="24"/>
+              </w:rPr>
+              <w:t>OK</w:t>
+            </w:r>
+          </w:p>
+        </w:tc>
+        <w:tc>
+          <w:tcPr>
+            <w:tcW w:w="0" w:type="auto"/>
+            <w:tcBorders>
+              <w:top w:val="single" w:sz="6" w:space="0" w:color="C4C7C5"/>
+              <w:left w:val="single" w:sz="6" w:space="0" w:color="C4C7C5"/>
+              <w:bottom w:val="single" w:sz="6" w:space="0" w:color="C4C7C5"/>
+              <w:right w:val="single" w:sz="6" w:space="0" w:color="C4C7C5"/>
+            </w:tcBorders>
+            <w:tcMar>
+              <w:top w:w="120" w:type="dxa"/>
+              <w:left w:w="180" w:type="dxa"/>
+              <w:bottom w:w="120" w:type="dxa"/>
+              <w:right w:w="180" w:type="dxa"/>
+            </w:tcMar>
+            <w:vAlign w:val="center"/>
+            <w:hideMark/>
+          </w:tcPr>
+          <w:p>
+            <w:pPr>
+              <w:spacing w:before="120" w:after="120" w:line="240" w:lineRule="auto"/>
+              <w:jc w:val="both"/>
+              <w:rPr>
+                <w:rFonts w:ascii="Arial" w:hAnsi="Arial" w:cs="Arial"/>
+                <w:color w:val="0070C0"/>
+                <w:sz w:val="24"/>
+                <w:szCs w:val="24"/>
+              </w:rPr>
+            </w:pPr>
+            <w:r>
+              <w:rPr>
+                <w:rFonts w:ascii="Arial" w:hAnsi="Arial" w:cs="Arial"/>
+                <w:color w:val="0070C0"/>
+                <w:sz w:val="24"/>
+                <w:szCs w:val="24"/>
+              </w:rPr>
+              <w:t>La petición se ha procesado con éxito (es la respuesta estándar para páginas correctas).</w:t>
+            </w:r>
+          </w:p>
+        </w:tc>
+      </w:tr>
+      <w:tr>
+        <w:trPr>
+          <w:tblCellSpacing w:w="15" w:type="dxa"/>
+        </w:trPr>
+        <w:tc>
+          <w:tcPr>
+            <w:tcW w:w="0" w:type="auto"/>
+            <w:tcBorders>
+              <w:top w:val="single" w:sz="6" w:space="0" w:color="C4C7C5"/>
+              <w:left w:val="single" w:sz="6" w:space="0" w:color="C4C7C5"/>
+              <w:bottom w:val="single" w:sz="6" w:space="0" w:color="C4C7C5"/>
+              <w:right w:val="single" w:sz="6" w:space="0" w:color="C4C7C5"/>
+            </w:tcBorders>
+            <w:tcMar>
+              <w:top w:w="120" w:type="dxa"/>
+              <w:left w:w="180" w:type="dxa"/>
+              <w:bottom w:w="120" w:type="dxa"/>
+              <w:right w:w="180" w:type="dxa"/>
+            </w:tcMar>
+            <w:vAlign w:val="center"/>
+            <w:hideMark/>
+          </w:tcPr>
+          <w:p>
+            <w:pPr>
+              <w:spacing w:before="120" w:after="120" w:line="240" w:lineRule="auto"/>
+              <w:jc w:val="both"/>
+              <w:rPr>
+                <w:rFonts w:ascii="Arial" w:hAnsi="Arial" w:cs="Arial"/>
+                <w:b/>
+                <w:bCs/>
+                <w:color w:val="0070C0"/>
+                <w:sz w:val="24"/>
+                <w:szCs w:val="24"/>
+              </w:rPr>
+            </w:pPr>
+          </w:p>
+        </w:tc>
+        <w:tc>
+          <w:tcPr>
+            <w:tcW w:w="0" w:type="auto"/>
+            <w:tcBorders>
+              <w:top w:val="single" w:sz="6" w:space="0" w:color="C4C7C5"/>
+              <w:left w:val="single" w:sz="6" w:space="0" w:color="C4C7C5"/>
+              <w:bottom w:val="single" w:sz="6" w:space="0" w:color="C4C7C5"/>
+              <w:right w:val="single" w:sz="6" w:space="0" w:color="C4C7C5"/>
+            </w:tcBorders>
+            <w:tcMar>
+              <w:top w:w="120" w:type="dxa"/>
+              <w:left w:w="180" w:type="dxa"/>
+              <w:bottom w:w="120" w:type="dxa"/>
+              <w:right w:w="180" w:type="dxa"/>
+            </w:tcMar>
+            <w:vAlign w:val="center"/>
+            <w:hideMark/>
+          </w:tcPr>
+          <w:p>
+            <w:pPr>
+              <w:spacing w:before="120" w:after="120" w:line="240" w:lineRule="auto"/>
+              <w:jc w:val="both"/>
+              <w:rPr>
+                <w:rFonts w:ascii="Arial" w:hAnsi="Arial" w:cs="Arial"/>
+                <w:b/>
+                <w:bCs/>
+                <w:color w:val="0070C0"/>
+                <w:sz w:val="24"/>
+                <w:szCs w:val="24"/>
+              </w:rPr>
+            </w:pPr>
+            <w:r>
+              <w:rPr>
+                <w:rFonts w:ascii="Arial" w:hAnsi="Arial" w:cs="Arial"/>
+                <w:b/>
+                <w:bCs/>
+                <w:color w:val="0070C0"/>
+                <w:sz w:val="24"/>
+                <w:szCs w:val="24"/>
+              </w:rPr>
+              <w:t>201</w:t>
+            </w:r>
+          </w:p>
+        </w:tc>
+        <w:tc>
+          <w:tcPr>
+            <w:tcW w:w="0" w:type="auto"/>
+            <w:tcBorders>
+              <w:top w:val="single" w:sz="6" w:space="0" w:color="C4C7C5"/>
+              <w:left w:val="single" w:sz="6" w:space="0" w:color="C4C7C5"/>
+              <w:bottom w:val="single" w:sz="6" w:space="0" w:color="C4C7C5"/>
+              <w:right w:val="single" w:sz="6" w:space="0" w:color="C4C7C5"/>
+            </w:tcBorders>
+            <w:tcMar>
+              <w:top w:w="120" w:type="dxa"/>
+              <w:left w:w="180" w:type="dxa"/>
+              <w:bottom w:w="120" w:type="dxa"/>
+              <w:right w:w="180" w:type="dxa"/>
+            </w:tcMar>
+            <w:vAlign w:val="center"/>
+            <w:hideMark/>
+          </w:tcPr>
+          <w:p>
+            <w:pPr>
+              <w:spacing w:before="120" w:after="120" w:line="240" w:lineRule="auto"/>
+              <w:jc w:val="both"/>
+              <w:rPr>
+                <w:rFonts w:ascii="Arial" w:hAnsi="Arial" w:cs="Arial"/>
+                <w:color w:val="0070C0"/>
+                <w:sz w:val="24"/>
+                <w:szCs w:val="24"/>
+              </w:rPr>
+            </w:pPr>
+            <w:proofErr w:type="spellStart"/>
+            <w:r>
+              <w:rPr>
+                <w:rFonts w:ascii="Arial" w:hAnsi="Arial" w:cs="Arial"/>
+                <w:color w:val="0070C0"/>
+                <w:sz w:val="24"/>
+                <w:szCs w:val="24"/>
+              </w:rPr>
+              <w:t>Created</w:t>
+            </w:r>
+            <w:proofErr w:type="spellEnd"/>
+          </w:p>
+        </w:tc>
+        <w:tc>
+          <w:tcPr>
+            <w:tcW w:w="0" w:type="auto"/>
+            <w:tcBorders>
+              <w:top w:val="single" w:sz="6" w:space="0" w:color="C4C7C5"/>
+              <w:left w:val="single" w:sz="6" w:space="0" w:color="C4C7C5"/>
+              <w:bottom w:val="single" w:sz="6" w:space="0" w:color="C4C7C5"/>
+              <w:right w:val="single" w:sz="6" w:space="0" w:color="C4C7C5"/>
+            </w:tcBorders>
+            <w:tcMar>
+              <w:top w:w="120" w:type="dxa"/>
+              <w:left w:w="180" w:type="dxa"/>
+              <w:bottom w:w="120" w:type="dxa"/>
+              <w:right w:w="180" w:type="dxa"/>
+            </w:tcMar>
+            <w:vAlign w:val="center"/>
+            <w:hideMark/>
+          </w:tcPr>
+          <w:p>
+            <w:pPr>
+              <w:spacing w:before="120" w:after="120" w:line="240" w:lineRule="auto"/>
+              <w:jc w:val="both"/>
+              <w:rPr>
+                <w:rFonts w:ascii="Arial" w:hAnsi="Arial" w:cs="Arial"/>
+                <w:color w:val="0070C0"/>
+                <w:sz w:val="24"/>
+                <w:szCs w:val="24"/>
+              </w:rPr>
+            </w:pPr>
+            <w:r>
+              <w:rPr>
+                <w:rFonts w:ascii="Arial" w:hAnsi="Arial" w:cs="Arial"/>
+                <w:color w:val="0070C0"/>
+                <w:sz w:val="24"/>
+                <w:szCs w:val="24"/>
+              </w:rPr>
+              <w:t xml:space="preserve">La petición ha tenido éxito y se ha creado un nuevo recurso (común en </w:t>
+            </w:r>
+            <w:proofErr w:type="spellStart"/>
+            <w:r>
+              <w:rPr>
+                <w:rFonts w:ascii="Arial" w:hAnsi="Arial" w:cs="Arial"/>
+                <w:color w:val="0070C0"/>
+                <w:sz w:val="24"/>
+                <w:szCs w:val="24"/>
+              </w:rPr>
+              <w:t>APIs</w:t>
+            </w:r>
+            <w:proofErr w:type="spellEnd"/>
+            <w:r>
+              <w:rPr>
+                <w:rFonts w:ascii="Arial" w:hAnsi="Arial" w:cs="Arial"/>
+                <w:color w:val="0070C0"/>
+                <w:sz w:val="24"/>
+                <w:szCs w:val="24"/>
+              </w:rPr>
+              <w:t xml:space="preserve"> tras un registro o inserción).</w:t>
+            </w:r>
+          </w:p>
+        </w:tc>
+      </w:tr>
+      <w:tr>
+        <w:trPr>
+          <w:tblCellSpacing w:w="15" w:type="dxa"/>
+        </w:trPr>
+        <w:tc>
+          <w:tcPr>
+            <w:tcW w:w="0" w:type="auto"/>
+            <w:tcBorders>
+              <w:top w:val="single" w:sz="6" w:space="0" w:color="C4C7C5"/>
+              <w:left w:val="single" w:sz="6" w:space="0" w:color="C4C7C5"/>
+              <w:bottom w:val="single" w:sz="6" w:space="0" w:color="C4C7C5"/>
+              <w:right w:val="single" w:sz="6" w:space="0" w:color="C4C7C5"/>
+            </w:tcBorders>
+            <w:tcMar>
+              <w:top w:w="120" w:type="dxa"/>
+              <w:left w:w="180" w:type="dxa"/>
+              <w:bottom w:w="120" w:type="dxa"/>
+              <w:right w:w="180" w:type="dxa"/>
+            </w:tcMar>
+            <w:vAlign w:val="center"/>
+            <w:hideMark/>
+          </w:tcPr>
+          <w:p>
+            <w:pPr>
+              <w:spacing w:before="120" w:after="120" w:line="240" w:lineRule="auto"/>
+              <w:jc w:val="both"/>
+              <w:rPr>
+                <w:rFonts w:ascii="Arial" w:hAnsi="Arial" w:cs="Arial"/>
+                <w:b/>
+                <w:bCs/>
+                <w:color w:val="0070C0"/>
+                <w:sz w:val="24"/>
+                <w:szCs w:val="24"/>
+              </w:rPr>
+            </w:pPr>
+          </w:p>
+        </w:tc>
+        <w:tc>
+          <w:tcPr>
+            <w:tcW w:w="0" w:type="auto"/>
+            <w:tcBorders>
+              <w:top w:val="single" w:sz="6" w:space="0" w:color="C4C7C5"/>
+              <w:left w:val="single" w:sz="6" w:space="0" w:color="C4C7C5"/>
+              <w:bottom w:val="single" w:sz="6" w:space="0" w:color="C4C7C5"/>
+              <w:right w:val="single" w:sz="6" w:space="0" w:color="C4C7C5"/>
+            </w:tcBorders>
+            <w:tcMar>
+              <w:top w:w="120" w:type="dxa"/>
+              <w:left w:w="180" w:type="dxa"/>
+              <w:bottom w:w="120" w:type="dxa"/>
+              <w:right w:w="180" w:type="dxa"/>
+            </w:tcMar>
+            <w:vAlign w:val="center"/>
+            <w:hideMark/>
+          </w:tcPr>
+          <w:p>
+            <w:pPr>
+              <w:spacing w:before="120" w:after="120" w:line="240" w:lineRule="auto"/>
+              <w:jc w:val="both"/>
+              <w:rPr>
+                <w:rFonts w:ascii="Arial" w:hAnsi="Arial" w:cs="Arial"/>
+                <w:b/>
+                <w:bCs/>
+                <w:color w:val="0070C0"/>
+                <w:sz w:val="24"/>
+                <w:szCs w:val="24"/>
+              </w:rPr>
+            </w:pPr>
+            <w:r>
+              <w:rPr>
+                <w:rFonts w:ascii="Arial" w:hAnsi="Arial" w:cs="Arial"/>
+                <w:b/>
+                <w:bCs/>
+                <w:color w:val="0070C0"/>
+                <w:sz w:val="24"/>
+                <w:szCs w:val="24"/>
+              </w:rPr>
+              <w:t>204</w:t>
+            </w:r>
+          </w:p>
+        </w:tc>
+        <w:tc>
+          <w:tcPr>
+            <w:tcW w:w="0" w:type="auto"/>
+            <w:tcBorders>
+              <w:top w:val="single" w:sz="6" w:space="0" w:color="C4C7C5"/>
+              <w:left w:val="single" w:sz="6" w:space="0" w:color="C4C7C5"/>
+              <w:bottom w:val="single" w:sz="6" w:space="0" w:color="C4C7C5"/>
+              <w:right w:val="single" w:sz="6" w:space="0" w:color="C4C7C5"/>
+            </w:tcBorders>
+            <w:tcMar>
+              <w:top w:w="120" w:type="dxa"/>
+              <w:left w:w="180" w:type="dxa"/>
+              <w:bottom w:w="120" w:type="dxa"/>
+              <w:right w:w="180" w:type="dxa"/>
+            </w:tcMar>
+            <w:vAlign w:val="center"/>
+            <w:hideMark/>
+          </w:tcPr>
+          <w:p>
+            <w:pPr>
+              <w:spacing w:before="120" w:after="120" w:line="240" w:lineRule="auto"/>
+              <w:jc w:val="both"/>
+              <w:rPr>
+                <w:rFonts w:ascii="Arial" w:hAnsi="Arial" w:cs="Arial"/>
+                <w:color w:val="0070C0"/>
+                <w:sz w:val="24"/>
+                <w:szCs w:val="24"/>
+              </w:rPr>
+            </w:pPr>
+            <w:r>
+              <w:rPr>
+                <w:rFonts w:ascii="Arial" w:hAnsi="Arial" w:cs="Arial"/>
+                <w:color w:val="0070C0"/>
+                <w:sz w:val="24"/>
+                <w:szCs w:val="24"/>
+              </w:rPr>
+              <w:t>No Content</w:t>
+            </w:r>
+          </w:p>
+        </w:tc>
+        <w:tc>
+          <w:tcPr>
+            <w:tcW w:w="0" w:type="auto"/>
+            <w:tcBorders>
+              <w:top w:val="single" w:sz="6" w:space="0" w:color="C4C7C5"/>
+              <w:left w:val="single" w:sz="6" w:space="0" w:color="C4C7C5"/>
+              <w:bottom w:val="single" w:sz="6" w:space="0" w:color="C4C7C5"/>
+              <w:right w:val="single" w:sz="6" w:space="0" w:color="C4C7C5"/>
+            </w:tcBorders>
+            <w:tcMar>
+              <w:top w:w="120" w:type="dxa"/>
+              <w:left w:w="180" w:type="dxa"/>
+              <w:bottom w:w="120" w:type="dxa"/>
+              <w:right w:w="180" w:type="dxa"/>
+            </w:tcMar>
+            <w:vAlign w:val="center"/>
+            <w:hideMark/>
+          </w:tcPr>
+          <w:p>
+            <w:pPr>
+              <w:spacing w:before="120" w:after="120" w:line="240" w:lineRule="auto"/>
+              <w:jc w:val="both"/>
+              <w:rPr>
+                <w:rFonts w:ascii="Arial" w:hAnsi="Arial" w:cs="Arial"/>
+                <w:color w:val="0070C0"/>
+                <w:sz w:val="24"/>
+                <w:szCs w:val="24"/>
+              </w:rPr>
+            </w:pPr>
+            <w:r>
+              <w:rPr>
+                <w:rFonts w:ascii="Arial" w:hAnsi="Arial" w:cs="Arial"/>
+                <w:color w:val="0070C0"/>
+                <w:sz w:val="24"/>
+                <w:szCs w:val="24"/>
+              </w:rPr>
+              <w:t>La petición se procesó correctamente, pero el servidor no necesita devolver ningún contenido.</w:t>
+            </w:r>
+          </w:p>
+        </w:tc>
+      </w:tr>
+      <w:tr>
+        <w:trPr>
+          <w:tblCellSpacing w:w="15" w:type="dxa"/>
+        </w:trPr>
+        <w:tc>
+          <w:tcPr>
+            <w:tcW w:w="0" w:type="auto"/>
+            <w:tcBorders>
+              <w:top w:val="single" w:sz="6" w:space="0" w:color="C4C7C5"/>
+              <w:left w:val="single" w:sz="6" w:space="0" w:color="C4C7C5"/>
+              <w:bottom w:val="single" w:sz="6" w:space="0" w:color="C4C7C5"/>
+              <w:right w:val="single" w:sz="6" w:space="0" w:color="C4C7C5"/>
+            </w:tcBorders>
+            <w:tcMar>
+              <w:top w:w="120" w:type="dxa"/>
+              <w:left w:w="180" w:type="dxa"/>
+              <w:bottom w:w="120" w:type="dxa"/>
+              <w:right w:w="180" w:type="dxa"/>
+            </w:tcMar>
+            <w:vAlign w:val="center"/>
+            <w:hideMark/>
+          </w:tcPr>
+          <w:p>
+            <w:pPr>
+              <w:spacing w:before="120" w:after="120" w:line="240" w:lineRule="auto"/>
+              <w:jc w:val="both"/>
+              <w:rPr>
+                <w:rFonts w:ascii="Arial" w:hAnsi="Arial" w:cs="Arial"/>
+                <w:b/>
+                <w:bCs/>
+                <w:color w:val="0070C0"/>
+                <w:sz w:val="24"/>
+                <w:szCs w:val="24"/>
+              </w:rPr>
+            </w:pPr>
+          </w:p>
+        </w:tc>
+        <w:tc>
+          <w:tcPr>
+            <w:tcW w:w="0" w:type="auto"/>
+            <w:tcBorders>
+              <w:top w:val="single" w:sz="6" w:space="0" w:color="C4C7C5"/>
+              <w:left w:val="single" w:sz="6" w:space="0" w:color="C4C7C5"/>
+              <w:bottom w:val="single" w:sz="6" w:space="0" w:color="C4C7C5"/>
+              <w:right w:val="single" w:sz="6" w:space="0" w:color="C4C7C5"/>
+            </w:tcBorders>
+            <w:tcMar>
+              <w:top w:w="120" w:type="dxa"/>
+              <w:left w:w="180" w:type="dxa"/>
+              <w:bottom w:w="120" w:type="dxa"/>
+              <w:right w:w="180" w:type="dxa"/>
+            </w:tcMar>
+            <w:vAlign w:val="center"/>
+            <w:hideMark/>
+          </w:tcPr>
+          <w:p>
+            <w:pPr>
+              <w:spacing w:before="120" w:after="120" w:line="240" w:lineRule="auto"/>
+              <w:jc w:val="both"/>
+              <w:rPr>
+                <w:rFonts w:ascii="Arial" w:hAnsi="Arial" w:cs="Arial"/>
+                <w:b/>
+                <w:bCs/>
+                <w:color w:val="0070C0"/>
+                <w:sz w:val="24"/>
+                <w:szCs w:val="24"/>
+              </w:rPr>
+            </w:pPr>
+          </w:p>
+        </w:tc>
+        <w:tc>
+          <w:tcPr>
+            <w:tcW w:w="0" w:type="auto"/>
+            <w:tcBorders>
+              <w:top w:val="single" w:sz="6" w:space="0" w:color="C4C7C5"/>
+              <w:left w:val="single" w:sz="6" w:space="0" w:color="C4C7C5"/>
+              <w:bottom w:val="single" w:sz="6" w:space="0" w:color="C4C7C5"/>
+              <w:right w:val="single" w:sz="6" w:space="0" w:color="C4C7C5"/>
+            </w:tcBorders>
+            <w:tcMar>
+              <w:top w:w="120" w:type="dxa"/>
+              <w:left w:w="180" w:type="dxa"/>
+              <w:bottom w:w="120" w:type="dxa"/>
+              <w:right w:w="180" w:type="dxa"/>
+            </w:tcMar>
+            <w:vAlign w:val="center"/>
+            <w:hideMark/>
+          </w:tcPr>
+          <w:p>
+            <w:pPr>
+              <w:spacing w:before="120" w:after="120" w:line="240" w:lineRule="auto"/>
+              <w:jc w:val="both"/>
+              <w:rPr>
+                <w:rFonts w:ascii="Arial" w:hAnsi="Arial" w:cs="Arial"/>
+                <w:color w:val="0070C0"/>
+                <w:sz w:val="24"/>
+                <w:szCs w:val="24"/>
+              </w:rPr>
+            </w:pPr>
+          </w:p>
+        </w:tc>
+        <w:tc>
+          <w:tcPr>
+            <w:tcW w:w="0" w:type="auto"/>
+            <w:tcBorders>
+              <w:top w:val="single" w:sz="6" w:space="0" w:color="C4C7C5"/>
+              <w:left w:val="single" w:sz="6" w:space="0" w:color="C4C7C5"/>
+              <w:bottom w:val="single" w:sz="6" w:space="0" w:color="C4C7C5"/>
+              <w:right w:val="single" w:sz="6" w:space="0" w:color="C4C7C5"/>
+            </w:tcBorders>
+            <w:tcMar>
+              <w:top w:w="120" w:type="dxa"/>
+              <w:left w:w="180" w:type="dxa"/>
+              <w:bottom w:w="120" w:type="dxa"/>
+              <w:right w:w="180" w:type="dxa"/>
+            </w:tcMar>
+            <w:vAlign w:val="center"/>
+            <w:hideMark/>
+          </w:tcPr>
+          <w:p>
+            <w:pPr>
+              <w:spacing w:before="120" w:after="120" w:line="240" w:lineRule="auto"/>
+              <w:jc w:val="both"/>
+              <w:rPr>
+                <w:rFonts w:ascii="Arial" w:hAnsi="Arial" w:cs="Arial"/>
+                <w:color w:val="0070C0"/>
+                <w:sz w:val="24"/>
+                <w:szCs w:val="24"/>
+              </w:rPr>
+            </w:pPr>
+          </w:p>
+        </w:tc>
+      </w:tr>
+      <w:tr>
+        <w:trPr>
+          <w:tblCellSpacing w:w="15" w:type="dxa"/>
+        </w:trPr>
+        <w:tc>
+          <w:tcPr>
+            <w:tcW w:w="0" w:type="auto"/>
+            <w:tcBorders>
+              <w:top w:val="single" w:sz="6" w:space="0" w:color="C4C7C5"/>
+              <w:left w:val="single" w:sz="6" w:space="0" w:color="C4C7C5"/>
+              <w:bottom w:val="single" w:sz="6" w:space="0" w:color="C4C7C5"/>
+              <w:right w:val="single" w:sz="6" w:space="0" w:color="C4C7C5"/>
+            </w:tcBorders>
+            <w:tcMar>
+              <w:top w:w="120" w:type="dxa"/>
+              <w:left w:w="180" w:type="dxa"/>
+              <w:bottom w:w="120" w:type="dxa"/>
+              <w:right w:w="180" w:type="dxa"/>
+            </w:tcMar>
+            <w:vAlign w:val="center"/>
+            <w:hideMark/>
+          </w:tcPr>
+          <w:p>
+            <w:pPr>
+              <w:spacing w:before="120" w:after="120" w:line="240" w:lineRule="auto"/>
+              <w:jc w:val="both"/>
+              <w:rPr>
+                <w:rFonts w:ascii="Arial" w:hAnsi="Arial" w:cs="Arial"/>
+                <w:b/>
+                <w:bCs/>
+                <w:color w:val="0070C0"/>
+                <w:sz w:val="24"/>
+                <w:szCs w:val="24"/>
+              </w:rPr>
+            </w:pPr>
+            <w:r>
+              <w:rPr>
+                <w:rFonts w:ascii="Arial" w:hAnsi="Arial" w:cs="Arial"/>
+                <w:b/>
+                <w:bCs/>
+                <w:color w:val="0070C0"/>
+                <w:sz w:val="24"/>
+                <w:szCs w:val="24"/>
+              </w:rPr>
+              <w:t>3xx</w:t>
+            </w:r>
+          </w:p>
+          <w:p>
+            <w:pPr>
+              <w:spacing w:before="120" w:after="120" w:line="240" w:lineRule="auto"/>
+              <w:jc w:val="both"/>
+              <w:rPr>
+                <w:rFonts w:ascii="Arial" w:hAnsi="Arial" w:cs="Arial"/>
+                <w:b/>
+                <w:bCs/>
+                <w:color w:val="0070C0"/>
+                <w:sz w:val="24"/>
+                <w:szCs w:val="24"/>
+              </w:rPr>
+            </w:pPr>
+            <w:r>
+              <w:rPr>
+                <w:rFonts w:ascii="Arial" w:hAnsi="Arial" w:cs="Arial"/>
+                <w:b/>
+                <w:bCs/>
+                <w:color w:val="0070C0"/>
+                <w:sz w:val="24"/>
+                <w:szCs w:val="24"/>
+              </w:rPr>
+              <w:br/>
+            </w:r>
+          </w:p>
+          <w:p>
+            <w:pPr>
+              <w:spacing w:before="120" w:after="120" w:line="240" w:lineRule="auto"/>
+              <w:jc w:val="both"/>
+              <w:rPr>
+                <w:rFonts w:ascii="Arial" w:hAnsi="Arial" w:cs="Arial"/>
+                <w:b/>
+                <w:bCs/>
+                <w:color w:val="0070C0"/>
+                <w:sz w:val="24"/>
+                <w:szCs w:val="24"/>
+              </w:rPr>
+            </w:pPr>
+            <w:r>
+              <w:rPr>
+                <w:rFonts w:ascii="Arial" w:hAnsi="Arial" w:cs="Arial"/>
+                <w:b/>
+                <w:bCs/>
+                <w:color w:val="0070C0"/>
+                <w:sz w:val="24"/>
+                <w:szCs w:val="24"/>
+              </w:rPr>
+              <w:t>(Redirección)</w:t>
+            </w:r>
+          </w:p>
+        </w:tc>
+        <w:tc>
+          <w:tcPr>
+            <w:tcW w:w="0" w:type="auto"/>
+            <w:tcBorders>
+              <w:top w:val="single" w:sz="6" w:space="0" w:color="C4C7C5"/>
+              <w:left w:val="single" w:sz="6" w:space="0" w:color="C4C7C5"/>
+              <w:bottom w:val="single" w:sz="6" w:space="0" w:color="C4C7C5"/>
+              <w:right w:val="single" w:sz="6" w:space="0" w:color="C4C7C5"/>
+            </w:tcBorders>
+            <w:tcMar>
+              <w:top w:w="120" w:type="dxa"/>
+              <w:left w:w="180" w:type="dxa"/>
+              <w:bottom w:w="120" w:type="dxa"/>
+              <w:right w:w="180" w:type="dxa"/>
+            </w:tcMar>
+            <w:vAlign w:val="center"/>
+            <w:hideMark/>
+          </w:tcPr>
+          <w:p>
+            <w:pPr>
+              <w:spacing w:before="120" w:after="120" w:line="240" w:lineRule="auto"/>
+              <w:jc w:val="both"/>
+              <w:rPr>
+                <w:rFonts w:ascii="Arial" w:hAnsi="Arial" w:cs="Arial"/>
+                <w:b/>
+                <w:bCs/>
+                <w:color w:val="0070C0"/>
+                <w:sz w:val="24"/>
+                <w:szCs w:val="24"/>
+              </w:rPr>
+            </w:pPr>
+            <w:r>
+              <w:rPr>
+                <w:rFonts w:ascii="Arial" w:hAnsi="Arial" w:cs="Arial"/>
+                <w:b/>
+                <w:bCs/>
+                <w:color w:val="0070C0"/>
+                <w:sz w:val="24"/>
+                <w:szCs w:val="24"/>
+              </w:rPr>
+              <w:t>301</w:t>
+            </w:r>
+          </w:p>
+        </w:tc>
+        <w:tc>
+          <w:tcPr>
+            <w:tcW w:w="0" w:type="auto"/>
+            <w:tcBorders>
+              <w:top w:val="single" w:sz="6" w:space="0" w:color="C4C7C5"/>
+              <w:left w:val="single" w:sz="6" w:space="0" w:color="C4C7C5"/>
+              <w:bottom w:val="single" w:sz="6" w:space="0" w:color="C4C7C5"/>
+              <w:right w:val="single" w:sz="6" w:space="0" w:color="C4C7C5"/>
+            </w:tcBorders>
+            <w:tcMar>
+              <w:top w:w="120" w:type="dxa"/>
+              <w:left w:w="180" w:type="dxa"/>
+              <w:bottom w:w="120" w:type="dxa"/>
+              <w:right w:w="180" w:type="dxa"/>
+            </w:tcMar>
+            <w:vAlign w:val="center"/>
+            <w:hideMark/>
+          </w:tcPr>
+          <w:p>
+            <w:pPr>
+              <w:spacing w:before="120" w:after="120" w:line="240" w:lineRule="auto"/>
+              <w:jc w:val="both"/>
+              <w:rPr>
+                <w:rFonts w:ascii="Arial" w:hAnsi="Arial" w:cs="Arial"/>
+                <w:color w:val="0070C0"/>
+                <w:sz w:val="24"/>
+                <w:szCs w:val="24"/>
+              </w:rPr>
+            </w:pPr>
+            <w:r>
+              <w:rPr>
+                <w:rFonts w:ascii="Arial" w:hAnsi="Arial" w:cs="Arial"/>
+                <w:color w:val="0070C0"/>
+                <w:sz w:val="24"/>
+                <w:szCs w:val="24"/>
+              </w:rPr>
+              <w:t xml:space="preserve">Moved </w:t>
+            </w:r>
+            <w:proofErr w:type="spellStart"/>
+            <w:r>
+              <w:rPr>
+                <w:rFonts w:ascii="Arial" w:hAnsi="Arial" w:cs="Arial"/>
+                <w:color w:val="0070C0"/>
+                <w:sz w:val="24"/>
+                <w:szCs w:val="24"/>
+              </w:rPr>
+              <w:t>Permanently</w:t>
+            </w:r>
+            <w:proofErr w:type="spellEnd"/>
+          </w:p>
+        </w:tc>
+        <w:tc>
+          <w:tcPr>
+            <w:tcW w:w="0" w:type="auto"/>
+            <w:tcBorders>
+              <w:top w:val="single" w:sz="6" w:space="0" w:color="C4C7C5"/>
+              <w:left w:val="single" w:sz="6" w:space="0" w:color="C4C7C5"/>
+              <w:bottom w:val="single" w:sz="6" w:space="0" w:color="C4C7C5"/>
+              <w:right w:val="single" w:sz="6" w:space="0" w:color="C4C7C5"/>
+            </w:tcBorders>
+            <w:tcMar>
+              <w:top w:w="120" w:type="dxa"/>
+              <w:left w:w="180" w:type="dxa"/>
+              <w:bottom w:w="120" w:type="dxa"/>
+              <w:right w:w="180" w:type="dxa"/>
+            </w:tcMar>
+            <w:vAlign w:val="center"/>
+            <w:hideMark/>
+          </w:tcPr>
+          <w:p>
+            <w:pPr>
+              <w:spacing w:before="120" w:after="120" w:line="240" w:lineRule="auto"/>
+              <w:jc w:val="both"/>
+              <w:rPr>
+                <w:rFonts w:ascii="Arial" w:hAnsi="Arial" w:cs="Arial"/>
+                <w:color w:val="0070C0"/>
+                <w:sz w:val="24"/>
+                <w:szCs w:val="24"/>
+              </w:rPr>
+            </w:pPr>
+            <w:r>
+              <w:rPr>
+                <w:rFonts w:ascii="Arial" w:hAnsi="Arial" w:cs="Arial"/>
+                <w:color w:val="0070C0"/>
+                <w:sz w:val="24"/>
+                <w:szCs w:val="24"/>
+              </w:rPr>
+              <w:t>El recurso se ha movido a una nueva URL de forma definitiva.</w:t>
+            </w:r>
+          </w:p>
+        </w:tc>
+      </w:tr>
+      <w:tr>
+        <w:trPr>
+          <w:tblCellSpacing w:w="15" w:type="dxa"/>
+        </w:trPr>
+        <w:tc>
+          <w:tcPr>
+            <w:tcW w:w="0" w:type="auto"/>
+            <w:tcBorders>
+              <w:top w:val="single" w:sz="6" w:space="0" w:color="C4C7C5"/>
+              <w:left w:val="single" w:sz="6" w:space="0" w:color="C4C7C5"/>
+              <w:bottom w:val="single" w:sz="6" w:space="0" w:color="C4C7C5"/>
+              <w:right w:val="single" w:sz="6" w:space="0" w:color="C4C7C5"/>
+            </w:tcBorders>
+            <w:tcMar>
+              <w:top w:w="120" w:type="dxa"/>
+              <w:left w:w="180" w:type="dxa"/>
+              <w:bottom w:w="120" w:type="dxa"/>
+              <w:right w:w="180" w:type="dxa"/>
+            </w:tcMar>
+            <w:vAlign w:val="center"/>
+            <w:hideMark/>
+          </w:tcPr>
+          <w:p>
+            <w:pPr>
+              <w:spacing w:before="120" w:after="120" w:line="240" w:lineRule="auto"/>
+              <w:jc w:val="both"/>
+              <w:rPr>
+                <w:rFonts w:ascii="Arial" w:hAnsi="Arial" w:cs="Arial"/>
+                <w:b/>
+                <w:bCs/>
+                <w:color w:val="0070C0"/>
+                <w:sz w:val="24"/>
+                <w:szCs w:val="24"/>
+              </w:rPr>
+            </w:pPr>
+          </w:p>
+        </w:tc>
+        <w:tc>
+          <w:tcPr>
+            <w:tcW w:w="0" w:type="auto"/>
+            <w:tcBorders>
+              <w:top w:val="single" w:sz="6" w:space="0" w:color="C4C7C5"/>
+              <w:left w:val="single" w:sz="6" w:space="0" w:color="C4C7C5"/>
+              <w:bottom w:val="single" w:sz="6" w:space="0" w:color="C4C7C5"/>
+              <w:right w:val="single" w:sz="6" w:space="0" w:color="C4C7C5"/>
+            </w:tcBorders>
+            <w:tcMar>
+              <w:top w:w="120" w:type="dxa"/>
+              <w:left w:w="180" w:type="dxa"/>
+              <w:bottom w:w="120" w:type="dxa"/>
+              <w:right w:w="180" w:type="dxa"/>
+            </w:tcMar>
+            <w:vAlign w:val="center"/>
+            <w:hideMark/>
+          </w:tcPr>
+          <w:p>
+            <w:pPr>
+              <w:spacing w:before="120" w:after="120" w:line="240" w:lineRule="auto"/>
+              <w:jc w:val="both"/>
+              <w:rPr>
+                <w:rFonts w:ascii="Arial" w:hAnsi="Arial" w:cs="Arial"/>
+                <w:b/>
+                <w:bCs/>
+                <w:color w:val="0070C0"/>
+                <w:sz w:val="24"/>
+                <w:szCs w:val="24"/>
+              </w:rPr>
+            </w:pPr>
+            <w:r>
+              <w:rPr>
+                <w:rFonts w:ascii="Arial" w:hAnsi="Arial" w:cs="Arial"/>
+                <w:b/>
+                <w:bCs/>
+                <w:color w:val="0070C0"/>
+                <w:sz w:val="24"/>
+                <w:szCs w:val="24"/>
+              </w:rPr>
+              <w:t>302</w:t>
+            </w:r>
+          </w:p>
+        </w:tc>
+        <w:tc>
+          <w:tcPr>
+            <w:tcW w:w="0" w:type="auto"/>
+            <w:tcBorders>
+              <w:top w:val="single" w:sz="6" w:space="0" w:color="C4C7C5"/>
+              <w:left w:val="single" w:sz="6" w:space="0" w:color="C4C7C5"/>
+              <w:bottom w:val="single" w:sz="6" w:space="0" w:color="C4C7C5"/>
+              <w:right w:val="single" w:sz="6" w:space="0" w:color="C4C7C5"/>
+            </w:tcBorders>
+            <w:tcMar>
+              <w:top w:w="120" w:type="dxa"/>
+              <w:left w:w="180" w:type="dxa"/>
+              <w:bottom w:w="120" w:type="dxa"/>
+              <w:right w:w="180" w:type="dxa"/>
+            </w:tcMar>
+            <w:vAlign w:val="center"/>
+            <w:hideMark/>
+          </w:tcPr>
+          <w:p>
+            <w:pPr>
+              <w:spacing w:before="120" w:after="120" w:line="240" w:lineRule="auto"/>
+              <w:jc w:val="both"/>
+              <w:rPr>
+                <w:rFonts w:ascii="Arial" w:hAnsi="Arial" w:cs="Arial"/>
+                <w:color w:val="0070C0"/>
+                <w:sz w:val="24"/>
+                <w:szCs w:val="24"/>
+              </w:rPr>
+            </w:pPr>
+            <w:r>
+              <w:rPr>
+                <w:rFonts w:ascii="Arial" w:hAnsi="Arial" w:cs="Arial"/>
+                <w:color w:val="0070C0"/>
+                <w:sz w:val="24"/>
+                <w:szCs w:val="24"/>
+              </w:rPr>
+              <w:t>Found</w:t>
+            </w:r>
+          </w:p>
+        </w:tc>
+        <w:tc>
+          <w:tcPr>
+            <w:tcW w:w="0" w:type="auto"/>
+            <w:tcBorders>
+              <w:top w:val="single" w:sz="6" w:space="0" w:color="C4C7C5"/>
+              <w:left w:val="single" w:sz="6" w:space="0" w:color="C4C7C5"/>
+              <w:bottom w:val="single" w:sz="6" w:space="0" w:color="C4C7C5"/>
+              <w:right w:val="single" w:sz="6" w:space="0" w:color="C4C7C5"/>
+            </w:tcBorders>
+            <w:tcMar>
+              <w:top w:w="120" w:type="dxa"/>
+              <w:left w:w="180" w:type="dxa"/>
+              <w:bottom w:w="120" w:type="dxa"/>
+              <w:right w:w="180" w:type="dxa"/>
+            </w:tcMar>
+            <w:vAlign w:val="center"/>
+            <w:hideMark/>
+          </w:tcPr>
+          <w:p>
+            <w:pPr>
+              <w:spacing w:before="120" w:after="120" w:line="240" w:lineRule="auto"/>
+              <w:jc w:val="both"/>
+              <w:rPr>
+                <w:rFonts w:ascii="Arial" w:hAnsi="Arial" w:cs="Arial"/>
+                <w:color w:val="0070C0"/>
+                <w:sz w:val="24"/>
+                <w:szCs w:val="24"/>
+              </w:rPr>
+            </w:pPr>
+            <w:r>
+              <w:rPr>
+                <w:rFonts w:ascii="Arial" w:hAnsi="Arial" w:cs="Arial"/>
+                <w:color w:val="0070C0"/>
+                <w:sz w:val="24"/>
+                <w:szCs w:val="24"/>
+              </w:rPr>
+              <w:t>El recurso se encuentra temporalmente en otra URL.</w:t>
+            </w:r>
+          </w:p>
+        </w:tc>
+      </w:tr>
+      <w:tr>
+        <w:trPr>
+          <w:tblCellSpacing w:w="15" w:type="dxa"/>
+        </w:trPr>
+        <w:tc>
+          <w:tcPr>
+            <w:tcW w:w="0" w:type="auto"/>
+            <w:tcBorders>
+              <w:top w:val="single" w:sz="6" w:space="0" w:color="C4C7C5"/>
+              <w:left w:val="single" w:sz="6" w:space="0" w:color="C4C7C5"/>
+              <w:bottom w:val="single" w:sz="6" w:space="0" w:color="C4C7C5"/>
+              <w:right w:val="single" w:sz="6" w:space="0" w:color="C4C7C5"/>
+            </w:tcBorders>
+            <w:tcMar>
+              <w:top w:w="120" w:type="dxa"/>
+              <w:left w:w="180" w:type="dxa"/>
+              <w:bottom w:w="120" w:type="dxa"/>
+              <w:right w:w="180" w:type="dxa"/>
+            </w:tcMar>
+            <w:vAlign w:val="center"/>
+            <w:hideMark/>
+          </w:tcPr>
+          <w:p>
+            <w:pPr>
+              <w:spacing w:before="120" w:after="120" w:line="240" w:lineRule="auto"/>
+              <w:jc w:val="both"/>
+              <w:rPr>
+                <w:rFonts w:ascii="Arial" w:hAnsi="Arial" w:cs="Arial"/>
+                <w:b/>
+                <w:bCs/>
+                <w:color w:val="0070C0"/>
+                <w:sz w:val="24"/>
+                <w:szCs w:val="24"/>
+              </w:rPr>
+            </w:pPr>
+          </w:p>
+        </w:tc>
+        <w:tc>
+          <w:tcPr>
+            <w:tcW w:w="0" w:type="auto"/>
+            <w:tcBorders>
+              <w:top w:val="single" w:sz="6" w:space="0" w:color="C4C7C5"/>
+              <w:left w:val="single" w:sz="6" w:space="0" w:color="C4C7C5"/>
+              <w:bottom w:val="single" w:sz="6" w:space="0" w:color="C4C7C5"/>
+              <w:right w:val="single" w:sz="6" w:space="0" w:color="C4C7C5"/>
+            </w:tcBorders>
+            <w:tcMar>
+              <w:top w:w="120" w:type="dxa"/>
+              <w:left w:w="180" w:type="dxa"/>
+              <w:bottom w:w="120" w:type="dxa"/>
+              <w:right w:w="180" w:type="dxa"/>
+            </w:tcMar>
+            <w:vAlign w:val="center"/>
+            <w:hideMark/>
+          </w:tcPr>
+          <w:p>
+            <w:pPr>
+              <w:spacing w:before="120" w:after="120" w:line="240" w:lineRule="auto"/>
+              <w:jc w:val="both"/>
+              <w:rPr>
+                <w:rFonts w:ascii="Arial" w:hAnsi="Arial" w:cs="Arial"/>
+                <w:b/>
+                <w:bCs/>
+                <w:color w:val="0070C0"/>
+                <w:sz w:val="24"/>
+                <w:szCs w:val="24"/>
+              </w:rPr>
+            </w:pPr>
+            <w:r>
+              <w:rPr>
+                <w:rFonts w:ascii="Arial" w:hAnsi="Arial" w:cs="Arial"/>
+                <w:b/>
+                <w:bCs/>
+                <w:color w:val="0070C0"/>
+                <w:sz w:val="24"/>
+                <w:szCs w:val="24"/>
+              </w:rPr>
+              <w:t>304</w:t>
+            </w:r>
+          </w:p>
+        </w:tc>
+        <w:tc>
+          <w:tcPr>
+            <w:tcW w:w="0" w:type="auto"/>
+            <w:tcBorders>
+              <w:top w:val="single" w:sz="6" w:space="0" w:color="C4C7C5"/>
+              <w:left w:val="single" w:sz="6" w:space="0" w:color="C4C7C5"/>
+              <w:bottom w:val="single" w:sz="6" w:space="0" w:color="C4C7C5"/>
+              <w:right w:val="single" w:sz="6" w:space="0" w:color="C4C7C5"/>
+            </w:tcBorders>
+            <w:tcMar>
+              <w:top w:w="120" w:type="dxa"/>
+              <w:left w:w="180" w:type="dxa"/>
+              <w:bottom w:w="120" w:type="dxa"/>
+              <w:right w:w="180" w:type="dxa"/>
+            </w:tcMar>
+            <w:vAlign w:val="center"/>
+            <w:hideMark/>
+          </w:tcPr>
+          <w:p>
+            <w:pPr>
+              <w:spacing w:before="120" w:after="120" w:line="240" w:lineRule="auto"/>
+              <w:jc w:val="both"/>
+              <w:rPr>
+                <w:rFonts w:ascii="Arial" w:hAnsi="Arial" w:cs="Arial"/>
+                <w:color w:val="0070C0"/>
+                <w:sz w:val="24"/>
+                <w:szCs w:val="24"/>
+              </w:rPr>
+            </w:pPr>
+            <w:r>
+              <w:rPr>
+                <w:rFonts w:ascii="Arial" w:hAnsi="Arial" w:cs="Arial"/>
+                <w:color w:val="0070C0"/>
+                <w:sz w:val="24"/>
+                <w:szCs w:val="24"/>
+              </w:rPr>
+              <w:t xml:space="preserve">Not </w:t>
+            </w:r>
+            <w:proofErr w:type="spellStart"/>
+            <w:r>
+              <w:rPr>
+                <w:rFonts w:ascii="Arial" w:hAnsi="Arial" w:cs="Arial"/>
+                <w:color w:val="0070C0"/>
+                <w:sz w:val="24"/>
+                <w:szCs w:val="24"/>
+              </w:rPr>
+              <w:t>Modified</w:t>
+            </w:r>
+            <w:proofErr w:type="spellEnd"/>
+          </w:p>
+        </w:tc>
+        <w:tc>
+          <w:tcPr>
+            <w:tcW w:w="0" w:type="auto"/>
+            <w:tcBorders>
+              <w:top w:val="single" w:sz="6" w:space="0" w:color="C4C7C5"/>
+              <w:left w:val="single" w:sz="6" w:space="0" w:color="C4C7C5"/>
+              <w:bottom w:val="single" w:sz="6" w:space="0" w:color="C4C7C5"/>
+              <w:right w:val="single" w:sz="6" w:space="0" w:color="C4C7C5"/>
+            </w:tcBorders>
+            <w:tcMar>
+              <w:top w:w="120" w:type="dxa"/>
+              <w:left w:w="180" w:type="dxa"/>
+              <w:bottom w:w="120" w:type="dxa"/>
+              <w:right w:w="180" w:type="dxa"/>
+            </w:tcMar>
+            <w:vAlign w:val="center"/>
+            <w:hideMark/>
+          </w:tcPr>
+          <w:p>
+            <w:pPr>
+              <w:spacing w:before="120" w:after="120" w:line="240" w:lineRule="auto"/>
+              <w:jc w:val="both"/>
+              <w:rPr>
+                <w:rFonts w:ascii="Arial" w:hAnsi="Arial" w:cs="Arial"/>
+                <w:color w:val="0070C0"/>
+                <w:sz w:val="24"/>
+                <w:szCs w:val="24"/>
+              </w:rPr>
+            </w:pPr>
+            <w:r>
+              <w:rPr>
+                <w:rFonts w:ascii="Arial" w:hAnsi="Arial" w:cs="Arial"/>
+                <w:color w:val="0070C0"/>
+                <w:sz w:val="24"/>
+                <w:szCs w:val="24"/>
+              </w:rPr>
+              <w:t>El recurso no ha cambiado desde la última vez que se solicitó; el navegador utiliza su versión en caché.</w:t>
+            </w:r>
+          </w:p>
+        </w:tc>
+      </w:tr>
+      <w:tr>
+        <w:trPr>
+          <w:tblCellSpacing w:w="15" w:type="dxa"/>
+        </w:trPr>
+        <w:tc>
+          <w:tcPr>
+            <w:tcW w:w="0" w:type="auto"/>
+            <w:tcBorders>
+              <w:top w:val="single" w:sz="6" w:space="0" w:color="C4C7C5"/>
+              <w:left w:val="single" w:sz="6" w:space="0" w:color="C4C7C5"/>
+              <w:bottom w:val="single" w:sz="6" w:space="0" w:color="C4C7C5"/>
+              <w:right w:val="single" w:sz="6" w:space="0" w:color="C4C7C5"/>
+            </w:tcBorders>
+            <w:tcMar>
+              <w:top w:w="120" w:type="dxa"/>
+              <w:left w:w="180" w:type="dxa"/>
+              <w:bottom w:w="120" w:type="dxa"/>
+              <w:right w:w="180" w:type="dxa"/>
+            </w:tcMar>
+            <w:vAlign w:val="center"/>
+            <w:hideMark/>
+          </w:tcPr>
+          <w:p>
+            <w:pPr>
+              <w:spacing w:before="120" w:after="120" w:line="240" w:lineRule="auto"/>
+              <w:jc w:val="both"/>
+              <w:rPr>
+                <w:rFonts w:ascii="Arial" w:hAnsi="Arial" w:cs="Arial"/>
+                <w:b/>
+                <w:bCs/>
+                <w:color w:val="0070C0"/>
+                <w:sz w:val="24"/>
+                <w:szCs w:val="24"/>
+              </w:rPr>
+            </w:pPr>
+          </w:p>
+        </w:tc>
+        <w:tc>
+          <w:tcPr>
+            <w:tcW w:w="0" w:type="auto"/>
+            <w:tcBorders>
+              <w:top w:val="single" w:sz="6" w:space="0" w:color="C4C7C5"/>
+              <w:left w:val="single" w:sz="6" w:space="0" w:color="C4C7C5"/>
+              <w:bottom w:val="single" w:sz="6" w:space="0" w:color="C4C7C5"/>
+              <w:right w:val="single" w:sz="6" w:space="0" w:color="C4C7C5"/>
+            </w:tcBorders>
+            <w:tcMar>
+              <w:top w:w="120" w:type="dxa"/>
+              <w:left w:w="180" w:type="dxa"/>
+              <w:bottom w:w="120" w:type="dxa"/>
+              <w:right w:w="180" w:type="dxa"/>
+            </w:tcMar>
+            <w:vAlign w:val="center"/>
+            <w:hideMark/>
+          </w:tcPr>
+          <w:p>
+            <w:pPr>
+              <w:spacing w:before="120" w:after="120" w:line="240" w:lineRule="auto"/>
+              <w:jc w:val="both"/>
+              <w:rPr>
+                <w:rFonts w:ascii="Arial" w:hAnsi="Arial" w:cs="Arial"/>
+                <w:b/>
+                <w:bCs/>
+                <w:color w:val="0070C0"/>
+                <w:sz w:val="24"/>
+                <w:szCs w:val="24"/>
+              </w:rPr>
+            </w:pPr>
+          </w:p>
+        </w:tc>
+        <w:tc>
+          <w:tcPr>
+            <w:tcW w:w="0" w:type="auto"/>
+            <w:tcBorders>
+              <w:top w:val="single" w:sz="6" w:space="0" w:color="C4C7C5"/>
+              <w:left w:val="single" w:sz="6" w:space="0" w:color="C4C7C5"/>
+              <w:bottom w:val="single" w:sz="6" w:space="0" w:color="C4C7C5"/>
+              <w:right w:val="single" w:sz="6" w:space="0" w:color="C4C7C5"/>
+            </w:tcBorders>
+            <w:tcMar>
+              <w:top w:w="120" w:type="dxa"/>
+              <w:left w:w="180" w:type="dxa"/>
+              <w:bottom w:w="120" w:type="dxa"/>
+              <w:right w:w="180" w:type="dxa"/>
+            </w:tcMar>
+            <w:vAlign w:val="center"/>
+            <w:hideMark/>
+          </w:tcPr>
+          <w:p>
+            <w:pPr>
+              <w:spacing w:before="120" w:after="120" w:line="240" w:lineRule="auto"/>
+              <w:jc w:val="both"/>
+              <w:rPr>
+                <w:rFonts w:ascii="Arial" w:hAnsi="Arial" w:cs="Arial"/>
+                <w:color w:val="0070C0"/>
+                <w:sz w:val="24"/>
+                <w:szCs w:val="24"/>
+              </w:rPr>
+            </w:pPr>
+          </w:p>
+        </w:tc>
+        <w:tc>
+          <w:tcPr>
+            <w:tcW w:w="0" w:type="auto"/>
+            <w:tcBorders>
+              <w:top w:val="single" w:sz="6" w:space="0" w:color="C4C7C5"/>
+              <w:left w:val="single" w:sz="6" w:space="0" w:color="C4C7C5"/>
+              <w:bottom w:val="single" w:sz="6" w:space="0" w:color="C4C7C5"/>
+              <w:right w:val="single" w:sz="6" w:space="0" w:color="C4C7C5"/>
+            </w:tcBorders>
+            <w:tcMar>
+              <w:top w:w="120" w:type="dxa"/>
+              <w:left w:w="180" w:type="dxa"/>
+              <w:bottom w:w="120" w:type="dxa"/>
+              <w:right w:w="180" w:type="dxa"/>
+            </w:tcMar>
+            <w:vAlign w:val="center"/>
+            <w:hideMark/>
+          </w:tcPr>
+          <w:p>
+            <w:pPr>
+              <w:spacing w:before="120" w:after="120" w:line="240" w:lineRule="auto"/>
+              <w:jc w:val="both"/>
+              <w:rPr>
+                <w:rFonts w:ascii="Arial" w:hAnsi="Arial" w:cs="Arial"/>
+                <w:color w:val="0070C0"/>
+                <w:sz w:val="24"/>
+                <w:szCs w:val="24"/>
+              </w:rPr>
+            </w:pPr>
+          </w:p>
+        </w:tc>
+      </w:tr>
+      <w:tr>
+        <w:trPr>
+          <w:tblCellSpacing w:w="15" w:type="dxa"/>
+        </w:trPr>
+        <w:tc>
+          <w:tcPr>
+            <w:tcW w:w="0" w:type="auto"/>
+            <w:tcBorders>
+              <w:top w:val="single" w:sz="6" w:space="0" w:color="C4C7C5"/>
+              <w:left w:val="single" w:sz="6" w:space="0" w:color="C4C7C5"/>
+              <w:bottom w:val="single" w:sz="6" w:space="0" w:color="C4C7C5"/>
+              <w:right w:val="single" w:sz="6" w:space="0" w:color="C4C7C5"/>
+            </w:tcBorders>
+            <w:tcMar>
+              <w:top w:w="120" w:type="dxa"/>
+              <w:left w:w="180" w:type="dxa"/>
+              <w:bottom w:w="120" w:type="dxa"/>
+              <w:right w:w="180" w:type="dxa"/>
+            </w:tcMar>
+            <w:vAlign w:val="center"/>
+            <w:hideMark/>
+          </w:tcPr>
+          <w:p>
+            <w:pPr>
+              <w:spacing w:before="120" w:after="120" w:line="240" w:lineRule="auto"/>
+              <w:jc w:val="both"/>
+              <w:rPr>
+                <w:rFonts w:ascii="Arial" w:hAnsi="Arial" w:cs="Arial"/>
+                <w:b/>
+                <w:bCs/>
+                <w:color w:val="0070C0"/>
+                <w:sz w:val="24"/>
+                <w:szCs w:val="24"/>
+              </w:rPr>
+            </w:pPr>
+            <w:r>
+              <w:rPr>
+                <w:rFonts w:ascii="Arial" w:hAnsi="Arial" w:cs="Arial"/>
+                <w:b/>
+                <w:bCs/>
+                <w:color w:val="0070C0"/>
+                <w:sz w:val="24"/>
+                <w:szCs w:val="24"/>
+              </w:rPr>
+              <w:lastRenderedPageBreak/>
+              <w:t>4xx</w:t>
+            </w:r>
+          </w:p>
+          <w:p>
+            <w:pPr>
+              <w:spacing w:before="120" w:after="120" w:line="240" w:lineRule="auto"/>
+              <w:jc w:val="both"/>
+              <w:rPr>
+                <w:rFonts w:ascii="Arial" w:hAnsi="Arial" w:cs="Arial"/>
+                <w:b/>
+                <w:bCs/>
+                <w:color w:val="0070C0"/>
+                <w:sz w:val="24"/>
+                <w:szCs w:val="24"/>
+              </w:rPr>
+            </w:pPr>
+            <w:r>
+              <w:rPr>
+                <w:rFonts w:ascii="Arial" w:hAnsi="Arial" w:cs="Arial"/>
+                <w:b/>
+                <w:bCs/>
+                <w:color w:val="0070C0"/>
+                <w:sz w:val="24"/>
+                <w:szCs w:val="24"/>
+              </w:rPr>
+              <w:br/>
+            </w:r>
+          </w:p>
+          <w:p>
+            <w:pPr>
+              <w:spacing w:before="120" w:after="120" w:line="240" w:lineRule="auto"/>
+              <w:jc w:val="both"/>
+              <w:rPr>
+                <w:rFonts w:ascii="Arial" w:hAnsi="Arial" w:cs="Arial"/>
+                <w:b/>
+                <w:bCs/>
+                <w:color w:val="0070C0"/>
+                <w:sz w:val="24"/>
+                <w:szCs w:val="24"/>
+              </w:rPr>
+            </w:pPr>
+            <w:r>
+              <w:rPr>
+                <w:rFonts w:ascii="Arial" w:hAnsi="Arial" w:cs="Arial"/>
+                <w:b/>
+                <w:bCs/>
+                <w:color w:val="0070C0"/>
+                <w:sz w:val="24"/>
+                <w:szCs w:val="24"/>
+              </w:rPr>
+              <w:t>(Errores del Cliente)</w:t>
+            </w:r>
+          </w:p>
+        </w:tc>
+        <w:tc>
+          <w:tcPr>
+            <w:tcW w:w="0" w:type="auto"/>
+            <w:tcBorders>
+              <w:top w:val="single" w:sz="6" w:space="0" w:color="C4C7C5"/>
+              <w:left w:val="single" w:sz="6" w:space="0" w:color="C4C7C5"/>
+              <w:bottom w:val="single" w:sz="6" w:space="0" w:color="C4C7C5"/>
+              <w:right w:val="single" w:sz="6" w:space="0" w:color="C4C7C5"/>
+            </w:tcBorders>
+            <w:tcMar>
+              <w:top w:w="120" w:type="dxa"/>
+              <w:left w:w="180" w:type="dxa"/>
+              <w:bottom w:w="120" w:type="dxa"/>
+              <w:right w:w="180" w:type="dxa"/>
+            </w:tcMar>
+            <w:vAlign w:val="center"/>
+            <w:hideMark/>
+          </w:tcPr>
+          <w:p>
+            <w:pPr>
+              <w:spacing w:before="120" w:after="120" w:line="240" w:lineRule="auto"/>
+              <w:jc w:val="both"/>
+              <w:rPr>
+                <w:rFonts w:ascii="Arial" w:hAnsi="Arial" w:cs="Arial"/>
+                <w:b/>
+                <w:bCs/>
+                <w:color w:val="0070C0"/>
+                <w:sz w:val="24"/>
+                <w:szCs w:val="24"/>
+              </w:rPr>
+            </w:pPr>
+            <w:r>
+              <w:rPr>
+                <w:rFonts w:ascii="Arial" w:hAnsi="Arial" w:cs="Arial"/>
+                <w:b/>
+                <w:bCs/>
+                <w:color w:val="0070C0"/>
+                <w:sz w:val="24"/>
+                <w:szCs w:val="24"/>
+              </w:rPr>
+              <w:t>400</w:t>
+            </w:r>
+          </w:p>
+        </w:tc>
+        <w:tc>
+          <w:tcPr>
+            <w:tcW w:w="0" w:type="auto"/>
+            <w:tcBorders>
+              <w:top w:val="single" w:sz="6" w:space="0" w:color="C4C7C5"/>
+              <w:left w:val="single" w:sz="6" w:space="0" w:color="C4C7C5"/>
+              <w:bottom w:val="single" w:sz="6" w:space="0" w:color="C4C7C5"/>
+              <w:right w:val="single" w:sz="6" w:space="0" w:color="C4C7C5"/>
+            </w:tcBorders>
+            <w:tcMar>
+              <w:top w:w="120" w:type="dxa"/>
+              <w:left w:w="180" w:type="dxa"/>
+              <w:bottom w:w="120" w:type="dxa"/>
+              <w:right w:w="180" w:type="dxa"/>
+            </w:tcMar>
+            <w:vAlign w:val="center"/>
+            <w:hideMark/>
+          </w:tcPr>
+          <w:p>
+            <w:pPr>
+              <w:spacing w:before="120" w:after="120" w:line="240" w:lineRule="auto"/>
+              <w:jc w:val="both"/>
+              <w:rPr>
+                <w:rFonts w:ascii="Arial" w:hAnsi="Arial" w:cs="Arial"/>
+                <w:color w:val="0070C0"/>
+                <w:sz w:val="24"/>
+                <w:szCs w:val="24"/>
+              </w:rPr>
+            </w:pPr>
+            <w:r>
+              <w:rPr>
+                <w:rFonts w:ascii="Arial" w:hAnsi="Arial" w:cs="Arial"/>
+                <w:color w:val="0070C0"/>
+                <w:sz w:val="24"/>
+                <w:szCs w:val="24"/>
+              </w:rPr>
+              <w:t xml:space="preserve">Bad </w:t>
+            </w:r>
+            <w:proofErr w:type="spellStart"/>
+            <w:r>
+              <w:rPr>
+                <w:rFonts w:ascii="Arial" w:hAnsi="Arial" w:cs="Arial"/>
+                <w:color w:val="0070C0"/>
+                <w:sz w:val="24"/>
+                <w:szCs w:val="24"/>
+              </w:rPr>
+              <w:t>Request</w:t>
+            </w:r>
+            <w:proofErr w:type="spellEnd"/>
+          </w:p>
+        </w:tc>
+        <w:tc>
+          <w:tcPr>
+            <w:tcW w:w="0" w:type="auto"/>
+            <w:tcBorders>
+              <w:top w:val="single" w:sz="6" w:space="0" w:color="C4C7C5"/>
+              <w:left w:val="single" w:sz="6" w:space="0" w:color="C4C7C5"/>
+              <w:bottom w:val="single" w:sz="6" w:space="0" w:color="C4C7C5"/>
+              <w:right w:val="single" w:sz="6" w:space="0" w:color="C4C7C5"/>
+            </w:tcBorders>
+            <w:tcMar>
+              <w:top w:w="120" w:type="dxa"/>
+              <w:left w:w="180" w:type="dxa"/>
+              <w:bottom w:w="120" w:type="dxa"/>
+              <w:right w:w="180" w:type="dxa"/>
+            </w:tcMar>
+            <w:vAlign w:val="center"/>
+            <w:hideMark/>
+          </w:tcPr>
+          <w:p>
+            <w:pPr>
+              <w:spacing w:before="120" w:after="120" w:line="240" w:lineRule="auto"/>
+              <w:jc w:val="both"/>
+              <w:rPr>
+                <w:rFonts w:ascii="Arial" w:hAnsi="Arial" w:cs="Arial"/>
+                <w:color w:val="0070C0"/>
+                <w:sz w:val="24"/>
+                <w:szCs w:val="24"/>
+              </w:rPr>
+            </w:pPr>
+            <w:r>
+              <w:rPr>
+                <w:rFonts w:ascii="Arial" w:hAnsi="Arial" w:cs="Arial"/>
+                <w:color w:val="0070C0"/>
+                <w:sz w:val="24"/>
+                <w:szCs w:val="24"/>
+              </w:rPr>
+              <w:t>La petición está mal formada o contiene sintaxis incorrecta que el servidor no puede entender.</w:t>
+            </w:r>
+          </w:p>
+        </w:tc>
+      </w:tr>
+      <w:tr>
+        <w:trPr>
+          <w:tblCellSpacing w:w="15" w:type="dxa"/>
+        </w:trPr>
+        <w:tc>
+          <w:tcPr>
+            <w:tcW w:w="0" w:type="auto"/>
+            <w:tcBorders>
+              <w:top w:val="single" w:sz="6" w:space="0" w:color="C4C7C5"/>
+              <w:left w:val="single" w:sz="6" w:space="0" w:color="C4C7C5"/>
+              <w:bottom w:val="single" w:sz="6" w:space="0" w:color="C4C7C5"/>
+              <w:right w:val="single" w:sz="6" w:space="0" w:color="C4C7C5"/>
+            </w:tcBorders>
+            <w:tcMar>
+              <w:top w:w="120" w:type="dxa"/>
+              <w:left w:w="180" w:type="dxa"/>
+              <w:bottom w:w="120" w:type="dxa"/>
+              <w:right w:w="180" w:type="dxa"/>
+            </w:tcMar>
+            <w:vAlign w:val="center"/>
+            <w:hideMark/>
+          </w:tcPr>
+          <w:p>
+            <w:pPr>
+              <w:spacing w:before="120" w:after="120" w:line="240" w:lineRule="auto"/>
+              <w:jc w:val="both"/>
+              <w:rPr>
+                <w:rFonts w:ascii="Arial" w:hAnsi="Arial" w:cs="Arial"/>
+                <w:b/>
+                <w:bCs/>
+                <w:color w:val="0070C0"/>
+                <w:sz w:val="24"/>
+                <w:szCs w:val="24"/>
+              </w:rPr>
+            </w:pPr>
+          </w:p>
+        </w:tc>
+        <w:tc>
+          <w:tcPr>
+            <w:tcW w:w="0" w:type="auto"/>
+            <w:tcBorders>
+              <w:top w:val="single" w:sz="6" w:space="0" w:color="C4C7C5"/>
+              <w:left w:val="single" w:sz="6" w:space="0" w:color="C4C7C5"/>
+              <w:bottom w:val="single" w:sz="6" w:space="0" w:color="C4C7C5"/>
+              <w:right w:val="single" w:sz="6" w:space="0" w:color="C4C7C5"/>
+            </w:tcBorders>
+            <w:tcMar>
+              <w:top w:w="120" w:type="dxa"/>
+              <w:left w:w="180" w:type="dxa"/>
+              <w:bottom w:w="120" w:type="dxa"/>
+              <w:right w:w="180" w:type="dxa"/>
+            </w:tcMar>
+            <w:vAlign w:val="center"/>
+            <w:hideMark/>
+          </w:tcPr>
+          <w:p>
+            <w:pPr>
+              <w:spacing w:before="120" w:after="120" w:line="240" w:lineRule="auto"/>
+              <w:jc w:val="both"/>
+              <w:rPr>
+                <w:rFonts w:ascii="Arial" w:hAnsi="Arial" w:cs="Arial"/>
+                <w:b/>
+                <w:bCs/>
+                <w:color w:val="0070C0"/>
+                <w:sz w:val="24"/>
+                <w:szCs w:val="24"/>
+              </w:rPr>
+            </w:pPr>
+            <w:r>
+              <w:rPr>
+                <w:rFonts w:ascii="Arial" w:hAnsi="Arial" w:cs="Arial"/>
+                <w:b/>
+                <w:bCs/>
+                <w:color w:val="0070C0"/>
+                <w:sz w:val="24"/>
+                <w:szCs w:val="24"/>
+              </w:rPr>
+              <w:t>401</w:t>
+            </w:r>
+          </w:p>
+        </w:tc>
+        <w:tc>
+          <w:tcPr>
+            <w:tcW w:w="0" w:type="auto"/>
+            <w:tcBorders>
+              <w:top w:val="single" w:sz="6" w:space="0" w:color="C4C7C5"/>
+              <w:left w:val="single" w:sz="6" w:space="0" w:color="C4C7C5"/>
+              <w:bottom w:val="single" w:sz="6" w:space="0" w:color="C4C7C5"/>
+              <w:right w:val="single" w:sz="6" w:space="0" w:color="C4C7C5"/>
+            </w:tcBorders>
+            <w:tcMar>
+              <w:top w:w="120" w:type="dxa"/>
+              <w:left w:w="180" w:type="dxa"/>
+              <w:bottom w:w="120" w:type="dxa"/>
+              <w:right w:w="180" w:type="dxa"/>
+            </w:tcMar>
+            <w:vAlign w:val="center"/>
+            <w:hideMark/>
+          </w:tcPr>
+          <w:p>
+            <w:pPr>
+              <w:spacing w:before="120" w:after="120" w:line="240" w:lineRule="auto"/>
+              <w:jc w:val="both"/>
+              <w:rPr>
+                <w:rFonts w:ascii="Arial" w:hAnsi="Arial" w:cs="Arial"/>
+                <w:color w:val="0070C0"/>
+                <w:sz w:val="24"/>
+                <w:szCs w:val="24"/>
+              </w:rPr>
+            </w:pPr>
+            <w:proofErr w:type="spellStart"/>
+            <w:r>
+              <w:rPr>
+                <w:rFonts w:ascii="Arial" w:hAnsi="Arial" w:cs="Arial"/>
+                <w:color w:val="0070C0"/>
+                <w:sz w:val="24"/>
+                <w:szCs w:val="24"/>
+              </w:rPr>
+              <w:t>Unauthorized</w:t>
+            </w:r>
+            <w:proofErr w:type="spellEnd"/>
+          </w:p>
+        </w:tc>
+        <w:tc>
+          <w:tcPr>
+            <w:tcW w:w="0" w:type="auto"/>
+            <w:tcBorders>
+              <w:top w:val="single" w:sz="6" w:space="0" w:color="C4C7C5"/>
+              <w:left w:val="single" w:sz="6" w:space="0" w:color="C4C7C5"/>
+              <w:bottom w:val="single" w:sz="6" w:space="0" w:color="C4C7C5"/>
+              <w:right w:val="single" w:sz="6" w:space="0" w:color="C4C7C5"/>
+            </w:tcBorders>
+            <w:tcMar>
+              <w:top w:w="120" w:type="dxa"/>
+              <w:left w:w="180" w:type="dxa"/>
+              <w:bottom w:w="120" w:type="dxa"/>
+              <w:right w:w="180" w:type="dxa"/>
+            </w:tcMar>
+            <w:vAlign w:val="center"/>
+            <w:hideMark/>
+          </w:tcPr>
+          <w:p>
+            <w:pPr>
+              <w:spacing w:before="120" w:after="120" w:line="240" w:lineRule="auto"/>
+              <w:jc w:val="both"/>
+              <w:rPr>
+                <w:rFonts w:ascii="Arial" w:hAnsi="Arial" w:cs="Arial"/>
+                <w:color w:val="0070C0"/>
+                <w:sz w:val="24"/>
+                <w:szCs w:val="24"/>
+              </w:rPr>
+            </w:pPr>
+            <w:r>
+              <w:rPr>
+                <w:rFonts w:ascii="Arial" w:hAnsi="Arial" w:cs="Arial"/>
+                <w:color w:val="0070C0"/>
+                <w:sz w:val="24"/>
+                <w:szCs w:val="24"/>
+              </w:rPr>
+              <w:t>Se requiere autenticación del usuario (falta o es inválida).</w:t>
+            </w:r>
+          </w:p>
+        </w:tc>
+      </w:tr>
+      <w:tr>
+        <w:trPr>
+          <w:tblCellSpacing w:w="15" w:type="dxa"/>
+        </w:trPr>
+        <w:tc>
+          <w:tcPr>
+            <w:tcW w:w="0" w:type="auto"/>
+            <w:tcBorders>
+              <w:top w:val="single" w:sz="6" w:space="0" w:color="C4C7C5"/>
+              <w:left w:val="single" w:sz="6" w:space="0" w:color="C4C7C5"/>
+              <w:bottom w:val="single" w:sz="6" w:space="0" w:color="C4C7C5"/>
+              <w:right w:val="single" w:sz="6" w:space="0" w:color="C4C7C5"/>
+            </w:tcBorders>
+            <w:tcMar>
+              <w:top w:w="120" w:type="dxa"/>
+              <w:left w:w="180" w:type="dxa"/>
+              <w:bottom w:w="120" w:type="dxa"/>
+              <w:right w:w="180" w:type="dxa"/>
+            </w:tcMar>
+            <w:vAlign w:val="center"/>
+            <w:hideMark/>
+          </w:tcPr>
+          <w:p>
+            <w:pPr>
+              <w:spacing w:before="120" w:after="120" w:line="240" w:lineRule="auto"/>
+              <w:jc w:val="both"/>
+              <w:rPr>
+                <w:rFonts w:ascii="Arial" w:hAnsi="Arial" w:cs="Arial"/>
+                <w:b/>
+                <w:bCs/>
+                <w:color w:val="0070C0"/>
+                <w:sz w:val="24"/>
+                <w:szCs w:val="24"/>
+              </w:rPr>
+            </w:pPr>
+          </w:p>
+        </w:tc>
+        <w:tc>
+          <w:tcPr>
+            <w:tcW w:w="0" w:type="auto"/>
+            <w:tcBorders>
+              <w:top w:val="single" w:sz="6" w:space="0" w:color="C4C7C5"/>
+              <w:left w:val="single" w:sz="6" w:space="0" w:color="C4C7C5"/>
+              <w:bottom w:val="single" w:sz="6" w:space="0" w:color="C4C7C5"/>
+              <w:right w:val="single" w:sz="6" w:space="0" w:color="C4C7C5"/>
+            </w:tcBorders>
+            <w:tcMar>
+              <w:top w:w="120" w:type="dxa"/>
+              <w:left w:w="180" w:type="dxa"/>
+              <w:bottom w:w="120" w:type="dxa"/>
+              <w:right w:w="180" w:type="dxa"/>
+            </w:tcMar>
+            <w:vAlign w:val="center"/>
+            <w:hideMark/>
+          </w:tcPr>
+          <w:p>
+            <w:pPr>
+              <w:spacing w:before="120" w:after="120" w:line="240" w:lineRule="auto"/>
+              <w:jc w:val="both"/>
+              <w:rPr>
+                <w:rFonts w:ascii="Arial" w:hAnsi="Arial" w:cs="Arial"/>
+                <w:b/>
+                <w:bCs/>
+                <w:color w:val="0070C0"/>
+                <w:sz w:val="24"/>
+                <w:szCs w:val="24"/>
+              </w:rPr>
+            </w:pPr>
+            <w:r>
+              <w:rPr>
+                <w:rFonts w:ascii="Arial" w:hAnsi="Arial" w:cs="Arial"/>
+                <w:b/>
+                <w:bCs/>
+                <w:color w:val="0070C0"/>
+                <w:sz w:val="24"/>
+                <w:szCs w:val="24"/>
+              </w:rPr>
+              <w:t>403</w:t>
+            </w:r>
+          </w:p>
+        </w:tc>
+        <w:tc>
+          <w:tcPr>
+            <w:tcW w:w="0" w:type="auto"/>
+            <w:tcBorders>
+              <w:top w:val="single" w:sz="6" w:space="0" w:color="C4C7C5"/>
+              <w:left w:val="single" w:sz="6" w:space="0" w:color="C4C7C5"/>
+              <w:bottom w:val="single" w:sz="6" w:space="0" w:color="C4C7C5"/>
+              <w:right w:val="single" w:sz="6" w:space="0" w:color="C4C7C5"/>
+            </w:tcBorders>
+            <w:tcMar>
+              <w:top w:w="120" w:type="dxa"/>
+              <w:left w:w="180" w:type="dxa"/>
+              <w:bottom w:w="120" w:type="dxa"/>
+              <w:right w:w="180" w:type="dxa"/>
+            </w:tcMar>
+            <w:vAlign w:val="center"/>
+            <w:hideMark/>
+          </w:tcPr>
+          <w:p>
+            <w:pPr>
+              <w:spacing w:before="120" w:after="120" w:line="240" w:lineRule="auto"/>
+              <w:jc w:val="both"/>
+              <w:rPr>
+                <w:rFonts w:ascii="Arial" w:hAnsi="Arial" w:cs="Arial"/>
+                <w:color w:val="0070C0"/>
+                <w:sz w:val="24"/>
+                <w:szCs w:val="24"/>
+              </w:rPr>
+            </w:pPr>
+            <w:r>
+              <w:rPr>
+                <w:rFonts w:ascii="Arial" w:hAnsi="Arial" w:cs="Arial"/>
+                <w:color w:val="0070C0"/>
+                <w:sz w:val="24"/>
+                <w:szCs w:val="24"/>
+              </w:rPr>
+              <w:t>Forbidden</w:t>
+            </w:r>
+          </w:p>
+        </w:tc>
+        <w:tc>
+          <w:tcPr>
+            <w:tcW w:w="0" w:type="auto"/>
+            <w:tcBorders>
+              <w:top w:val="single" w:sz="6" w:space="0" w:color="C4C7C5"/>
+              <w:left w:val="single" w:sz="6" w:space="0" w:color="C4C7C5"/>
+              <w:bottom w:val="single" w:sz="6" w:space="0" w:color="C4C7C5"/>
+              <w:right w:val="single" w:sz="6" w:space="0" w:color="C4C7C5"/>
+            </w:tcBorders>
+            <w:tcMar>
+              <w:top w:w="120" w:type="dxa"/>
+              <w:left w:w="180" w:type="dxa"/>
+              <w:bottom w:w="120" w:type="dxa"/>
+              <w:right w:w="180" w:type="dxa"/>
+            </w:tcMar>
+            <w:vAlign w:val="center"/>
+            <w:hideMark/>
+          </w:tcPr>
+          <w:p>
+            <w:pPr>
+              <w:spacing w:before="120" w:after="120" w:line="240" w:lineRule="auto"/>
+              <w:jc w:val="both"/>
+              <w:rPr>
+                <w:rFonts w:ascii="Arial" w:hAnsi="Arial" w:cs="Arial"/>
+                <w:color w:val="0070C0"/>
+                <w:sz w:val="24"/>
+                <w:szCs w:val="24"/>
+              </w:rPr>
+            </w:pPr>
+            <w:r>
+              <w:rPr>
+                <w:rFonts w:ascii="Arial" w:hAnsi="Arial" w:cs="Arial"/>
+                <w:color w:val="0070C0"/>
+                <w:sz w:val="24"/>
+                <w:szCs w:val="24"/>
+              </w:rPr>
+              <w:t>El servidor entiende la petición, pero se niega a autorizarla (permisos insuficientes).</w:t>
+            </w:r>
+          </w:p>
+        </w:tc>
+      </w:tr>
+      <w:tr>
+        <w:trPr>
+          <w:tblCellSpacing w:w="15" w:type="dxa"/>
+        </w:trPr>
+        <w:tc>
+          <w:tcPr>
+            <w:tcW w:w="0" w:type="auto"/>
+            <w:tcBorders>
+              <w:top w:val="single" w:sz="6" w:space="0" w:color="C4C7C5"/>
+              <w:left w:val="single" w:sz="6" w:space="0" w:color="C4C7C5"/>
+              <w:bottom w:val="single" w:sz="6" w:space="0" w:color="C4C7C5"/>
+              <w:right w:val="single" w:sz="6" w:space="0" w:color="C4C7C5"/>
+            </w:tcBorders>
+            <w:tcMar>
+              <w:top w:w="120" w:type="dxa"/>
+              <w:left w:w="180" w:type="dxa"/>
+              <w:bottom w:w="120" w:type="dxa"/>
+              <w:right w:w="180" w:type="dxa"/>
+            </w:tcMar>
+            <w:vAlign w:val="center"/>
+            <w:hideMark/>
+          </w:tcPr>
+          <w:p>
+            <w:pPr>
+              <w:spacing w:before="120" w:after="120" w:line="240" w:lineRule="auto"/>
+              <w:jc w:val="both"/>
+              <w:rPr>
+                <w:rFonts w:ascii="Arial" w:hAnsi="Arial" w:cs="Arial"/>
+                <w:b/>
+                <w:bCs/>
+                <w:color w:val="0070C0"/>
+                <w:sz w:val="24"/>
+                <w:szCs w:val="24"/>
+              </w:rPr>
+            </w:pPr>
+          </w:p>
+        </w:tc>
+        <w:tc>
+          <w:tcPr>
+            <w:tcW w:w="0" w:type="auto"/>
+            <w:tcBorders>
+              <w:top w:val="single" w:sz="6" w:space="0" w:color="C4C7C5"/>
+              <w:left w:val="single" w:sz="6" w:space="0" w:color="C4C7C5"/>
+              <w:bottom w:val="single" w:sz="6" w:space="0" w:color="C4C7C5"/>
+              <w:right w:val="single" w:sz="6" w:space="0" w:color="C4C7C5"/>
+            </w:tcBorders>
+            <w:tcMar>
+              <w:top w:w="120" w:type="dxa"/>
+              <w:left w:w="180" w:type="dxa"/>
+              <w:bottom w:w="120" w:type="dxa"/>
+              <w:right w:w="180" w:type="dxa"/>
+            </w:tcMar>
+            <w:vAlign w:val="center"/>
+            <w:hideMark/>
+          </w:tcPr>
+          <w:p>
+            <w:pPr>
+              <w:spacing w:before="120" w:after="120" w:line="240" w:lineRule="auto"/>
+              <w:jc w:val="both"/>
+              <w:rPr>
+                <w:rFonts w:ascii="Arial" w:hAnsi="Arial" w:cs="Arial"/>
+                <w:b/>
+                <w:bCs/>
+                <w:color w:val="0070C0"/>
+                <w:sz w:val="24"/>
+                <w:szCs w:val="24"/>
+              </w:rPr>
+            </w:pPr>
+            <w:r>
+              <w:rPr>
+                <w:rFonts w:ascii="Arial" w:hAnsi="Arial" w:cs="Arial"/>
+                <w:b/>
+                <w:bCs/>
+                <w:color w:val="0070C0"/>
+                <w:sz w:val="24"/>
+                <w:szCs w:val="24"/>
+              </w:rPr>
+              <w:t>404</w:t>
+            </w:r>
+          </w:p>
+        </w:tc>
+        <w:tc>
+          <w:tcPr>
+            <w:tcW w:w="0" w:type="auto"/>
+            <w:tcBorders>
+              <w:top w:val="single" w:sz="6" w:space="0" w:color="C4C7C5"/>
+              <w:left w:val="single" w:sz="6" w:space="0" w:color="C4C7C5"/>
+              <w:bottom w:val="single" w:sz="6" w:space="0" w:color="C4C7C5"/>
+              <w:right w:val="single" w:sz="6" w:space="0" w:color="C4C7C5"/>
+            </w:tcBorders>
+            <w:tcMar>
+              <w:top w:w="120" w:type="dxa"/>
+              <w:left w:w="180" w:type="dxa"/>
+              <w:bottom w:w="120" w:type="dxa"/>
+              <w:right w:w="180" w:type="dxa"/>
+            </w:tcMar>
+            <w:vAlign w:val="center"/>
+            <w:hideMark/>
+          </w:tcPr>
+          <w:p>
+            <w:pPr>
+              <w:spacing w:before="120" w:after="120" w:line="240" w:lineRule="auto"/>
+              <w:jc w:val="both"/>
+              <w:rPr>
+                <w:rFonts w:ascii="Arial" w:hAnsi="Arial" w:cs="Arial"/>
+                <w:color w:val="0070C0"/>
+                <w:sz w:val="24"/>
+                <w:szCs w:val="24"/>
+              </w:rPr>
+            </w:pPr>
+            <w:r>
+              <w:rPr>
+                <w:rFonts w:ascii="Arial" w:hAnsi="Arial" w:cs="Arial"/>
+                <w:color w:val="0070C0"/>
+                <w:sz w:val="24"/>
+                <w:szCs w:val="24"/>
+              </w:rPr>
+              <w:t>Not Found</w:t>
+            </w:r>
+          </w:p>
+        </w:tc>
+        <w:tc>
+          <w:tcPr>
+            <w:tcW w:w="0" w:type="auto"/>
+            <w:tcBorders>
+              <w:top w:val="single" w:sz="6" w:space="0" w:color="C4C7C5"/>
+              <w:left w:val="single" w:sz="6" w:space="0" w:color="C4C7C5"/>
+              <w:bottom w:val="single" w:sz="6" w:space="0" w:color="C4C7C5"/>
+              <w:right w:val="single" w:sz="6" w:space="0" w:color="C4C7C5"/>
+            </w:tcBorders>
+            <w:tcMar>
+              <w:top w:w="120" w:type="dxa"/>
+              <w:left w:w="180" w:type="dxa"/>
+              <w:bottom w:w="120" w:type="dxa"/>
+              <w:right w:w="180" w:type="dxa"/>
+            </w:tcMar>
+            <w:vAlign w:val="center"/>
+            <w:hideMark/>
+          </w:tcPr>
+          <w:p>
+            <w:pPr>
+              <w:spacing w:before="120" w:after="120" w:line="240" w:lineRule="auto"/>
+              <w:jc w:val="both"/>
+              <w:rPr>
+                <w:rFonts w:ascii="Arial" w:hAnsi="Arial" w:cs="Arial"/>
+                <w:color w:val="0070C0"/>
+                <w:sz w:val="24"/>
+                <w:szCs w:val="24"/>
+              </w:rPr>
+            </w:pPr>
+            <w:r>
+              <w:rPr>
+                <w:rFonts w:ascii="Arial" w:hAnsi="Arial" w:cs="Arial"/>
+                <w:color w:val="0070C0"/>
+                <w:sz w:val="24"/>
+                <w:szCs w:val="24"/>
+              </w:rPr>
+              <w:t>El recurso solicitado no existe en la dirección indicada.</w:t>
+            </w:r>
+          </w:p>
+        </w:tc>
+      </w:tr>
+      <w:tr>
+        <w:trPr>
+          <w:tblCellSpacing w:w="15" w:type="dxa"/>
+        </w:trPr>
+        <w:tc>
+          <w:tcPr>
+            <w:tcW w:w="0" w:type="auto"/>
+            <w:tcBorders>
+              <w:top w:val="single" w:sz="6" w:space="0" w:color="C4C7C5"/>
+              <w:left w:val="single" w:sz="6" w:space="0" w:color="C4C7C5"/>
+              <w:bottom w:val="single" w:sz="6" w:space="0" w:color="C4C7C5"/>
+              <w:right w:val="single" w:sz="6" w:space="0" w:color="C4C7C5"/>
+            </w:tcBorders>
+            <w:tcMar>
+              <w:top w:w="120" w:type="dxa"/>
+              <w:left w:w="180" w:type="dxa"/>
+              <w:bottom w:w="120" w:type="dxa"/>
+              <w:right w:w="180" w:type="dxa"/>
+            </w:tcMar>
+            <w:vAlign w:val="center"/>
+            <w:hideMark/>
+          </w:tcPr>
+          <w:p>
+            <w:pPr>
+              <w:spacing w:before="120" w:after="120" w:line="240" w:lineRule="auto"/>
+              <w:jc w:val="both"/>
+              <w:rPr>
+                <w:rFonts w:ascii="Arial" w:hAnsi="Arial" w:cs="Arial"/>
+                <w:b/>
+                <w:bCs/>
+                <w:color w:val="0070C0"/>
+                <w:sz w:val="24"/>
+                <w:szCs w:val="24"/>
+              </w:rPr>
+            </w:pPr>
+          </w:p>
+        </w:tc>
+        <w:tc>
+          <w:tcPr>
+            <w:tcW w:w="0" w:type="auto"/>
+            <w:tcBorders>
+              <w:top w:val="single" w:sz="6" w:space="0" w:color="C4C7C5"/>
+              <w:left w:val="single" w:sz="6" w:space="0" w:color="C4C7C5"/>
+              <w:bottom w:val="single" w:sz="6" w:space="0" w:color="C4C7C5"/>
+              <w:right w:val="single" w:sz="6" w:space="0" w:color="C4C7C5"/>
+            </w:tcBorders>
+            <w:tcMar>
+              <w:top w:w="120" w:type="dxa"/>
+              <w:left w:w="180" w:type="dxa"/>
+              <w:bottom w:w="120" w:type="dxa"/>
+              <w:right w:w="180" w:type="dxa"/>
+            </w:tcMar>
+            <w:vAlign w:val="center"/>
+            <w:hideMark/>
+          </w:tcPr>
+          <w:p>
+            <w:pPr>
+              <w:spacing w:before="120" w:after="120" w:line="240" w:lineRule="auto"/>
+              <w:jc w:val="both"/>
+              <w:rPr>
+                <w:rFonts w:ascii="Arial" w:hAnsi="Arial" w:cs="Arial"/>
+                <w:b/>
+                <w:bCs/>
+                <w:color w:val="0070C0"/>
+                <w:sz w:val="24"/>
+                <w:szCs w:val="24"/>
+              </w:rPr>
+            </w:pPr>
+            <w:r>
+              <w:rPr>
+                <w:rFonts w:ascii="Arial" w:hAnsi="Arial" w:cs="Arial"/>
+                <w:b/>
+                <w:bCs/>
+                <w:color w:val="0070C0"/>
+                <w:sz w:val="24"/>
+                <w:szCs w:val="24"/>
+              </w:rPr>
+              <w:t>429</w:t>
+            </w:r>
+          </w:p>
+        </w:tc>
+        <w:tc>
+          <w:tcPr>
+            <w:tcW w:w="0" w:type="auto"/>
+            <w:tcBorders>
+              <w:top w:val="single" w:sz="6" w:space="0" w:color="C4C7C5"/>
+              <w:left w:val="single" w:sz="6" w:space="0" w:color="C4C7C5"/>
+              <w:bottom w:val="single" w:sz="6" w:space="0" w:color="C4C7C5"/>
+              <w:right w:val="single" w:sz="6" w:space="0" w:color="C4C7C5"/>
+            </w:tcBorders>
+            <w:tcMar>
+              <w:top w:w="120" w:type="dxa"/>
+              <w:left w:w="180" w:type="dxa"/>
+              <w:bottom w:w="120" w:type="dxa"/>
+              <w:right w:w="180" w:type="dxa"/>
+            </w:tcMar>
+            <w:vAlign w:val="center"/>
+            <w:hideMark/>
+          </w:tcPr>
+          <w:p>
+            <w:pPr>
+              <w:spacing w:before="120" w:after="120" w:line="240" w:lineRule="auto"/>
+              <w:jc w:val="both"/>
+              <w:rPr>
+                <w:rFonts w:ascii="Arial" w:hAnsi="Arial" w:cs="Arial"/>
+                <w:color w:val="0070C0"/>
+                <w:sz w:val="24"/>
+                <w:szCs w:val="24"/>
+              </w:rPr>
+            </w:pPr>
+            <w:proofErr w:type="spellStart"/>
+            <w:r>
+              <w:rPr>
+                <w:rFonts w:ascii="Arial" w:hAnsi="Arial" w:cs="Arial"/>
+                <w:color w:val="0070C0"/>
+                <w:sz w:val="24"/>
+                <w:szCs w:val="24"/>
+              </w:rPr>
+              <w:t>Too</w:t>
+            </w:r>
+            <w:proofErr w:type="spellEnd"/>
+            <w:r>
+              <w:rPr>
+                <w:rFonts w:ascii="Arial" w:hAnsi="Arial" w:cs="Arial"/>
+                <w:color w:val="0070C0"/>
+                <w:sz w:val="24"/>
+                <w:szCs w:val="24"/>
+              </w:rPr>
+              <w:t xml:space="preserve"> Many </w:t>
+            </w:r>
+            <w:proofErr w:type="spellStart"/>
+            <w:r>
+              <w:rPr>
+                <w:rFonts w:ascii="Arial" w:hAnsi="Arial" w:cs="Arial"/>
+                <w:color w:val="0070C0"/>
+                <w:sz w:val="24"/>
+                <w:szCs w:val="24"/>
+              </w:rPr>
+              <w:t>Requests</w:t>
+            </w:r>
+            <w:proofErr w:type="spellEnd"/>
+          </w:p>
+        </w:tc>
+        <w:tc>
+          <w:tcPr>
+            <w:tcW w:w="0" w:type="auto"/>
+            <w:tcBorders>
+              <w:top w:val="single" w:sz="6" w:space="0" w:color="C4C7C5"/>
+              <w:left w:val="single" w:sz="6" w:space="0" w:color="C4C7C5"/>
+              <w:bottom w:val="single" w:sz="6" w:space="0" w:color="C4C7C5"/>
+              <w:right w:val="single" w:sz="6" w:space="0" w:color="C4C7C5"/>
+            </w:tcBorders>
+            <w:tcMar>
+              <w:top w:w="120" w:type="dxa"/>
+              <w:left w:w="180" w:type="dxa"/>
+              <w:bottom w:w="120" w:type="dxa"/>
+              <w:right w:w="180" w:type="dxa"/>
+            </w:tcMar>
+            <w:vAlign w:val="center"/>
+            <w:hideMark/>
+          </w:tcPr>
+          <w:p>
+            <w:pPr>
+              <w:spacing w:before="120" w:after="120" w:line="240" w:lineRule="auto"/>
+              <w:jc w:val="both"/>
+              <w:rPr>
+                <w:rFonts w:ascii="Arial" w:hAnsi="Arial" w:cs="Arial"/>
+                <w:color w:val="0070C0"/>
+                <w:sz w:val="24"/>
+                <w:szCs w:val="24"/>
+              </w:rPr>
+            </w:pPr>
+            <w:r>
+              <w:rPr>
+                <w:rFonts w:ascii="Arial" w:hAnsi="Arial" w:cs="Arial"/>
+                <w:color w:val="0070C0"/>
+                <w:sz w:val="24"/>
+                <w:szCs w:val="24"/>
+              </w:rPr>
+              <w:t xml:space="preserve">El cliente ha enviado demasiadas peticiones en un tiempo determinado (límite de velocidad / </w:t>
+            </w:r>
+            <w:proofErr w:type="spellStart"/>
+            <w:r>
+              <w:rPr>
+                <w:rFonts w:ascii="Arial" w:hAnsi="Arial" w:cs="Arial"/>
+                <w:color w:val="0070C0"/>
+                <w:sz w:val="24"/>
+                <w:szCs w:val="24"/>
+              </w:rPr>
+              <w:t>rate</w:t>
+            </w:r>
+            <w:proofErr w:type="spellEnd"/>
+            <w:r>
+              <w:rPr>
+                <w:rFonts w:ascii="Arial" w:hAnsi="Arial" w:cs="Arial"/>
+                <w:color w:val="0070C0"/>
+                <w:sz w:val="24"/>
+                <w:szCs w:val="24"/>
+              </w:rPr>
+              <w:t xml:space="preserve"> </w:t>
+            </w:r>
+            <w:proofErr w:type="spellStart"/>
+            <w:r>
+              <w:rPr>
+                <w:rFonts w:ascii="Arial" w:hAnsi="Arial" w:cs="Arial"/>
+                <w:color w:val="0070C0"/>
+                <w:sz w:val="24"/>
+                <w:szCs w:val="24"/>
+              </w:rPr>
+              <w:t>limiting</w:t>
+            </w:r>
+            <w:proofErr w:type="spellEnd"/>
+            <w:r>
+              <w:rPr>
+                <w:rFonts w:ascii="Arial" w:hAnsi="Arial" w:cs="Arial"/>
+                <w:color w:val="0070C0"/>
+                <w:sz w:val="24"/>
+                <w:szCs w:val="24"/>
+              </w:rPr>
+              <w:t>).</w:t>
+            </w:r>
+          </w:p>
+        </w:tc>
+      </w:tr>
+      <w:tr>
+        <w:trPr>
+          <w:tblCellSpacing w:w="15" w:type="dxa"/>
+        </w:trPr>
+        <w:tc>
+          <w:tcPr>
+            <w:tcW w:w="0" w:type="auto"/>
+            <w:tcBorders>
+              <w:top w:val="single" w:sz="6" w:space="0" w:color="C4C7C5"/>
+              <w:left w:val="single" w:sz="6" w:space="0" w:color="C4C7C5"/>
+              <w:bottom w:val="single" w:sz="6" w:space="0" w:color="C4C7C5"/>
+              <w:right w:val="single" w:sz="6" w:space="0" w:color="C4C7C5"/>
+            </w:tcBorders>
+            <w:tcMar>
+              <w:top w:w="120" w:type="dxa"/>
+              <w:left w:w="180" w:type="dxa"/>
+              <w:bottom w:w="120" w:type="dxa"/>
+              <w:right w:w="180" w:type="dxa"/>
+            </w:tcMar>
+            <w:vAlign w:val="center"/>
+            <w:hideMark/>
+          </w:tcPr>
+          <w:p>
+            <w:pPr>
+              <w:spacing w:before="120" w:after="120" w:line="240" w:lineRule="auto"/>
+              <w:jc w:val="both"/>
+              <w:rPr>
+                <w:rFonts w:ascii="Arial" w:hAnsi="Arial" w:cs="Arial"/>
+                <w:b/>
+                <w:bCs/>
+                <w:color w:val="0070C0"/>
+                <w:sz w:val="24"/>
+                <w:szCs w:val="24"/>
+              </w:rPr>
+            </w:pPr>
+          </w:p>
+        </w:tc>
+        <w:tc>
+          <w:tcPr>
+            <w:tcW w:w="0" w:type="auto"/>
+            <w:tcBorders>
+              <w:top w:val="single" w:sz="6" w:space="0" w:color="C4C7C5"/>
+              <w:left w:val="single" w:sz="6" w:space="0" w:color="C4C7C5"/>
+              <w:bottom w:val="single" w:sz="6" w:space="0" w:color="C4C7C5"/>
+              <w:right w:val="single" w:sz="6" w:space="0" w:color="C4C7C5"/>
+            </w:tcBorders>
+            <w:tcMar>
+              <w:top w:w="120" w:type="dxa"/>
+              <w:left w:w="180" w:type="dxa"/>
+              <w:bottom w:w="120" w:type="dxa"/>
+              <w:right w:w="180" w:type="dxa"/>
+            </w:tcMar>
+            <w:vAlign w:val="center"/>
+            <w:hideMark/>
+          </w:tcPr>
+          <w:p>
+            <w:pPr>
+              <w:spacing w:before="120" w:after="120" w:line="240" w:lineRule="auto"/>
+              <w:jc w:val="both"/>
+              <w:rPr>
+                <w:rFonts w:ascii="Arial" w:hAnsi="Arial" w:cs="Arial"/>
+                <w:b/>
+                <w:bCs/>
+                <w:color w:val="0070C0"/>
+                <w:sz w:val="24"/>
+                <w:szCs w:val="24"/>
+              </w:rPr>
+            </w:pPr>
+          </w:p>
+        </w:tc>
+        <w:tc>
+          <w:tcPr>
+            <w:tcW w:w="0" w:type="auto"/>
+            <w:tcBorders>
+              <w:top w:val="single" w:sz="6" w:space="0" w:color="C4C7C5"/>
+              <w:left w:val="single" w:sz="6" w:space="0" w:color="C4C7C5"/>
+              <w:bottom w:val="single" w:sz="6" w:space="0" w:color="C4C7C5"/>
+              <w:right w:val="single" w:sz="6" w:space="0" w:color="C4C7C5"/>
+            </w:tcBorders>
+            <w:tcMar>
+              <w:top w:w="120" w:type="dxa"/>
+              <w:left w:w="180" w:type="dxa"/>
+              <w:bottom w:w="120" w:type="dxa"/>
+              <w:right w:w="180" w:type="dxa"/>
+            </w:tcMar>
+            <w:vAlign w:val="center"/>
+            <w:hideMark/>
+          </w:tcPr>
+          <w:p>
+            <w:pPr>
+              <w:spacing w:before="120" w:after="120" w:line="240" w:lineRule="auto"/>
+              <w:jc w:val="both"/>
+              <w:rPr>
+                <w:rFonts w:ascii="Arial" w:hAnsi="Arial" w:cs="Arial"/>
+                <w:color w:val="0070C0"/>
+                <w:sz w:val="24"/>
+                <w:szCs w:val="24"/>
+              </w:rPr>
+            </w:pPr>
+          </w:p>
+        </w:tc>
+        <w:tc>
+          <w:tcPr>
+            <w:tcW w:w="0" w:type="auto"/>
+            <w:tcBorders>
+              <w:top w:val="single" w:sz="6" w:space="0" w:color="C4C7C5"/>
+              <w:left w:val="single" w:sz="6" w:space="0" w:color="C4C7C5"/>
+              <w:bottom w:val="single" w:sz="6" w:space="0" w:color="C4C7C5"/>
+              <w:right w:val="single" w:sz="6" w:space="0" w:color="C4C7C5"/>
+            </w:tcBorders>
+            <w:tcMar>
+              <w:top w:w="120" w:type="dxa"/>
+              <w:left w:w="180" w:type="dxa"/>
+              <w:bottom w:w="120" w:type="dxa"/>
+              <w:right w:w="180" w:type="dxa"/>
+            </w:tcMar>
+            <w:vAlign w:val="center"/>
+            <w:hideMark/>
+          </w:tcPr>
+          <w:p>
+            <w:pPr>
+              <w:spacing w:before="120" w:after="120" w:line="240" w:lineRule="auto"/>
+              <w:jc w:val="both"/>
+              <w:rPr>
+                <w:rFonts w:ascii="Arial" w:hAnsi="Arial" w:cs="Arial"/>
+                <w:color w:val="0070C0"/>
+                <w:sz w:val="24"/>
+                <w:szCs w:val="24"/>
+              </w:rPr>
+            </w:pPr>
+          </w:p>
+        </w:tc>
+      </w:tr>
+      <w:tr>
+        <w:trPr>
+          <w:tblCellSpacing w:w="15" w:type="dxa"/>
+        </w:trPr>
+        <w:tc>
+          <w:tcPr>
+            <w:tcW w:w="0" w:type="auto"/>
+            <w:tcBorders>
+              <w:top w:val="single" w:sz="6" w:space="0" w:color="C4C7C5"/>
+              <w:left w:val="single" w:sz="6" w:space="0" w:color="C4C7C5"/>
+              <w:bottom w:val="single" w:sz="6" w:space="0" w:color="C4C7C5"/>
+              <w:right w:val="single" w:sz="6" w:space="0" w:color="C4C7C5"/>
+            </w:tcBorders>
+            <w:tcMar>
+              <w:top w:w="120" w:type="dxa"/>
+              <w:left w:w="180" w:type="dxa"/>
+              <w:bottom w:w="120" w:type="dxa"/>
+              <w:right w:w="180" w:type="dxa"/>
+            </w:tcMar>
+            <w:vAlign w:val="center"/>
+            <w:hideMark/>
+          </w:tcPr>
+          <w:p>
+            <w:pPr>
+              <w:spacing w:before="120" w:after="120" w:line="240" w:lineRule="auto"/>
+              <w:jc w:val="both"/>
+              <w:rPr>
+                <w:rFonts w:ascii="Arial" w:hAnsi="Arial" w:cs="Arial"/>
+                <w:b/>
+                <w:bCs/>
+                <w:color w:val="0070C0"/>
+                <w:sz w:val="24"/>
+                <w:szCs w:val="24"/>
+              </w:rPr>
+            </w:pPr>
+            <w:r>
+              <w:rPr>
+                <w:rFonts w:ascii="Arial" w:hAnsi="Arial" w:cs="Arial"/>
+                <w:b/>
+                <w:bCs/>
+                <w:color w:val="0070C0"/>
+                <w:sz w:val="24"/>
+                <w:szCs w:val="24"/>
+              </w:rPr>
+              <w:t>5xx</w:t>
+            </w:r>
+          </w:p>
+          <w:p>
+            <w:pPr>
+              <w:spacing w:before="120" w:after="120" w:line="240" w:lineRule="auto"/>
+              <w:jc w:val="both"/>
+              <w:rPr>
+                <w:rFonts w:ascii="Arial" w:hAnsi="Arial" w:cs="Arial"/>
+                <w:b/>
+                <w:bCs/>
+                <w:color w:val="0070C0"/>
+                <w:sz w:val="24"/>
+                <w:szCs w:val="24"/>
+              </w:rPr>
+            </w:pPr>
+            <w:r>
+              <w:rPr>
+                <w:rFonts w:ascii="Arial" w:hAnsi="Arial" w:cs="Arial"/>
+                <w:b/>
+                <w:bCs/>
+                <w:color w:val="0070C0"/>
+                <w:sz w:val="24"/>
+                <w:szCs w:val="24"/>
+              </w:rPr>
+              <w:br/>
+            </w:r>
+          </w:p>
+          <w:p>
+            <w:pPr>
+              <w:spacing w:before="120" w:after="120" w:line="240" w:lineRule="auto"/>
+              <w:jc w:val="both"/>
+              <w:rPr>
+                <w:rFonts w:ascii="Arial" w:hAnsi="Arial" w:cs="Arial"/>
+                <w:b/>
+                <w:bCs/>
+                <w:color w:val="0070C0"/>
+                <w:sz w:val="24"/>
+                <w:szCs w:val="24"/>
+              </w:rPr>
+            </w:pPr>
+            <w:r>
+              <w:rPr>
+                <w:rFonts w:ascii="Arial" w:hAnsi="Arial" w:cs="Arial"/>
+                <w:b/>
+                <w:bCs/>
+                <w:color w:val="0070C0"/>
+                <w:sz w:val="24"/>
+                <w:szCs w:val="24"/>
+              </w:rPr>
+              <w:t>(Errores del Servidor)</w:t>
+            </w:r>
+          </w:p>
+        </w:tc>
+        <w:tc>
+          <w:tcPr>
+            <w:tcW w:w="0" w:type="auto"/>
+            <w:tcBorders>
+              <w:top w:val="single" w:sz="6" w:space="0" w:color="C4C7C5"/>
+              <w:left w:val="single" w:sz="6" w:space="0" w:color="C4C7C5"/>
+              <w:bottom w:val="single" w:sz="6" w:space="0" w:color="C4C7C5"/>
+              <w:right w:val="single" w:sz="6" w:space="0" w:color="C4C7C5"/>
+            </w:tcBorders>
+            <w:tcMar>
+              <w:top w:w="120" w:type="dxa"/>
+              <w:left w:w="180" w:type="dxa"/>
+              <w:bottom w:w="120" w:type="dxa"/>
+              <w:right w:w="180" w:type="dxa"/>
+            </w:tcMar>
+            <w:vAlign w:val="center"/>
+            <w:hideMark/>
+          </w:tcPr>
+          <w:p>
+            <w:pPr>
+              <w:spacing w:before="120" w:after="120" w:line="240" w:lineRule="auto"/>
+              <w:jc w:val="both"/>
+              <w:rPr>
+                <w:rFonts w:ascii="Arial" w:hAnsi="Arial" w:cs="Arial"/>
+                <w:b/>
+                <w:bCs/>
+                <w:color w:val="0070C0"/>
+                <w:sz w:val="24"/>
+                <w:szCs w:val="24"/>
+              </w:rPr>
+            </w:pPr>
+            <w:r>
+              <w:rPr>
+                <w:rFonts w:ascii="Arial" w:hAnsi="Arial" w:cs="Arial"/>
+                <w:b/>
+                <w:bCs/>
+                <w:color w:val="0070C0"/>
+                <w:sz w:val="24"/>
+                <w:szCs w:val="24"/>
+              </w:rPr>
+              <w:t>500</w:t>
+            </w:r>
+          </w:p>
+        </w:tc>
+        <w:tc>
+          <w:tcPr>
+            <w:tcW w:w="0" w:type="auto"/>
+            <w:tcBorders>
+              <w:top w:val="single" w:sz="6" w:space="0" w:color="C4C7C5"/>
+              <w:left w:val="single" w:sz="6" w:space="0" w:color="C4C7C5"/>
+              <w:bottom w:val="single" w:sz="6" w:space="0" w:color="C4C7C5"/>
+              <w:right w:val="single" w:sz="6" w:space="0" w:color="C4C7C5"/>
+            </w:tcBorders>
+            <w:tcMar>
+              <w:top w:w="120" w:type="dxa"/>
+              <w:left w:w="180" w:type="dxa"/>
+              <w:bottom w:w="120" w:type="dxa"/>
+              <w:right w:w="180" w:type="dxa"/>
+            </w:tcMar>
+            <w:vAlign w:val="center"/>
+            <w:hideMark/>
+          </w:tcPr>
+          <w:p>
+            <w:pPr>
+              <w:spacing w:before="120" w:after="120" w:line="240" w:lineRule="auto"/>
+              <w:jc w:val="both"/>
+              <w:rPr>
+                <w:rFonts w:ascii="Arial" w:hAnsi="Arial" w:cs="Arial"/>
+                <w:color w:val="0070C0"/>
+                <w:sz w:val="24"/>
+                <w:szCs w:val="24"/>
+              </w:rPr>
+            </w:pPr>
+            <w:proofErr w:type="spellStart"/>
+            <w:r>
+              <w:rPr>
+                <w:rFonts w:ascii="Arial" w:hAnsi="Arial" w:cs="Arial"/>
+                <w:color w:val="0070C0"/>
+                <w:sz w:val="24"/>
+                <w:szCs w:val="24"/>
+              </w:rPr>
+              <w:t>Internal</w:t>
+            </w:r>
+            <w:proofErr w:type="spellEnd"/>
+            <w:r>
+              <w:rPr>
+                <w:rFonts w:ascii="Arial" w:hAnsi="Arial" w:cs="Arial"/>
+                <w:color w:val="0070C0"/>
+                <w:sz w:val="24"/>
+                <w:szCs w:val="24"/>
+              </w:rPr>
+              <w:t xml:space="preserve"> Server Error</w:t>
+            </w:r>
+          </w:p>
+        </w:tc>
+        <w:tc>
+          <w:tcPr>
+            <w:tcW w:w="0" w:type="auto"/>
+            <w:tcBorders>
+              <w:top w:val="single" w:sz="6" w:space="0" w:color="C4C7C5"/>
+              <w:left w:val="single" w:sz="6" w:space="0" w:color="C4C7C5"/>
+              <w:bottom w:val="single" w:sz="6" w:space="0" w:color="C4C7C5"/>
+              <w:right w:val="single" w:sz="6" w:space="0" w:color="C4C7C5"/>
+            </w:tcBorders>
+            <w:tcMar>
+              <w:top w:w="120" w:type="dxa"/>
+              <w:left w:w="180" w:type="dxa"/>
+              <w:bottom w:w="120" w:type="dxa"/>
+              <w:right w:w="180" w:type="dxa"/>
+            </w:tcMar>
+            <w:vAlign w:val="center"/>
+            <w:hideMark/>
+          </w:tcPr>
+          <w:p>
+            <w:pPr>
+              <w:spacing w:before="120" w:after="120" w:line="240" w:lineRule="auto"/>
+              <w:jc w:val="both"/>
+              <w:rPr>
+                <w:rFonts w:ascii="Arial" w:hAnsi="Arial" w:cs="Arial"/>
+                <w:color w:val="0070C0"/>
+                <w:sz w:val="24"/>
+                <w:szCs w:val="24"/>
+              </w:rPr>
+            </w:pPr>
+            <w:r>
+              <w:rPr>
+                <w:rFonts w:ascii="Arial" w:hAnsi="Arial" w:cs="Arial"/>
+                <w:color w:val="0070C0"/>
+                <w:sz w:val="24"/>
+                <w:szCs w:val="24"/>
+              </w:rPr>
+              <w:t>Error genérico del servidor; algo ha fallado de forma inesperada en el código o la configuración interna.</w:t>
+            </w:r>
+          </w:p>
+        </w:tc>
+      </w:tr>
+      <w:tr>
+        <w:trPr>
+          <w:tblCellSpacing w:w="15" w:type="dxa"/>
+        </w:trPr>
+        <w:tc>
+          <w:tcPr>
+            <w:tcW w:w="0" w:type="auto"/>
+            <w:tcBorders>
+              <w:top w:val="single" w:sz="6" w:space="0" w:color="C4C7C5"/>
+              <w:left w:val="single" w:sz="6" w:space="0" w:color="C4C7C5"/>
+              <w:bottom w:val="single" w:sz="6" w:space="0" w:color="C4C7C5"/>
+              <w:right w:val="single" w:sz="6" w:space="0" w:color="C4C7C5"/>
+            </w:tcBorders>
+            <w:tcMar>
+              <w:top w:w="120" w:type="dxa"/>
+              <w:left w:w="180" w:type="dxa"/>
+              <w:bottom w:w="120" w:type="dxa"/>
+              <w:right w:w="180" w:type="dxa"/>
+            </w:tcMar>
+            <w:vAlign w:val="center"/>
+            <w:hideMark/>
+          </w:tcPr>
+          <w:p>
+            <w:pPr>
+              <w:spacing w:before="120" w:after="120" w:line="240" w:lineRule="auto"/>
+              <w:jc w:val="both"/>
+              <w:rPr>
+                <w:rFonts w:ascii="Arial" w:hAnsi="Arial" w:cs="Arial"/>
+                <w:b/>
+                <w:bCs/>
+                <w:color w:val="0070C0"/>
+                <w:sz w:val="24"/>
+                <w:szCs w:val="24"/>
+              </w:rPr>
+            </w:pPr>
+          </w:p>
+        </w:tc>
+        <w:tc>
+          <w:tcPr>
+            <w:tcW w:w="0" w:type="auto"/>
+            <w:tcBorders>
+              <w:top w:val="single" w:sz="6" w:space="0" w:color="C4C7C5"/>
+              <w:left w:val="single" w:sz="6" w:space="0" w:color="C4C7C5"/>
+              <w:bottom w:val="single" w:sz="6" w:space="0" w:color="C4C7C5"/>
+              <w:right w:val="single" w:sz="6" w:space="0" w:color="C4C7C5"/>
+            </w:tcBorders>
+            <w:tcMar>
+              <w:top w:w="120" w:type="dxa"/>
+              <w:left w:w="180" w:type="dxa"/>
+              <w:bottom w:w="120" w:type="dxa"/>
+              <w:right w:w="180" w:type="dxa"/>
+            </w:tcMar>
+            <w:vAlign w:val="center"/>
+            <w:hideMark/>
+          </w:tcPr>
+          <w:p>
+            <w:pPr>
+              <w:spacing w:before="120" w:after="120" w:line="240" w:lineRule="auto"/>
+              <w:jc w:val="both"/>
+              <w:rPr>
+                <w:rFonts w:ascii="Arial" w:hAnsi="Arial" w:cs="Arial"/>
+                <w:b/>
+                <w:bCs/>
+                <w:color w:val="0070C0"/>
+                <w:sz w:val="24"/>
+                <w:szCs w:val="24"/>
+              </w:rPr>
+            </w:pPr>
+            <w:r>
+              <w:rPr>
+                <w:rFonts w:ascii="Arial" w:hAnsi="Arial" w:cs="Arial"/>
+                <w:b/>
+                <w:bCs/>
+                <w:color w:val="0070C0"/>
+                <w:sz w:val="24"/>
+                <w:szCs w:val="24"/>
+              </w:rPr>
+              <w:t>502</w:t>
+            </w:r>
+          </w:p>
+        </w:tc>
+        <w:tc>
+          <w:tcPr>
+            <w:tcW w:w="0" w:type="auto"/>
+            <w:tcBorders>
+              <w:top w:val="single" w:sz="6" w:space="0" w:color="C4C7C5"/>
+              <w:left w:val="single" w:sz="6" w:space="0" w:color="C4C7C5"/>
+              <w:bottom w:val="single" w:sz="6" w:space="0" w:color="C4C7C5"/>
+              <w:right w:val="single" w:sz="6" w:space="0" w:color="C4C7C5"/>
+            </w:tcBorders>
+            <w:tcMar>
+              <w:top w:w="120" w:type="dxa"/>
+              <w:left w:w="180" w:type="dxa"/>
+              <w:bottom w:w="120" w:type="dxa"/>
+              <w:right w:w="180" w:type="dxa"/>
+            </w:tcMar>
+            <w:vAlign w:val="center"/>
+            <w:hideMark/>
+          </w:tcPr>
+          <w:p>
+            <w:pPr>
+              <w:spacing w:before="120" w:after="120" w:line="240" w:lineRule="auto"/>
+              <w:jc w:val="both"/>
+              <w:rPr>
+                <w:rFonts w:ascii="Arial" w:hAnsi="Arial" w:cs="Arial"/>
+                <w:color w:val="0070C0"/>
+                <w:sz w:val="24"/>
+                <w:szCs w:val="24"/>
+              </w:rPr>
+            </w:pPr>
+            <w:r>
+              <w:rPr>
+                <w:rFonts w:ascii="Arial" w:hAnsi="Arial" w:cs="Arial"/>
+                <w:color w:val="0070C0"/>
+                <w:sz w:val="24"/>
+                <w:szCs w:val="24"/>
+              </w:rPr>
+              <w:t>Bad Gateway</w:t>
+            </w:r>
+          </w:p>
+        </w:tc>
+        <w:tc>
+          <w:tcPr>
+            <w:tcW w:w="0" w:type="auto"/>
+            <w:tcBorders>
+              <w:top w:val="single" w:sz="6" w:space="0" w:color="C4C7C5"/>
+              <w:left w:val="single" w:sz="6" w:space="0" w:color="C4C7C5"/>
+              <w:bottom w:val="single" w:sz="6" w:space="0" w:color="C4C7C5"/>
+              <w:right w:val="single" w:sz="6" w:space="0" w:color="C4C7C5"/>
+            </w:tcBorders>
+            <w:tcMar>
+              <w:top w:w="120" w:type="dxa"/>
+              <w:left w:w="180" w:type="dxa"/>
+              <w:bottom w:w="120" w:type="dxa"/>
+              <w:right w:w="180" w:type="dxa"/>
+            </w:tcMar>
+            <w:vAlign w:val="center"/>
+            <w:hideMark/>
+          </w:tcPr>
+          <w:p>
+            <w:pPr>
+              <w:spacing w:before="120" w:after="120" w:line="240" w:lineRule="auto"/>
+              <w:jc w:val="both"/>
+              <w:rPr>
+                <w:rFonts w:ascii="Arial" w:hAnsi="Arial" w:cs="Arial"/>
+                <w:color w:val="0070C0"/>
+                <w:sz w:val="24"/>
+                <w:szCs w:val="24"/>
+              </w:rPr>
+            </w:pPr>
+            <w:r>
+              <w:rPr>
+                <w:rFonts w:ascii="Arial" w:hAnsi="Arial" w:cs="Arial"/>
+                <w:color w:val="0070C0"/>
+                <w:sz w:val="24"/>
+                <w:szCs w:val="24"/>
+              </w:rPr>
+              <w:t>El servidor (actuando como proxy o pasarela) ha recibido una respuesta inválida de otro servidor superior.</w:t>
+            </w:r>
+          </w:p>
+        </w:tc>
+      </w:tr>
+      <w:tr>
+        <w:trPr>
+          <w:tblCellSpacing w:w="15" w:type="dxa"/>
+        </w:trPr>
+        <w:tc>
+          <w:tcPr>
+            <w:tcW w:w="0" w:type="auto"/>
+            <w:tcBorders>
+              <w:top w:val="single" w:sz="6" w:space="0" w:color="C4C7C5"/>
+              <w:left w:val="single" w:sz="6" w:space="0" w:color="C4C7C5"/>
+              <w:bottom w:val="single" w:sz="6" w:space="0" w:color="C4C7C5"/>
+              <w:right w:val="single" w:sz="6" w:space="0" w:color="C4C7C5"/>
+            </w:tcBorders>
+            <w:tcMar>
+              <w:top w:w="120" w:type="dxa"/>
+              <w:left w:w="180" w:type="dxa"/>
+              <w:bottom w:w="120" w:type="dxa"/>
+              <w:right w:w="180" w:type="dxa"/>
+            </w:tcMar>
+            <w:vAlign w:val="center"/>
+            <w:hideMark/>
+          </w:tcPr>
+          <w:p>
+            <w:pPr>
+              <w:spacing w:before="120" w:after="120" w:line="240" w:lineRule="auto"/>
+              <w:jc w:val="both"/>
+              <w:rPr>
+                <w:rFonts w:ascii="Arial" w:hAnsi="Arial" w:cs="Arial"/>
+                <w:b/>
+                <w:bCs/>
+                <w:color w:val="0070C0"/>
+                <w:sz w:val="24"/>
+                <w:szCs w:val="24"/>
+              </w:rPr>
+            </w:pPr>
+          </w:p>
+        </w:tc>
+        <w:tc>
+          <w:tcPr>
+            <w:tcW w:w="0" w:type="auto"/>
+            <w:tcBorders>
+              <w:top w:val="single" w:sz="6" w:space="0" w:color="C4C7C5"/>
+              <w:left w:val="single" w:sz="6" w:space="0" w:color="C4C7C5"/>
+              <w:bottom w:val="single" w:sz="6" w:space="0" w:color="C4C7C5"/>
+              <w:right w:val="single" w:sz="6" w:space="0" w:color="C4C7C5"/>
+            </w:tcBorders>
+            <w:tcMar>
+              <w:top w:w="120" w:type="dxa"/>
+              <w:left w:w="180" w:type="dxa"/>
+              <w:bottom w:w="120" w:type="dxa"/>
+              <w:right w:w="180" w:type="dxa"/>
+            </w:tcMar>
+            <w:vAlign w:val="center"/>
+            <w:hideMark/>
+          </w:tcPr>
+          <w:p>
+            <w:pPr>
+              <w:spacing w:before="120" w:after="120" w:line="240" w:lineRule="auto"/>
+              <w:jc w:val="both"/>
+              <w:rPr>
+                <w:rFonts w:ascii="Arial" w:hAnsi="Arial" w:cs="Arial"/>
+                <w:b/>
+                <w:bCs/>
+                <w:color w:val="0070C0"/>
+                <w:sz w:val="24"/>
+                <w:szCs w:val="24"/>
+              </w:rPr>
+            </w:pPr>
+            <w:r>
+              <w:rPr>
+                <w:rFonts w:ascii="Arial" w:hAnsi="Arial" w:cs="Arial"/>
+                <w:b/>
+                <w:bCs/>
+                <w:color w:val="0070C0"/>
+                <w:sz w:val="24"/>
+                <w:szCs w:val="24"/>
+              </w:rPr>
+              <w:t>503</w:t>
+            </w:r>
+          </w:p>
+        </w:tc>
+        <w:tc>
+          <w:tcPr>
+            <w:tcW w:w="0" w:type="auto"/>
+            <w:tcBorders>
+              <w:top w:val="single" w:sz="6" w:space="0" w:color="C4C7C5"/>
+              <w:left w:val="single" w:sz="6" w:space="0" w:color="C4C7C5"/>
+              <w:bottom w:val="single" w:sz="6" w:space="0" w:color="C4C7C5"/>
+              <w:right w:val="single" w:sz="6" w:space="0" w:color="C4C7C5"/>
+            </w:tcBorders>
+            <w:tcMar>
+              <w:top w:w="120" w:type="dxa"/>
+              <w:left w:w="180" w:type="dxa"/>
+              <w:bottom w:w="120" w:type="dxa"/>
+              <w:right w:w="180" w:type="dxa"/>
+            </w:tcMar>
+            <w:vAlign w:val="center"/>
+            <w:hideMark/>
+          </w:tcPr>
+          <w:p>
+            <w:pPr>
+              <w:spacing w:before="120" w:after="120" w:line="240" w:lineRule="auto"/>
+              <w:jc w:val="both"/>
+              <w:rPr>
+                <w:rFonts w:ascii="Arial" w:hAnsi="Arial" w:cs="Arial"/>
+                <w:color w:val="0070C0"/>
+                <w:sz w:val="24"/>
+                <w:szCs w:val="24"/>
+              </w:rPr>
+            </w:pPr>
+            <w:r>
+              <w:rPr>
+                <w:rFonts w:ascii="Arial" w:hAnsi="Arial" w:cs="Arial"/>
+                <w:color w:val="0070C0"/>
+                <w:sz w:val="24"/>
+                <w:szCs w:val="24"/>
+              </w:rPr>
+              <w:t>Service Unavailable</w:t>
+            </w:r>
+          </w:p>
+        </w:tc>
+        <w:tc>
+          <w:tcPr>
+            <w:tcW w:w="0" w:type="auto"/>
+            <w:tcBorders>
+              <w:top w:val="single" w:sz="6" w:space="0" w:color="C4C7C5"/>
+              <w:left w:val="single" w:sz="6" w:space="0" w:color="C4C7C5"/>
+              <w:bottom w:val="single" w:sz="6" w:space="0" w:color="C4C7C5"/>
+              <w:right w:val="single" w:sz="6" w:space="0" w:color="C4C7C5"/>
+            </w:tcBorders>
+            <w:tcMar>
+              <w:top w:w="120" w:type="dxa"/>
+              <w:left w:w="180" w:type="dxa"/>
+              <w:bottom w:w="120" w:type="dxa"/>
+              <w:right w:w="180" w:type="dxa"/>
+            </w:tcMar>
+            <w:vAlign w:val="center"/>
+            <w:hideMark/>
+          </w:tcPr>
+          <w:p>
+            <w:pPr>
+              <w:spacing w:before="120" w:after="120" w:line="240" w:lineRule="auto"/>
+              <w:jc w:val="both"/>
+              <w:rPr>
+                <w:rFonts w:ascii="Arial" w:hAnsi="Arial" w:cs="Arial"/>
+                <w:color w:val="0070C0"/>
+                <w:sz w:val="24"/>
+                <w:szCs w:val="24"/>
+              </w:rPr>
+            </w:pPr>
+            <w:r>
+              <w:rPr>
+                <w:rFonts w:ascii="Arial" w:hAnsi="Arial" w:cs="Arial"/>
+                <w:color w:val="0070C0"/>
+                <w:sz w:val="24"/>
+                <w:szCs w:val="24"/>
+              </w:rPr>
+              <w:t>El servidor no está disponible temporalmente (por sobrecarga o tareas de mantenimiento).</w:t>
+            </w:r>
+          </w:p>
+        </w:tc>
+      </w:tr>
+      <w:tr>
+        <w:trPr>
+          <w:tblCellSpacing w:w="15" w:type="dxa"/>
+        </w:trPr>
+        <w:tc>
+          <w:tcPr>
+            <w:tcW w:w="0" w:type="auto"/>
+            <w:tcBorders>
+              <w:top w:val="single" w:sz="6" w:space="0" w:color="C4C7C5"/>
+              <w:left w:val="single" w:sz="6" w:space="0" w:color="C4C7C5"/>
+              <w:bottom w:val="single" w:sz="6" w:space="0" w:color="C4C7C5"/>
+              <w:right w:val="single" w:sz="6" w:space="0" w:color="C4C7C5"/>
+            </w:tcBorders>
+            <w:tcMar>
+              <w:top w:w="120" w:type="dxa"/>
+              <w:left w:w="180" w:type="dxa"/>
+              <w:bottom w:w="120" w:type="dxa"/>
+              <w:right w:w="180" w:type="dxa"/>
+            </w:tcMar>
+            <w:vAlign w:val="center"/>
+            <w:hideMark/>
+          </w:tcPr>
+          <w:p>
+            <w:pPr>
+              <w:spacing w:before="120" w:after="120" w:line="240" w:lineRule="auto"/>
+              <w:jc w:val="both"/>
+              <w:rPr>
+                <w:rFonts w:ascii="Arial" w:hAnsi="Arial" w:cs="Arial"/>
+                <w:b/>
+                <w:bCs/>
+                <w:color w:val="0070C0"/>
+                <w:sz w:val="24"/>
+                <w:szCs w:val="24"/>
+              </w:rPr>
+            </w:pPr>
+          </w:p>
+        </w:tc>
+        <w:tc>
+          <w:tcPr>
+            <w:tcW w:w="0" w:type="auto"/>
+            <w:tcBorders>
+              <w:top w:val="single" w:sz="6" w:space="0" w:color="C4C7C5"/>
+              <w:left w:val="single" w:sz="6" w:space="0" w:color="C4C7C5"/>
+              <w:bottom w:val="single" w:sz="6" w:space="0" w:color="C4C7C5"/>
+              <w:right w:val="single" w:sz="6" w:space="0" w:color="C4C7C5"/>
+            </w:tcBorders>
+            <w:tcMar>
+              <w:top w:w="120" w:type="dxa"/>
+              <w:left w:w="180" w:type="dxa"/>
+              <w:bottom w:w="120" w:type="dxa"/>
+              <w:right w:w="180" w:type="dxa"/>
+            </w:tcMar>
+            <w:vAlign w:val="center"/>
+            <w:hideMark/>
+          </w:tcPr>
+          <w:p>
+            <w:pPr>
+              <w:spacing w:before="120" w:after="120" w:line="240" w:lineRule="auto"/>
+              <w:jc w:val="both"/>
+              <w:rPr>
+                <w:rFonts w:ascii="Arial" w:hAnsi="Arial" w:cs="Arial"/>
+                <w:b/>
+                <w:bCs/>
+                <w:color w:val="0070C0"/>
+                <w:sz w:val="24"/>
+                <w:szCs w:val="24"/>
+              </w:rPr>
+            </w:pPr>
+            <w:r>
+              <w:rPr>
+                <w:rFonts w:ascii="Arial" w:hAnsi="Arial" w:cs="Arial"/>
+                <w:b/>
+                <w:bCs/>
+                <w:color w:val="0070C0"/>
+                <w:sz w:val="24"/>
+                <w:szCs w:val="24"/>
+              </w:rPr>
+              <w:t>504</w:t>
+            </w:r>
+          </w:p>
+        </w:tc>
+        <w:tc>
+          <w:tcPr>
+            <w:tcW w:w="0" w:type="auto"/>
+            <w:tcBorders>
+              <w:top w:val="single" w:sz="6" w:space="0" w:color="C4C7C5"/>
+              <w:left w:val="single" w:sz="6" w:space="0" w:color="C4C7C5"/>
+              <w:bottom w:val="single" w:sz="6" w:space="0" w:color="C4C7C5"/>
+              <w:right w:val="single" w:sz="6" w:space="0" w:color="C4C7C5"/>
+            </w:tcBorders>
+            <w:tcMar>
+              <w:top w:w="120" w:type="dxa"/>
+              <w:left w:w="180" w:type="dxa"/>
+              <w:bottom w:w="120" w:type="dxa"/>
+              <w:right w:w="180" w:type="dxa"/>
+            </w:tcMar>
+            <w:vAlign w:val="center"/>
+            <w:hideMark/>
+          </w:tcPr>
+          <w:p>
+            <w:pPr>
+              <w:spacing w:before="120" w:after="120" w:line="240" w:lineRule="auto"/>
+              <w:jc w:val="both"/>
+              <w:rPr>
+                <w:rFonts w:ascii="Arial" w:hAnsi="Arial" w:cs="Arial"/>
+                <w:color w:val="0070C0"/>
+                <w:sz w:val="24"/>
+                <w:szCs w:val="24"/>
+              </w:rPr>
+            </w:pPr>
+            <w:r>
+              <w:rPr>
+                <w:rFonts w:ascii="Arial" w:hAnsi="Arial" w:cs="Arial"/>
+                <w:color w:val="0070C0"/>
+                <w:sz w:val="24"/>
+                <w:szCs w:val="24"/>
+              </w:rPr>
+              <w:t xml:space="preserve">Gateway </w:t>
+            </w:r>
+            <w:proofErr w:type="spellStart"/>
+            <w:r>
+              <w:rPr>
+                <w:rFonts w:ascii="Arial" w:hAnsi="Arial" w:cs="Arial"/>
+                <w:color w:val="0070C0"/>
+                <w:sz w:val="24"/>
+                <w:szCs w:val="24"/>
+              </w:rPr>
+              <w:t>Timeout</w:t>
+            </w:r>
+            <w:proofErr w:type="spellEnd"/>
+          </w:p>
+        </w:tc>
+        <w:tc>
+          <w:tcPr>
+            <w:tcW w:w="0" w:type="auto"/>
+            <w:tcBorders>
+              <w:top w:val="single" w:sz="6" w:space="0" w:color="C4C7C5"/>
+              <w:left w:val="single" w:sz="6" w:space="0" w:color="C4C7C5"/>
+              <w:bottom w:val="single" w:sz="6" w:space="0" w:color="C4C7C5"/>
+              <w:right w:val="single" w:sz="6" w:space="0" w:color="C4C7C5"/>
+            </w:tcBorders>
+            <w:tcMar>
+              <w:top w:w="120" w:type="dxa"/>
+              <w:left w:w="180" w:type="dxa"/>
+              <w:bottom w:w="120" w:type="dxa"/>
+              <w:right w:w="180" w:type="dxa"/>
+            </w:tcMar>
+            <w:vAlign w:val="center"/>
+            <w:hideMark/>
+          </w:tcPr>
+          <w:p>
+            <w:pPr>
+              <w:spacing w:before="120" w:after="120" w:line="240" w:lineRule="auto"/>
+              <w:jc w:val="both"/>
+              <w:rPr>
+                <w:rFonts w:ascii="Arial" w:hAnsi="Arial" w:cs="Arial"/>
+                <w:color w:val="0070C0"/>
+                <w:sz w:val="24"/>
+                <w:szCs w:val="24"/>
+              </w:rPr>
+            </w:pPr>
+            <w:r>
+              <w:rPr>
+                <w:rFonts w:ascii="Arial" w:hAnsi="Arial" w:cs="Arial"/>
+                <w:color w:val="0070C0"/>
+                <w:sz w:val="24"/>
+                <w:szCs w:val="24"/>
+              </w:rPr>
+              <w:t xml:space="preserve">El servidor tardó demasiado tiempo en recibir una respuesta del servidor </w:t>
+            </w:r>
+            <w:proofErr w:type="spellStart"/>
+            <w:r>
+              <w:rPr>
+                <w:rFonts w:ascii="Arial" w:hAnsi="Arial" w:cs="Arial"/>
+                <w:color w:val="0070C0"/>
+                <w:sz w:val="24"/>
+                <w:szCs w:val="24"/>
+              </w:rPr>
+              <w:t>upstream</w:t>
+            </w:r>
+            <w:proofErr w:type="spellEnd"/>
+            <w:r>
+              <w:rPr>
+                <w:rFonts w:ascii="Arial" w:hAnsi="Arial" w:cs="Arial"/>
+                <w:color w:val="0070C0"/>
+                <w:sz w:val="24"/>
+                <w:szCs w:val="24"/>
+              </w:rPr>
+              <w:t xml:space="preserve"> mientras actuaba como proxy.</w:t>
+            </w:r>
+          </w:p>
+        </w:tc>
+      </w:tr>
+    </w:tbl>
     <w:p>
       <w:pPr>
-        <w:pStyle w:val="Prrafodelista"/>
         <w:spacing w:before="120" w:after="120" w:line="240" w:lineRule="auto"/>
-        <w:ind w:left="0"/>
-        <w:contextualSpacing w:val="0"/>
-        <w:rPr>
-          <w:sz w:val="28"/>
-          <w:szCs w:val="28"/>
-        </w:rPr>
-      </w:pPr>
-      <w:r>
-        <w:rPr>
-          <w:sz w:val="28"/>
-          <w:szCs w:val="28"/>
-        </w:rPr>
-        <w:t>https://developer.mozilla.org/es/docs/Web/HTTP/Reference/Status</w:t>
-      </w:r>
+        <w:jc w:val="both"/>
+        <w:rPr>
+          <w:sz w:val="28"/>
+          <w:szCs w:val="28"/>
+        </w:rPr>
+      </w:pPr>
     </w:p>
     <w:p>
       <w:pPr>
@@ -2665,11 +6609,120 @@
     <w:p>
       <w:pPr>
         <w:spacing w:before="120" w:after="120" w:line="240" w:lineRule="auto"/>
-        <w:rPr>
-          <w:sz w:val="28"/>
-          <w:szCs w:val="28"/>
-        </w:rPr>
-      </w:pPr>
+        <w:jc w:val="both"/>
+        <w:rPr>
+          <w:rFonts w:ascii="Arial" w:hAnsi="Arial" w:cs="Arial"/>
+          <w:color w:val="0070C0"/>
+          <w:sz w:val="24"/>
+          <w:szCs w:val="24"/>
+        </w:rPr>
+      </w:pPr>
+      <w:r>
+        <w:rPr>
+          <w:rFonts w:ascii="Arial" w:hAnsi="Arial" w:cs="Arial"/>
+          <w:color w:val="0070C0"/>
+          <w:sz w:val="24"/>
+          <w:szCs w:val="24"/>
+        </w:rPr>
+        <w:t>El cliente hace una petición HTTP a una URL</w:t>
+      </w:r>
+      <w:r>
+        <w:rPr>
+          <w:rFonts w:ascii="Arial" w:hAnsi="Arial" w:cs="Arial"/>
+          <w:color w:val="0070C0"/>
+          <w:sz w:val="24"/>
+          <w:szCs w:val="24"/>
+        </w:rPr>
+        <w:t xml:space="preserve"> y el servidor web responde</w:t>
+      </w:r>
+      <w:r>
+        <w:rPr>
+          <w:rFonts w:ascii="Arial" w:hAnsi="Arial" w:cs="Arial"/>
+          <w:color w:val="0070C0"/>
+          <w:sz w:val="24"/>
+          <w:szCs w:val="24"/>
+        </w:rPr>
+        <w:t xml:space="preserve"> con un código de estado especial de redirección (en la familia del 3xx) y añade una cabecera llamada </w:t>
+      </w:r>
+      <w:proofErr w:type="spellStart"/>
+      <w:r>
+        <w:rPr>
+          <w:rFonts w:ascii="Arial" w:hAnsi="Arial" w:cs="Arial"/>
+          <w:color w:val="0070C0"/>
+          <w:sz w:val="24"/>
+          <w:szCs w:val="24"/>
+        </w:rPr>
+        <w:t>Location</w:t>
+      </w:r>
+      <w:proofErr w:type="spellEnd"/>
+      <w:r>
+        <w:rPr>
+          <w:rFonts w:ascii="Arial" w:hAnsi="Arial" w:cs="Arial"/>
+          <w:color w:val="0070C0"/>
+          <w:sz w:val="24"/>
+          <w:szCs w:val="24"/>
+        </w:rPr>
+        <w:t xml:space="preserve"> que indica la nueva dirección web.</w:t>
+      </w:r>
+      <w:r>
+        <w:rPr>
+          <w:rFonts w:ascii="Arial" w:hAnsi="Arial" w:cs="Arial"/>
+          <w:color w:val="0070C0"/>
+          <w:sz w:val="24"/>
+          <w:szCs w:val="24"/>
+        </w:rPr>
+        <w:t xml:space="preserve"> </w:t>
+      </w:r>
+      <w:r>
+        <w:rPr>
+          <w:rFonts w:ascii="Arial" w:hAnsi="Arial" w:cs="Arial"/>
+          <w:color w:val="0070C0"/>
+          <w:sz w:val="24"/>
+          <w:szCs w:val="24"/>
+        </w:rPr>
+        <w:t xml:space="preserve">El navegador recibe esta respuesta, lee la cabecera </w:t>
+      </w:r>
+      <w:proofErr w:type="spellStart"/>
+      <w:r>
+        <w:rPr>
+          <w:rFonts w:ascii="Arial" w:hAnsi="Arial" w:cs="Arial"/>
+          <w:color w:val="0070C0"/>
+          <w:sz w:val="24"/>
+          <w:szCs w:val="24"/>
+        </w:rPr>
+        <w:t>Location</w:t>
+      </w:r>
+      <w:proofErr w:type="spellEnd"/>
+      <w:r>
+        <w:rPr>
+          <w:rFonts w:ascii="Arial" w:hAnsi="Arial" w:cs="Arial"/>
+          <w:color w:val="0070C0"/>
+          <w:sz w:val="24"/>
+          <w:szCs w:val="24"/>
+        </w:rPr>
+        <w:t xml:space="preserve"> y automáticamente realiza una nueva petición a la nueva URL para mostrar su contenido.</w:t>
+      </w:r>
+    </w:p>
+    <w:p>
+      <w:pPr>
+        <w:spacing w:before="120" w:after="120" w:line="240" w:lineRule="auto"/>
+        <w:jc w:val="both"/>
+        <w:rPr>
+          <w:rFonts w:ascii="Arial" w:hAnsi="Arial" w:cs="Arial"/>
+          <w:color w:val="0070C0"/>
+          <w:sz w:val="24"/>
+          <w:szCs w:val="24"/>
+        </w:rPr>
+      </w:pPr>
+      <w:r>
+        <w:rPr>
+          <w:rFonts w:ascii="Arial" w:hAnsi="Arial" w:cs="Arial"/>
+          <w:color w:val="0070C0"/>
+          <w:sz w:val="24"/>
+          <w:szCs w:val="24"/>
+        </w:rPr>
+        <w:t>Las más comunes son las redirecciones permanentes (301 y 308) y las redirecciones temporales (302, 303 y 307).</w:t>
+      </w:r>
     </w:p>
     <w:p>
       <w:pPr>
@@ -2760,16 +6813,7 @@
           <w:sz w:val="24"/>
           <w:szCs w:val="24"/>
         </w:rPr>
-        <w:t xml:space="preserve"> sirven, como su propio nombre indica, para identificar a un cliente o usuario, autenticándolo ante el servidor y estableciendo con exactitud quién es</w:t>
-      </w:r>
-      <w:r>
-        <w:rPr>
-          <w:rFonts w:ascii="Arial" w:hAnsi="Arial" w:cs="Arial"/>
-          <w:color w:val="0070C0"/>
-          <w:sz w:val="24"/>
-          <w:szCs w:val="24"/>
-        </w:rPr>
-        <w:t>.</w:t>
+        <w:t xml:space="preserve"> sirven, como su propio nombre indica, para identificar a un cliente o usuario, autenticándolo ante el servidor y estableciendo con exactitud quién es.</w:t>
       </w:r>
     </w:p>
     <w:p>
@@ -3012,6 +7056,7 @@
       </w:pPr>
       <w:r>
         <w:rPr>
+          <w:noProof/>
           <w:sz w:val="28"/>
           <w:szCs w:val="28"/>
         </w:rPr>
@@ -3136,16 +7181,7 @@
           <w:sz w:val="24"/>
           <w:szCs w:val="24"/>
         </w:rPr>
-        <w:t xml:space="preserve">, </w:t>
-      </w:r>
-      <w:r>
-        <w:rPr>
-          <w:rFonts w:ascii="Arial" w:hAnsi="Arial" w:cs="Arial"/>
-          <w:color w:val="0070C0"/>
-          <w:sz w:val="24"/>
-          <w:szCs w:val="24"/>
-        </w:rPr>
-        <w:t>Microsoft-IIS</w:t>
+        <w:t>, Microsoft-IIS</w:t>
       </w:r>
     </w:p>
     <w:p>
@@ -3239,12 +7275,47 @@
           <w:szCs w:val="28"/>
         </w:rPr>
       </w:pPr>
-      <w:r>
-        <w:rPr>
-          <w:sz w:val="28"/>
-          <w:szCs w:val="28"/>
-        </w:rPr>
-        <w:t>https://slack.com/intl/es-es/blog/transformation/virtual-hosts-que-son-y-como-funcionan</w:t>
+      <w:hyperlink r:id="rId16" w:history="1">
+        <w:r>
+          <w:rPr>
+            <w:rStyle w:val="Hipervnculo"/>
+            <w:sz w:val="28"/>
+            <w:szCs w:val="28"/>
+          </w:rPr>
+          <w:t>https://slack.com/intl/es-es/blog/transformation/virtual-hosts-que-son-y-como-funcionan</w:t>
+        </w:r>
+      </w:hyperlink>
+    </w:p>
+    <w:p>
+      <w:pPr>
+        <w:spacing w:before="120" w:after="120" w:line="240" w:lineRule="auto"/>
+        <w:ind w:left="-644"/>
+        <w:jc w:val="both"/>
+        <w:rPr>
+          <w:rFonts w:ascii="Arial" w:hAnsi="Arial" w:cs="Arial"/>
+          <w:color w:val="0070C0"/>
+          <w:sz w:val="24"/>
+          <w:szCs w:val="24"/>
+        </w:rPr>
+      </w:pPr>
+      <w:r>
+        <w:rPr>
+          <w:rFonts w:ascii="Arial" w:hAnsi="Arial" w:cs="Arial"/>
+          <w:color w:val="0070C0"/>
+          <w:sz w:val="24"/>
+          <w:szCs w:val="24"/>
+        </w:rPr>
+        <w:lastRenderedPageBreak/>
+        <w:t>Un virtual host, o anfitrión virtual, es una técnica que permite a un servidor web alojar múltiples sitios web en la misma máquina física</w:t>
+      </w:r>
+      <w:r>
+        <w:rPr>
+          <w:rFonts w:ascii="Arial" w:hAnsi="Arial" w:cs="Arial"/>
+          <w:color w:val="0070C0"/>
+          <w:sz w:val="24"/>
+          <w:szCs w:val="24"/>
+        </w:rPr>
+        <w:t>.</w:t>
       </w:r>
     </w:p>
     <w:p>
@@ -3288,12 +7359,232 @@
     <w:p>
       <w:pPr>
         <w:spacing w:before="120" w:after="120" w:line="240" w:lineRule="auto"/>
+        <w:ind w:left="-644"/>
         <w:jc w:val="both"/>
         <w:rPr>
-          <w:sz w:val="28"/>
-          <w:szCs w:val="28"/>
-        </w:rPr>
-      </w:pPr>
+          <w:rFonts w:ascii="Arial" w:hAnsi="Arial" w:cs="Arial"/>
+          <w:color w:val="0070C0"/>
+          <w:sz w:val="24"/>
+          <w:szCs w:val="24"/>
+        </w:rPr>
+      </w:pPr>
+      <w:r>
+        <w:rPr>
+          <w:rFonts w:ascii="Arial" w:hAnsi="Arial" w:cs="Arial"/>
+          <w:color w:val="0070C0"/>
+          <w:sz w:val="24"/>
+          <w:szCs w:val="24"/>
+        </w:rPr>
+        <w:t>Hay 4</w:t>
+      </w:r>
+    </w:p>
+    <w:p>
+      <w:pPr>
+        <w:pStyle w:val="Prrafodelista"/>
+        <w:numPr>
+          <w:ilvl w:val="0"/>
+          <w:numId w:val="18"/>
+        </w:numPr>
+        <w:spacing w:before="120" w:after="120" w:line="240" w:lineRule="auto"/>
+        <w:jc w:val="both"/>
+        <w:rPr>
+          <w:rFonts w:ascii="Arial" w:hAnsi="Arial" w:cs="Arial"/>
+          <w:color w:val="0070C0"/>
+          <w:sz w:val="24"/>
+          <w:szCs w:val="24"/>
+        </w:rPr>
+      </w:pPr>
+      <w:proofErr w:type="gramStart"/>
+      <w:r>
+        <w:rPr>
+          <w:rFonts w:ascii="Arial" w:hAnsi="Arial" w:cs="Arial"/>
+          <w:color w:val="0070C0"/>
+          <w:sz w:val="24"/>
+          <w:szCs w:val="24"/>
+        </w:rPr>
+        <w:t>Virtual hosts basados</w:t>
+      </w:r>
+      <w:proofErr w:type="gramEnd"/>
+      <w:r>
+        <w:rPr>
+          <w:rFonts w:ascii="Arial" w:hAnsi="Arial" w:cs="Arial"/>
+          <w:color w:val="0070C0"/>
+          <w:sz w:val="24"/>
+          <w:szCs w:val="24"/>
+        </w:rPr>
+        <w:t xml:space="preserve"> en nombre (Name-</w:t>
+      </w:r>
+      <w:proofErr w:type="spellStart"/>
+      <w:r>
+        <w:rPr>
+          <w:rFonts w:ascii="Arial" w:hAnsi="Arial" w:cs="Arial"/>
+          <w:color w:val="0070C0"/>
+          <w:sz w:val="24"/>
+          <w:szCs w:val="24"/>
+        </w:rPr>
+        <w:t>Based</w:t>
+      </w:r>
+      <w:proofErr w:type="spellEnd"/>
+      <w:r>
+        <w:rPr>
+          <w:rFonts w:ascii="Arial" w:hAnsi="Arial" w:cs="Arial"/>
+          <w:color w:val="0070C0"/>
+          <w:sz w:val="24"/>
+          <w:szCs w:val="24"/>
+        </w:rPr>
+        <w:t xml:space="preserve"> Virtual Hosts)</w:t>
+      </w:r>
+    </w:p>
+    <w:p>
+      <w:pPr>
+        <w:pStyle w:val="Prrafodelista"/>
+        <w:numPr>
+          <w:ilvl w:val="0"/>
+          <w:numId w:val="18"/>
+        </w:numPr>
+        <w:spacing w:before="120" w:after="120" w:line="240" w:lineRule="auto"/>
+        <w:jc w:val="both"/>
+        <w:rPr>
+          <w:rFonts w:ascii="Arial" w:hAnsi="Arial" w:cs="Arial"/>
+          <w:color w:val="0070C0"/>
+          <w:sz w:val="24"/>
+          <w:szCs w:val="24"/>
+        </w:rPr>
+      </w:pPr>
+      <w:proofErr w:type="gramStart"/>
+      <w:r>
+        <w:rPr>
+          <w:rFonts w:ascii="Arial" w:hAnsi="Arial" w:cs="Arial"/>
+          <w:color w:val="0070C0"/>
+          <w:sz w:val="24"/>
+          <w:szCs w:val="24"/>
+        </w:rPr>
+        <w:t>Virtual hosts basados</w:t>
+      </w:r>
+      <w:proofErr w:type="gramEnd"/>
+      <w:r>
+        <w:rPr>
+          <w:rFonts w:ascii="Arial" w:hAnsi="Arial" w:cs="Arial"/>
+          <w:color w:val="0070C0"/>
+          <w:sz w:val="24"/>
+          <w:szCs w:val="24"/>
+        </w:rPr>
+        <w:t xml:space="preserve"> en dirección IP (IP-</w:t>
+      </w:r>
+      <w:proofErr w:type="spellStart"/>
+      <w:r>
+        <w:rPr>
+          <w:rFonts w:ascii="Arial" w:hAnsi="Arial" w:cs="Arial"/>
+          <w:color w:val="0070C0"/>
+          <w:sz w:val="24"/>
+          <w:szCs w:val="24"/>
+        </w:rPr>
+        <w:t>Based</w:t>
+      </w:r>
+      <w:proofErr w:type="spellEnd"/>
+      <w:r>
+        <w:rPr>
+          <w:rFonts w:ascii="Arial" w:hAnsi="Arial" w:cs="Arial"/>
+          <w:color w:val="0070C0"/>
+          <w:sz w:val="24"/>
+          <w:szCs w:val="24"/>
+        </w:rPr>
+        <w:t xml:space="preserve"> Virtual Hosts)</w:t>
+      </w:r>
+    </w:p>
+    <w:p>
+      <w:pPr>
+        <w:pStyle w:val="Prrafodelista"/>
+        <w:numPr>
+          <w:ilvl w:val="0"/>
+          <w:numId w:val="18"/>
+        </w:numPr>
+        <w:spacing w:before="120" w:after="120" w:line="240" w:lineRule="auto"/>
+        <w:jc w:val="both"/>
+        <w:rPr>
+          <w:rFonts w:ascii="Arial" w:hAnsi="Arial" w:cs="Arial"/>
+          <w:color w:val="0070C0"/>
+          <w:sz w:val="24"/>
+          <w:szCs w:val="24"/>
+        </w:rPr>
+      </w:pPr>
+      <w:proofErr w:type="gramStart"/>
+      <w:r>
+        <w:rPr>
+          <w:rFonts w:ascii="Arial" w:hAnsi="Arial" w:cs="Arial"/>
+          <w:color w:val="0070C0"/>
+          <w:sz w:val="24"/>
+          <w:szCs w:val="24"/>
+        </w:rPr>
+        <w:t>Virtual hosts basados</w:t>
+      </w:r>
+      <w:proofErr w:type="gramEnd"/>
+      <w:r>
+        <w:rPr>
+          <w:rFonts w:ascii="Arial" w:hAnsi="Arial" w:cs="Arial"/>
+          <w:color w:val="0070C0"/>
+          <w:sz w:val="24"/>
+          <w:szCs w:val="24"/>
+        </w:rPr>
+        <w:t xml:space="preserve"> en puertos (Port-</w:t>
+      </w:r>
+      <w:proofErr w:type="spellStart"/>
+      <w:r>
+        <w:rPr>
+          <w:rFonts w:ascii="Arial" w:hAnsi="Arial" w:cs="Arial"/>
+          <w:color w:val="0070C0"/>
+          <w:sz w:val="24"/>
+          <w:szCs w:val="24"/>
+        </w:rPr>
+        <w:t>Based</w:t>
+      </w:r>
+      <w:proofErr w:type="spellEnd"/>
+      <w:r>
+        <w:rPr>
+          <w:rFonts w:ascii="Arial" w:hAnsi="Arial" w:cs="Arial"/>
+          <w:color w:val="0070C0"/>
+          <w:sz w:val="24"/>
+          <w:szCs w:val="24"/>
+        </w:rPr>
+        <w:t xml:space="preserve"> Virtual Hosts)</w:t>
+      </w:r>
+    </w:p>
+    <w:p>
+      <w:pPr>
+        <w:pStyle w:val="Prrafodelista"/>
+        <w:numPr>
+          <w:ilvl w:val="0"/>
+          <w:numId w:val="18"/>
+        </w:numPr>
+        <w:spacing w:before="120" w:after="120" w:line="240" w:lineRule="auto"/>
+        <w:jc w:val="both"/>
+        <w:rPr>
+          <w:rFonts w:ascii="Arial" w:hAnsi="Arial" w:cs="Arial"/>
+          <w:color w:val="0070C0"/>
+          <w:sz w:val="24"/>
+          <w:szCs w:val="24"/>
+        </w:rPr>
+      </w:pPr>
+      <w:proofErr w:type="gramStart"/>
+      <w:r>
+        <w:rPr>
+          <w:rFonts w:ascii="Arial" w:hAnsi="Arial" w:cs="Arial"/>
+          <w:color w:val="0070C0"/>
+          <w:sz w:val="24"/>
+          <w:szCs w:val="24"/>
+        </w:rPr>
+        <w:t>Virtual hosts</w:t>
+      </w:r>
+      <w:proofErr w:type="gramEnd"/>
+      <w:r>
+        <w:rPr>
+          <w:rFonts w:ascii="Arial" w:hAnsi="Arial" w:cs="Arial"/>
+          <w:color w:val="0070C0"/>
+          <w:sz w:val="24"/>
+          <w:szCs w:val="24"/>
+        </w:rPr>
+        <w:t xml:space="preserve"> con SSL/TLS (Secure Virtual Hosts)</w:t>
+      </w:r>
     </w:p>
     <w:p>
       <w:pPr>
@@ -3342,11 +7633,66 @@
     </w:p>
     <w:p>
       <w:pPr>
-        <w:rPr>
-          <w:sz w:val="28"/>
-          <w:szCs w:val="28"/>
-        </w:rPr>
-      </w:pPr>
+        <w:spacing w:before="120" w:after="120" w:line="240" w:lineRule="auto"/>
+        <w:ind w:left="-644"/>
+        <w:jc w:val="both"/>
+        <w:rPr>
+          <w:rFonts w:ascii="Arial" w:hAnsi="Arial" w:cs="Arial"/>
+          <w:i/>
+          <w:iCs/>
+          <w:color w:val="0070C0"/>
+          <w:sz w:val="24"/>
+          <w:szCs w:val="24"/>
+        </w:rPr>
+      </w:pPr>
+      <w:r>
+        <w:rPr>
+          <w:rFonts w:ascii="Arial" w:hAnsi="Arial" w:cs="Arial"/>
+          <w:i/>
+          <w:iCs/>
+          <w:color w:val="0070C0"/>
+          <w:sz w:val="24"/>
+          <w:szCs w:val="24"/>
+        </w:rPr>
+        <w:t> /</w:t>
+      </w:r>
+      <w:proofErr w:type="spellStart"/>
+      <w:r>
+        <w:rPr>
+          <w:rFonts w:ascii="Arial" w:hAnsi="Arial" w:cs="Arial"/>
+          <w:i/>
+          <w:iCs/>
+          <w:color w:val="0070C0"/>
+          <w:sz w:val="24"/>
+          <w:szCs w:val="24"/>
+        </w:rPr>
+        <w:t>etc</w:t>
+      </w:r>
+      <w:proofErr w:type="spellEnd"/>
+      <w:r>
+        <w:rPr>
+          <w:rFonts w:ascii="Arial" w:hAnsi="Arial" w:cs="Arial"/>
+          <w:i/>
+          <w:iCs/>
+          <w:color w:val="0070C0"/>
+          <w:sz w:val="24"/>
+          <w:szCs w:val="24"/>
+        </w:rPr>
+        <w:t>/apache2/sites-</w:t>
+      </w:r>
+      <w:proofErr w:type="spellStart"/>
+      <w:r>
+        <w:rPr>
+          <w:rFonts w:ascii="Arial" w:hAnsi="Arial" w:cs="Arial"/>
+          <w:i/>
+          <w:iCs/>
+          <w:color w:val="0070C0"/>
+          <w:sz w:val="24"/>
+          <w:szCs w:val="24"/>
+        </w:rPr>
+        <w:t>available</w:t>
+      </w:r>
+      <w:proofErr w:type="spellEnd"/>
     </w:p>
     <w:p>
       <w:pPr>
@@ -3455,39 +7801,169 @@
         <w:jc w:val="both"/>
         <w:rPr>
           <w:rFonts w:ascii="Courier New" w:hAnsi="Courier New" w:cs="Courier New"/>
+          <w:lang w:val="pt-PT"/>
         </w:rPr>
       </w:pPr>
       <w:r>
         <w:rPr>
           <w:rFonts w:ascii="Courier New" w:hAnsi="Courier New" w:cs="Courier New"/>
-        </w:rPr>
-        <w:t>&lt;/</w:t>
-      </w:r>
-      <w:proofErr w:type="spellStart"/>
-      <w:r>
-        <w:rPr>
-          <w:rFonts w:ascii="Courier New" w:hAnsi="Courier New" w:cs="Courier New"/>
-        </w:rPr>
-        <w:t>VirtualHost</w:t>
-      </w:r>
-      <w:proofErr w:type="spellEnd"/>
-      <w:r>
-        <w:rPr>
-          <w:rFonts w:ascii="Courier New" w:hAnsi="Courier New" w:cs="Courier New"/>
-        </w:rPr>
-        <w:t>&gt;</w:t>
+          <w:lang w:val="pt-PT"/>
+        </w:rPr>
+        <w:t>&lt;/VirtualHost&gt;</w:t>
       </w:r>
     </w:p>
     <w:p>
       <w:pPr>
-        <w:pStyle w:val="Prrafodelista"/>
         <w:spacing w:before="120" w:after="120" w:line="240" w:lineRule="auto"/>
-        <w:contextualSpacing w:val="0"/>
-        <w:rPr>
-          <w:sz w:val="28"/>
-          <w:szCs w:val="28"/>
-        </w:rPr>
-      </w:pPr>
+        <w:ind w:left="-644"/>
+        <w:jc w:val="both"/>
+        <w:rPr>
+          <w:rFonts w:ascii="Arial" w:hAnsi="Arial" w:cs="Arial"/>
+          <w:color w:val="0070C0"/>
+          <w:sz w:val="24"/>
+          <w:szCs w:val="24"/>
+        </w:rPr>
+      </w:pPr>
+      <w:proofErr w:type="spellStart"/>
+      <w:r>
+        <w:rPr>
+          <w:rFonts w:ascii="Arial" w:hAnsi="Arial" w:cs="Arial"/>
+          <w:color w:val="0070C0"/>
+          <w:sz w:val="24"/>
+          <w:szCs w:val="24"/>
+        </w:rPr>
+        <w:t>VirtualHost</w:t>
+      </w:r>
+      <w:proofErr w:type="spellEnd"/>
+      <w:r>
+        <w:rPr>
+          <w:rFonts w:ascii="Arial" w:hAnsi="Arial" w:cs="Arial"/>
+          <w:color w:val="0070C0"/>
+          <w:sz w:val="24"/>
+          <w:szCs w:val="24"/>
+        </w:rPr>
+        <w:t xml:space="preserve"> </w:t>
+      </w:r>
+      <w:r>
+        <w:rPr>
+          <w:rFonts w:ascii="Arial" w:hAnsi="Arial" w:cs="Arial"/>
+          <w:color w:val="0070C0"/>
+          <w:sz w:val="24"/>
+          <w:szCs w:val="24"/>
+        </w:rPr>
+        <w:sym w:font="Wingdings" w:char="F0E0"/>
+      </w:r>
+      <w:r>
+        <w:rPr>
+          <w:rFonts w:ascii="Arial" w:hAnsi="Arial" w:cs="Arial"/>
+          <w:color w:val="0070C0"/>
+          <w:sz w:val="24"/>
+          <w:szCs w:val="24"/>
+        </w:rPr>
+        <w:t xml:space="preserve"> * significa que acepta conexiones desde cualquier dirección IP disponible en la máquina y el :80 significa el puerto que atenderá las peticiones HTTP</w:t>
+      </w:r>
+    </w:p>
+    <w:p>
+      <w:pPr>
+        <w:spacing w:before="120" w:after="120" w:line="240" w:lineRule="auto"/>
+        <w:ind w:left="-644"/>
+        <w:jc w:val="both"/>
+        <w:rPr>
+          <w:rFonts w:ascii="Arial" w:hAnsi="Arial" w:cs="Arial"/>
+          <w:color w:val="0070C0"/>
+          <w:sz w:val="24"/>
+          <w:szCs w:val="24"/>
+        </w:rPr>
+      </w:pPr>
+      <w:proofErr w:type="spellStart"/>
+      <w:r>
+        <w:rPr>
+          <w:rFonts w:ascii="Arial" w:hAnsi="Arial" w:cs="Arial"/>
+          <w:color w:val="0070C0"/>
+          <w:sz w:val="24"/>
+          <w:szCs w:val="24"/>
+        </w:rPr>
+        <w:t>ServerName</w:t>
+      </w:r>
+      <w:proofErr w:type="spellEnd"/>
+      <w:r>
+        <w:rPr>
+          <w:rFonts w:ascii="Arial" w:hAnsi="Arial" w:cs="Arial"/>
+          <w:color w:val="0070C0"/>
+          <w:sz w:val="24"/>
+          <w:szCs w:val="24"/>
+        </w:rPr>
+        <w:t xml:space="preserve"> </w:t>
+      </w:r>
+      <w:r>
+        <w:rPr>
+          <w:rFonts w:ascii="Arial" w:hAnsi="Arial" w:cs="Arial"/>
+          <w:color w:val="0070C0"/>
+          <w:sz w:val="24"/>
+          <w:szCs w:val="24"/>
+        </w:rPr>
+        <w:sym w:font="Wingdings" w:char="F0E0"/>
+      </w:r>
+      <w:r>
+        <w:rPr>
+          <w:rFonts w:ascii="Arial" w:hAnsi="Arial" w:cs="Arial"/>
+          <w:color w:val="0070C0"/>
+          <w:sz w:val="24"/>
+          <w:szCs w:val="24"/>
+        </w:rPr>
+        <w:t xml:space="preserve"> define el dominio principal</w:t>
+      </w:r>
+    </w:p>
+    <w:p>
+      <w:pPr>
+        <w:spacing w:before="120" w:after="120" w:line="240" w:lineRule="auto"/>
+        <w:ind w:left="-644"/>
+        <w:jc w:val="both"/>
+        <w:rPr>
+          <w:rFonts w:ascii="Arial" w:hAnsi="Arial" w:cs="Arial"/>
+          <w:color w:val="0070C0"/>
+          <w:sz w:val="24"/>
+          <w:szCs w:val="24"/>
+        </w:rPr>
+      </w:pPr>
+      <w:proofErr w:type="spellStart"/>
+      <w:r>
+        <w:rPr>
+          <w:rFonts w:ascii="Arial" w:hAnsi="Arial" w:cs="Arial"/>
+          <w:color w:val="0070C0"/>
+          <w:sz w:val="24"/>
+          <w:szCs w:val="24"/>
+        </w:rPr>
+        <w:t>DocumentRoot</w:t>
+      </w:r>
+      <w:proofErr w:type="spellEnd"/>
+      <w:r>
+        <w:rPr>
+          <w:rFonts w:ascii="Arial" w:hAnsi="Arial" w:cs="Arial"/>
+          <w:color w:val="0070C0"/>
+          <w:sz w:val="24"/>
+          <w:szCs w:val="24"/>
+        </w:rPr>
+        <w:t xml:space="preserve"> </w:t>
+      </w:r>
+      <w:r>
+        <w:rPr>
+          <w:rFonts w:ascii="Arial" w:hAnsi="Arial" w:cs="Arial"/>
+          <w:color w:val="0070C0"/>
+          <w:sz w:val="24"/>
+          <w:szCs w:val="24"/>
+        </w:rPr>
+        <w:sym w:font="Wingdings" w:char="F0E0"/>
+      </w:r>
+      <w:r>
+        <w:rPr>
+          <w:rFonts w:ascii="Arial" w:hAnsi="Arial" w:cs="Arial"/>
+          <w:color w:val="0070C0"/>
+          <w:sz w:val="24"/>
+          <w:szCs w:val="24"/>
+        </w:rPr>
+        <w:t xml:space="preserve"> define la ruta absoluta donde se encuentran guardados los archivos públicos del sitio web</w:t>
+      </w:r>
     </w:p>
     <w:p>
       <w:pPr>
@@ -3549,22 +8025,53 @@
     <w:p>
       <w:pPr>
         <w:spacing w:before="120" w:after="120" w:line="240" w:lineRule="auto"/>
+        <w:ind w:left="-644"/>
         <w:jc w:val="both"/>
         <w:rPr>
-          <w:sz w:val="28"/>
-          <w:szCs w:val="28"/>
-        </w:rPr>
-      </w:pPr>
-    </w:p>
-    <w:p>
-      <w:pPr>
-        <w:spacing w:before="120" w:after="120" w:line="240" w:lineRule="auto"/>
-        <w:jc w:val="both"/>
-        <w:rPr>
-          <w:sz w:val="28"/>
-          <w:szCs w:val="28"/>
-        </w:rPr>
-      </w:pPr>
+          <w:rFonts w:ascii="Arial" w:hAnsi="Arial" w:cs="Arial"/>
+          <w:color w:val="0070C0"/>
+          <w:sz w:val="24"/>
+          <w:szCs w:val="24"/>
+        </w:rPr>
+      </w:pPr>
+      <w:r>
+        <w:rPr>
+          <w:rFonts w:ascii="Arial" w:hAnsi="Arial" w:cs="Arial"/>
+          <w:color w:val="0070C0"/>
+          <w:sz w:val="24"/>
+          <w:szCs w:val="24"/>
+        </w:rPr>
+        <w:t>Porque así puedes ver y entender donde están los fallos de conexión</w:t>
+      </w:r>
+      <w:r>
+        <w:rPr>
+          <w:rFonts w:ascii="Arial" w:hAnsi="Arial" w:cs="Arial"/>
+          <w:color w:val="0070C0"/>
+          <w:sz w:val="24"/>
+          <w:szCs w:val="24"/>
+        </w:rPr>
+        <w:t xml:space="preserve">, puedes configurar correctamente el servidor a nivel de protocolos de seguridad, puedes manejar el rendimiento de la aplicación y puedes manejar un correcto despliegue de esta gracias a los </w:t>
+      </w:r>
+      <w:proofErr w:type="spellStart"/>
+      <w:r>
+        <w:rPr>
+          <w:rFonts w:ascii="Arial" w:hAnsi="Arial" w:cs="Arial"/>
+          <w:color w:val="0070C0"/>
+          <w:sz w:val="24"/>
+          <w:szCs w:val="24"/>
+        </w:rPr>
+        <w:t>VirtualHosts</w:t>
+      </w:r>
+      <w:proofErr w:type="spellEnd"/>
+      <w:r>
+        <w:rPr>
+          <w:rFonts w:ascii="Arial" w:hAnsi="Arial" w:cs="Arial"/>
+          <w:color w:val="0070C0"/>
+          <w:sz w:val="24"/>
+          <w:szCs w:val="24"/>
+        </w:rPr>
+        <w:t>.</w:t>
+      </w:r>
     </w:p>
     <w:sectPr>
       <w:pgSz w:w="11906" w:h="16838"/>
@@ -4106,6 +8613,119 @@
     </w:lvl>
   </w:abstractNum>
   <w:abstractNum w:abstractNumId="5" w15:restartNumberingAfterBreak="0">
+    <w:nsid w:val="387762C5"/>
+    <w:multiLevelType w:val="hybridMultilevel"/>
+    <w:tmpl w:val="C97AE2D0"/>
+    <w:lvl w:ilvl="0" w:tplc="0C0A0001">
+      <w:start w:val="1"/>
+      <w:numFmt w:val="bullet"/>
+      <w:lvlText w:val=""/>
+      <w:lvlJc w:val="left"/>
+      <w:pPr>
+        <w:ind w:left="76" w:hanging="360"/>
+      </w:pPr>
+      <w:rPr>
+        <w:rFonts w:ascii="Symbol" w:hAnsi="Symbol" w:hint="default"/>
+      </w:rPr>
+    </w:lvl>
+    <w:lvl w:ilvl="1" w:tplc="0C0A0003" w:tentative="1">
+      <w:start w:val="1"/>
+      <w:numFmt w:val="bullet"/>
+      <w:lvlText w:val="o"/>
+      <w:lvlJc w:val="left"/>
+      <w:pPr>
+        <w:ind w:left="796" w:hanging="360"/>
+      </w:pPr>
+      <w:rPr>
+        <w:rFonts w:ascii="Courier New" w:hAnsi="Courier New" w:cs="Courier New" w:hint="default"/>
+      </w:rPr>
+    </w:lvl>
+    <w:lvl w:ilvl="2" w:tplc="0C0A0005" w:tentative="1">
+      <w:start w:val="1"/>
+      <w:numFmt w:val="bullet"/>
+      <w:lvlText w:val=""/>
+      <w:lvlJc w:val="left"/>
+      <w:pPr>
+        <w:ind w:left="1516" w:hanging="360"/>
+      </w:pPr>
+      <w:rPr>
+        <w:rFonts w:ascii="Wingdings" w:hAnsi="Wingdings" w:hint="default"/>
+      </w:rPr>
+    </w:lvl>
+    <w:lvl w:ilvl="3" w:tplc="0C0A0001" w:tentative="1">
+      <w:start w:val="1"/>
+      <w:numFmt w:val="bullet"/>
+      <w:lvlText w:val=""/>
+      <w:lvlJc w:val="left"/>
+      <w:pPr>
+        <w:ind w:left="2236" w:hanging="360"/>
+      </w:pPr>
+      <w:rPr>
+        <w:rFonts w:ascii="Symbol" w:hAnsi="Symbol" w:hint="default"/>
+      </w:rPr>
+    </w:lvl>
+    <w:lvl w:ilvl="4" w:tplc="0C0A0003" w:tentative="1">
+      <w:start w:val="1"/>
+      <w:numFmt w:val="bullet"/>
+      <w:lvlText w:val="o"/>
+      <w:lvlJc w:val="left"/>
+      <w:pPr>
+        <w:ind w:left="2956" w:hanging="360"/>
+      </w:pPr>
+      <w:rPr>
+        <w:rFonts w:ascii="Courier New" w:hAnsi="Courier New" w:cs="Courier New" w:hint="default"/>
+      </w:rPr>
+    </w:lvl>
+    <w:lvl w:ilvl="5" w:tplc="0C0A0005" w:tentative="1">
+      <w:start w:val="1"/>
+      <w:numFmt w:val="bullet"/>
+      <w:lvlText w:val=""/>
+      <w:lvlJc w:val="left"/>
+      <w:pPr>
+        <w:ind w:left="3676" w:hanging="360"/>
+      </w:pPr>
+      <w:rPr>
+        <w:rFonts w:ascii="Wingdings" w:hAnsi="Wingdings" w:hint="default"/>
+      </w:rPr>
+    </w:lvl>
+    <w:lvl w:ilvl="6" w:tplc="0C0A0001" w:tentative="1">
+      <w:start w:val="1"/>
+      <w:numFmt w:val="bullet"/>
+      <w:lvlText w:val=""/>
+      <w:lvlJc w:val="left"/>
+      <w:pPr>
+        <w:ind w:left="4396" w:hanging="360"/>
+      </w:pPr>
+      <w:rPr>
+        <w:rFonts w:ascii="Symbol" w:hAnsi="Symbol" w:hint="default"/>
+      </w:rPr>
+    </w:lvl>
+    <w:lvl w:ilvl="7" w:tplc="0C0A0003" w:tentative="1">
+      <w:start w:val="1"/>
+      <w:numFmt w:val="bullet"/>
+      <w:lvlText w:val="o"/>
+      <w:lvlJc w:val="left"/>
+      <w:pPr>
+        <w:ind w:left="5116" w:hanging="360"/>
+      </w:pPr>
+      <w:rPr>
+        <w:rFonts w:ascii="Courier New" w:hAnsi="Courier New" w:cs="Courier New" w:hint="default"/>
+      </w:rPr>
+    </w:lvl>
+    <w:lvl w:ilvl="8" w:tplc="0C0A0005" w:tentative="1">
+      <w:start w:val="1"/>
+      <w:numFmt w:val="bullet"/>
+      <w:lvlText w:val=""/>
+      <w:lvlJc w:val="left"/>
+      <w:pPr>
+        <w:ind w:left="5836" w:hanging="360"/>
+      </w:pPr>
+      <w:rPr>
+        <w:rFonts w:ascii="Wingdings" w:hAnsi="Wingdings" w:hint="default"/>
+      </w:rPr>
+    </w:lvl>
+  </w:abstractNum>
+  <w:abstractNum w:abstractNumId="6" w15:restartNumberingAfterBreak="0">
     <w:nsid w:val="38C93DBE"/>
     <w:multiLevelType w:val="hybridMultilevel"/>
     <w:tmpl w:val="571AD4B0"/>
@@ -4191,7 +8811,7 @@
       </w:pPr>
     </w:lvl>
   </w:abstractNum>
-  <w:abstractNum w:abstractNumId="6" w15:restartNumberingAfterBreak="0">
+  <w:abstractNum w:abstractNumId="7" w15:restartNumberingAfterBreak="0">
     <w:nsid w:val="3D48357B"/>
     <w:multiLevelType w:val="hybridMultilevel"/>
     <w:tmpl w:val="0844527E"/>
@@ -4304,7 +8924,120 @@
       </w:rPr>
     </w:lvl>
   </w:abstractNum>
-  <w:abstractNum w:abstractNumId="7" w15:restartNumberingAfterBreak="0">
+  <w:abstractNum w:abstractNumId="8" w15:restartNumberingAfterBreak="0">
+    <w:nsid w:val="422E0DF4"/>
+    <w:multiLevelType w:val="hybridMultilevel"/>
+    <w:tmpl w:val="1270D94E"/>
+    <w:lvl w:ilvl="0" w:tplc="0C0A0001">
+      <w:start w:val="1"/>
+      <w:numFmt w:val="bullet"/>
+      <w:lvlText w:val=""/>
+      <w:lvlJc w:val="left"/>
+      <w:pPr>
+        <w:ind w:left="720" w:hanging="360"/>
+      </w:pPr>
+      <w:rPr>
+        <w:rFonts w:ascii="Symbol" w:hAnsi="Symbol" w:hint="default"/>
+      </w:rPr>
+    </w:lvl>
+    <w:lvl w:ilvl="1" w:tplc="0C0A0003" w:tentative="1">
+      <w:start w:val="1"/>
+      <w:numFmt w:val="bullet"/>
+      <w:lvlText w:val="o"/>
+      <w:lvlJc w:val="left"/>
+      <w:pPr>
+        <w:ind w:left="1440" w:hanging="360"/>
+      </w:pPr>
+      <w:rPr>
+        <w:rFonts w:ascii="Courier New" w:hAnsi="Courier New" w:cs="Courier New" w:hint="default"/>
+      </w:rPr>
+    </w:lvl>
+    <w:lvl w:ilvl="2" w:tplc="0C0A0005" w:tentative="1">
+      <w:start w:val="1"/>
+      <w:numFmt w:val="bullet"/>
+      <w:lvlText w:val=""/>
+      <w:lvlJc w:val="left"/>
+      <w:pPr>
+        <w:ind w:left="2160" w:hanging="360"/>
+      </w:pPr>
+      <w:rPr>
+        <w:rFonts w:ascii="Wingdings" w:hAnsi="Wingdings" w:hint="default"/>
+      </w:rPr>
+    </w:lvl>
+    <w:lvl w:ilvl="3" w:tplc="0C0A0001" w:tentative="1">
+      <w:start w:val="1"/>
+      <w:numFmt w:val="bullet"/>
+      <w:lvlText w:val=""/>
+      <w:lvlJc w:val="left"/>
+      <w:pPr>
+        <w:ind w:left="2880" w:hanging="360"/>
+      </w:pPr>
+      <w:rPr>
+        <w:rFonts w:ascii="Symbol" w:hAnsi="Symbol" w:hint="default"/>
+      </w:rPr>
+    </w:lvl>
+    <w:lvl w:ilvl="4" w:tplc="0C0A0003" w:tentative="1">
+      <w:start w:val="1"/>
+      <w:numFmt w:val="bullet"/>
+      <w:lvlText w:val="o"/>
+      <w:lvlJc w:val="left"/>
+      <w:pPr>
+        <w:ind w:left="3600" w:hanging="360"/>
+      </w:pPr>
+      <w:rPr>
+        <w:rFonts w:ascii="Courier New" w:hAnsi="Courier New" w:cs="Courier New" w:hint="default"/>
+      </w:rPr>
+    </w:lvl>
+    <w:lvl w:ilvl="5" w:tplc="0C0A0005" w:tentative="1">
+      <w:start w:val="1"/>
+      <w:numFmt w:val="bullet"/>
+      <w:lvlText w:val=""/>
+      <w:lvlJc w:val="left"/>
+      <w:pPr>
+        <w:ind w:left="4320" w:hanging="360"/>
+      </w:pPr>
+      <w:rPr>
+        <w:rFonts w:ascii="Wingdings" w:hAnsi="Wingdings" w:hint="default"/>
+      </w:rPr>
+    </w:lvl>
+    <w:lvl w:ilvl="6" w:tplc="0C0A0001" w:tentative="1">
+      <w:start w:val="1"/>
+      <w:numFmt w:val="bullet"/>
+      <w:lvlText w:val=""/>
+      <w:lvlJc w:val="left"/>
+      <w:pPr>
+        <w:ind w:left="5040" w:hanging="360"/>
+      </w:pPr>
+      <w:rPr>
+        <w:rFonts w:ascii="Symbol" w:hAnsi="Symbol" w:hint="default"/>
+      </w:rPr>
+    </w:lvl>
+    <w:lvl w:ilvl="7" w:tplc="0C0A0003" w:tentative="1">
+      <w:start w:val="1"/>
+      <w:numFmt w:val="bullet"/>
+      <w:lvlText w:val="o"/>
+      <w:lvlJc w:val="left"/>
+      <w:pPr>
+        <w:ind w:left="5760" w:hanging="360"/>
+      </w:pPr>
+      <w:rPr>
+        <w:rFonts w:ascii="Courier New" w:hAnsi="Courier New" w:cs="Courier New" w:hint="default"/>
+      </w:rPr>
+    </w:lvl>
+    <w:lvl w:ilvl="8" w:tplc="0C0A0005" w:tentative="1">
+      <w:start w:val="1"/>
+      <w:numFmt w:val="bullet"/>
+      <w:lvlText w:val=""/>
+      <w:lvlJc w:val="left"/>
+      <w:pPr>
+        <w:ind w:left="6480" w:hanging="360"/>
+      </w:pPr>
+      <w:rPr>
+        <w:rFonts w:ascii="Wingdings" w:hAnsi="Wingdings" w:hint="default"/>
+      </w:rPr>
+    </w:lvl>
+  </w:abstractNum>
+  <w:abstractNum w:abstractNumId="9" w15:restartNumberingAfterBreak="0">
     <w:nsid w:val="46D80371"/>
     <w:multiLevelType w:val="multilevel"/>
     <w:tmpl w:val="4E325B16"/>
@@ -4453,7 +9186,7 @@
       </w:rPr>
     </w:lvl>
   </w:abstractNum>
-  <w:abstractNum w:abstractNumId="8" w15:restartNumberingAfterBreak="0">
+  <w:abstractNum w:abstractNumId="10" w15:restartNumberingAfterBreak="0">
     <w:nsid w:val="4B221610"/>
     <w:multiLevelType w:val="hybridMultilevel"/>
     <w:tmpl w:val="0844527E"/>
@@ -4566,7 +9299,120 @@
       </w:rPr>
     </w:lvl>
   </w:abstractNum>
-  <w:abstractNum w:abstractNumId="9" w15:restartNumberingAfterBreak="0">
+  <w:abstractNum w:abstractNumId="11" w15:restartNumberingAfterBreak="0">
+    <w:nsid w:val="4E9E5B1E"/>
+    <w:multiLevelType w:val="hybridMultilevel"/>
+    <w:tmpl w:val="961C215A"/>
+    <w:lvl w:ilvl="0" w:tplc="0C0A0001">
+      <w:start w:val="1"/>
+      <w:numFmt w:val="bullet"/>
+      <w:lvlText w:val=""/>
+      <w:lvlJc w:val="left"/>
+      <w:pPr>
+        <w:ind w:left="76" w:hanging="360"/>
+      </w:pPr>
+      <w:rPr>
+        <w:rFonts w:ascii="Symbol" w:hAnsi="Symbol" w:hint="default"/>
+      </w:rPr>
+    </w:lvl>
+    <w:lvl w:ilvl="1" w:tplc="0C0A0003" w:tentative="1">
+      <w:start w:val="1"/>
+      <w:numFmt w:val="bullet"/>
+      <w:lvlText w:val="o"/>
+      <w:lvlJc w:val="left"/>
+      <w:pPr>
+        <w:ind w:left="796" w:hanging="360"/>
+      </w:pPr>
+      <w:rPr>
+        <w:rFonts w:ascii="Courier New" w:hAnsi="Courier New" w:cs="Courier New" w:hint="default"/>
+      </w:rPr>
+    </w:lvl>
+    <w:lvl w:ilvl="2" w:tplc="0C0A0005" w:tentative="1">
+      <w:start w:val="1"/>
+      <w:numFmt w:val="bullet"/>
+      <w:lvlText w:val=""/>
+      <w:lvlJc w:val="left"/>
+      <w:pPr>
+        <w:ind w:left="1516" w:hanging="360"/>
+      </w:pPr>
+      <w:rPr>
+        <w:rFonts w:ascii="Wingdings" w:hAnsi="Wingdings" w:hint="default"/>
+      </w:rPr>
+    </w:lvl>
+    <w:lvl w:ilvl="3" w:tplc="0C0A0001" w:tentative="1">
+      <w:start w:val="1"/>
+      <w:numFmt w:val="bullet"/>
+      <w:lvlText w:val=""/>
+      <w:lvlJc w:val="left"/>
+      <w:pPr>
+        <w:ind w:left="2236" w:hanging="360"/>
+      </w:pPr>
+      <w:rPr>
+        <w:rFonts w:ascii="Symbol" w:hAnsi="Symbol" w:hint="default"/>
+      </w:rPr>
+    </w:lvl>
+    <w:lvl w:ilvl="4" w:tplc="0C0A0003" w:tentative="1">
+      <w:start w:val="1"/>
+      <w:numFmt w:val="bullet"/>
+      <w:lvlText w:val="o"/>
+      <w:lvlJc w:val="left"/>
+      <w:pPr>
+        <w:ind w:left="2956" w:hanging="360"/>
+      </w:pPr>
+      <w:rPr>
+        <w:rFonts w:ascii="Courier New" w:hAnsi="Courier New" w:cs="Courier New" w:hint="default"/>
+      </w:rPr>
+    </w:lvl>
+    <w:lvl w:ilvl="5" w:tplc="0C0A0005" w:tentative="1">
+      <w:start w:val="1"/>
+      <w:numFmt w:val="bullet"/>
+      <w:lvlText w:val=""/>
+      <w:lvlJc w:val="left"/>
+      <w:pPr>
+        <w:ind w:left="3676" w:hanging="360"/>
+      </w:pPr>
+      <w:rPr>
+        <w:rFonts w:ascii="Wingdings" w:hAnsi="Wingdings" w:hint="default"/>
+      </w:rPr>
+    </w:lvl>
+    <w:lvl w:ilvl="6" w:tplc="0C0A0001" w:tentative="1">
+      <w:start w:val="1"/>
+      <w:numFmt w:val="bullet"/>
+      <w:lvlText w:val=""/>
+      <w:lvlJc w:val="left"/>
+      <w:pPr>
+        <w:ind w:left="4396" w:hanging="360"/>
+      </w:pPr>
+      <w:rPr>
+        <w:rFonts w:ascii="Symbol" w:hAnsi="Symbol" w:hint="default"/>
+      </w:rPr>
+    </w:lvl>
+    <w:lvl w:ilvl="7" w:tplc="0C0A0003" w:tentative="1">
+      <w:start w:val="1"/>
+      <w:numFmt w:val="bullet"/>
+      <w:lvlText w:val="o"/>
+      <w:lvlJc w:val="left"/>
+      <w:pPr>
+        <w:ind w:left="5116" w:hanging="360"/>
+      </w:pPr>
+      <w:rPr>
+        <w:rFonts w:ascii="Courier New" w:hAnsi="Courier New" w:cs="Courier New" w:hint="default"/>
+      </w:rPr>
+    </w:lvl>
+    <w:lvl w:ilvl="8" w:tplc="0C0A0005" w:tentative="1">
+      <w:start w:val="1"/>
+      <w:numFmt w:val="bullet"/>
+      <w:lvlText w:val=""/>
+      <w:lvlJc w:val="left"/>
+      <w:pPr>
+        <w:ind w:left="5836" w:hanging="360"/>
+      </w:pPr>
+      <w:rPr>
+        <w:rFonts w:ascii="Wingdings" w:hAnsi="Wingdings" w:hint="default"/>
+      </w:rPr>
+    </w:lvl>
+  </w:abstractNum>
+  <w:abstractNum w:abstractNumId="12" w15:restartNumberingAfterBreak="0">
     <w:nsid w:val="4EA67D40"/>
     <w:multiLevelType w:val="hybridMultilevel"/>
     <w:tmpl w:val="4D1C8530"/>
@@ -4656,7 +9502,7 @@
       </w:pPr>
     </w:lvl>
   </w:abstractNum>
-  <w:abstractNum w:abstractNumId="10" w15:restartNumberingAfterBreak="0">
+  <w:abstractNum w:abstractNumId="13" w15:restartNumberingAfterBreak="0">
     <w:nsid w:val="581571AB"/>
     <w:multiLevelType w:val="hybridMultilevel"/>
     <w:tmpl w:val="2B026988"/>
@@ -4748,7 +9594,7 @@
       </w:pPr>
     </w:lvl>
   </w:abstractNum>
-  <w:abstractNum w:abstractNumId="11" w15:restartNumberingAfterBreak="0">
+  <w:abstractNum w:abstractNumId="14" w15:restartNumberingAfterBreak="0">
     <w:nsid w:val="5A8A3A3D"/>
     <w:multiLevelType w:val="hybridMultilevel"/>
     <w:tmpl w:val="749E5514"/>
@@ -4840,7 +9686,7 @@
       </w:pPr>
     </w:lvl>
   </w:abstractNum>
-  <w:abstractNum w:abstractNumId="12" w15:restartNumberingAfterBreak="0">
+  <w:abstractNum w:abstractNumId="15" w15:restartNumberingAfterBreak="0">
     <w:nsid w:val="5DF12EB8"/>
     <w:multiLevelType w:val="hybridMultilevel"/>
     <w:tmpl w:val="3BAA658A"/>
@@ -4932,7 +9778,7 @@
       </w:pPr>
     </w:lvl>
   </w:abstractNum>
-  <w:abstractNum w:abstractNumId="13" w15:restartNumberingAfterBreak="0">
+  <w:abstractNum w:abstractNumId="16" w15:restartNumberingAfterBreak="0">
     <w:nsid w:val="5F644445"/>
     <w:multiLevelType w:val="hybridMultilevel"/>
     <w:tmpl w:val="7E3A0680"/>
@@ -5045,7 +9891,7 @@
       </w:rPr>
     </w:lvl>
   </w:abstractNum>
-  <w:abstractNum w:abstractNumId="14" w15:restartNumberingAfterBreak="0">
+  <w:abstractNum w:abstractNumId="17" w15:restartNumberingAfterBreak="0">
     <w:nsid w:val="5FF465B3"/>
     <w:multiLevelType w:val="hybridMultilevel"/>
     <w:tmpl w:val="0844527E"/>
@@ -5158,7 +10004,7 @@
       </w:rPr>
     </w:lvl>
   </w:abstractNum>
-  <w:abstractNum w:abstractNumId="15" w15:restartNumberingAfterBreak="0">
+  <w:abstractNum w:abstractNumId="18" w15:restartNumberingAfterBreak="0">
     <w:nsid w:val="7D016710"/>
     <w:multiLevelType w:val="hybridMultilevel"/>
     <w:tmpl w:val="17625414"/>
@@ -5272,16 +10118,16 @@
     </w:lvl>
   </w:abstractNum>
   <w:num w:numId="1" w16cid:durableId="1372267957">
-    <w:abstractNumId w:val="11"/>
+    <w:abstractNumId w:val="14"/>
   </w:num>
   <w:num w:numId="2" w16cid:durableId="1309555908">
-    <w:abstractNumId w:val="9"/>
+    <w:abstractNumId w:val="12"/>
   </w:num>
   <w:num w:numId="3" w16cid:durableId="1292858836">
     <w:abstractNumId w:val="4"/>
   </w:num>
   <w:num w:numId="4" w16cid:durableId="1784421460">
-    <w:abstractNumId w:val="10"/>
+    <w:abstractNumId w:val="13"/>
   </w:num>
   <w:num w:numId="5" w16cid:durableId="967858328">
     <w:abstractNumId w:val="2"/>
@@ -5290,7 +10136,7 @@
     <w:abstractNumId w:val="3"/>
   </w:num>
   <w:num w:numId="7" w16cid:durableId="777408787">
-    <w:abstractNumId w:val="7"/>
+    <w:abstractNumId w:val="9"/>
   </w:num>
   <w:num w:numId="8" w16cid:durableId="153379330">
     <w:abstractNumId w:val="1"/>
@@ -5299,25 +10145,34 @@
     <w:abstractNumId w:val="0"/>
   </w:num>
   <w:num w:numId="10" w16cid:durableId="621884246">
-    <w:abstractNumId w:val="5"/>
+    <w:abstractNumId w:val="6"/>
   </w:num>
   <w:num w:numId="11" w16cid:durableId="1279557451">
-    <w:abstractNumId w:val="14"/>
+    <w:abstractNumId w:val="17"/>
   </w:num>
   <w:num w:numId="12" w16cid:durableId="2101943999">
-    <w:abstractNumId w:val="12"/>
+    <w:abstractNumId w:val="15"/>
   </w:num>
   <w:num w:numId="13" w16cid:durableId="1582063897">
-    <w:abstractNumId w:val="6"/>
+    <w:abstractNumId w:val="7"/>
   </w:num>
   <w:num w:numId="14" w16cid:durableId="518741059">
+    <w:abstractNumId w:val="10"/>
+  </w:num>
+  <w:num w:numId="15" w16cid:durableId="367341333">
+    <w:abstractNumId w:val="18"/>
+  </w:num>
+  <w:num w:numId="16" w16cid:durableId="1295409190">
+    <w:abstractNumId w:val="16"/>
+  </w:num>
+  <w:num w:numId="17" w16cid:durableId="1013918597">
     <w:abstractNumId w:val="8"/>
   </w:num>
-  <w:num w:numId="15" w16cid:durableId="367341333">
-    <w:abstractNumId w:val="15"/>
+  <w:num w:numId="18" w16cid:durableId="1894266201">
+    <w:abstractNumId w:val="11"/>
   </w:num>
-  <w:num w:numId="16" w16cid:durableId="1295409190">
-    <w:abstractNumId w:val="13"/>
+  <w:num w:numId="19" w16cid:durableId="1737896413">
+    <w:abstractNumId w:val="5"/>
   </w:num>
 </w:numbering>
 </file>
@@ -5859,6 +10714,19 @@
       <w:shd w:val="clear" w:color="auto" w:fill="E1DFDD"/>
     </w:rPr>
   </w:style>
+  <w:style w:type="character" w:styleId="CdigoHTML">
+    <w:name w:val="HTML Code"/>
+    <w:basedOn w:val="Fuentedeprrafopredeter"/>
+    <w:uiPriority w:val="99"/>
+    <w:semiHidden/>
+    <w:unhideWhenUsed/>
+    <w:rsid w:val="00975A53"/>
+    <w:rPr>
+      <w:rFonts w:ascii="Courier New" w:eastAsia="Times New Roman" w:hAnsi="Courier New" w:cs="Courier New"/>
+      <w:sz w:val="20"/>
+      <w:szCs w:val="20"/>
+    </w:rPr>
+  </w:style>
 </w:styles>
 </file>
 
@@ -6158,6 +11026,23 @@
 </file>
 
 <file path=customXml/item1.xml><?xml version="1.0" encoding="utf-8"?>
+<?mso-contentType ?>
+<FormTemplates xmlns="http://schemas.microsoft.com/sharepoint/v3/contenttype/forms">
+  <Display>DocumentLibraryForm</Display>
+  <Edit>DocumentLibraryForm</Edit>
+  <New>DocumentLibraryForm</New>
+</FormTemplates>
+</file>
+
+<file path=customXml/item2.xml><?xml version="1.0" encoding="utf-8"?>
+<p:properties xmlns:p="http://schemas.microsoft.com/office/2006/metadata/properties" xmlns:xsi="http://www.w3.org/2001/XMLSchema-instance" xmlns:pc="http://schemas.microsoft.com/office/infopath/2007/PartnerControls">
+  <documentManagement>
+    <ReferenceId xmlns="ad4a8e2f-797e-42bc-8178-91ee977ddf87" xsi:nil="true"/>
+  </documentManagement>
+</p:properties>
+</file>
+
+<file path=customXml/item3.xml><?xml version="1.0" encoding="utf-8"?>
 <ct:contentTypeSchema xmlns:ct="http://schemas.microsoft.com/office/2006/metadata/contentType" xmlns:ma="http://schemas.microsoft.com/office/2006/metadata/properties/metaAttributes" ct:_="" ma:_="" ma:contentTypeName="Documento" ma:contentTypeID="0x0101007D7389BD7EBB4246BF4B3C1E47D3EA7A" ma:contentTypeVersion="4" ma:contentTypeDescription="Crear nuevo documento." ma:contentTypeScope="" ma:versionID="b80acf195b475203a9dc0fee03c85d0f">
   <xsd:schema xmlns:xsd="http://www.w3.org/2001/XMLSchema" xmlns:xs="http://www.w3.org/2001/XMLSchema" xmlns:p="http://schemas.microsoft.com/office/2006/metadata/properties" xmlns:ns2="ad4a8e2f-797e-42bc-8178-91ee977ddf87" targetNamespace="http://schemas.microsoft.com/office/2006/metadata/properties" ma:root="true" ma:fieldsID="bf2b437b2f6519ec4e5d42f1843e7b92" ns2:_="">
     <xsd:import namespace="ad4a8e2f-797e-42bc-8178-91ee977ddf87"/>
@@ -6301,24 +11186,25 @@
 </ct:contentTypeSchema>
 </file>
 
-<file path=customXml/item2.xml><?xml version="1.0" encoding="utf-8"?>
-<p:properties xmlns:p="http://schemas.microsoft.com/office/2006/metadata/properties" xmlns:xsi="http://www.w3.org/2001/XMLSchema-instance" xmlns:pc="http://schemas.microsoft.com/office/infopath/2007/PartnerControls">
-  <documentManagement>
-    <ReferenceId xmlns="ad4a8e2f-797e-42bc-8178-91ee977ddf87" xsi:nil="true"/>
-  </documentManagement>
-</p:properties>
+<file path=customXml/itemProps1.xml><?xml version="1.0" encoding="utf-8"?>
+<ds:datastoreItem xmlns:ds="http://schemas.openxmlformats.org/officeDocument/2006/customXml" ds:itemID="{43964A3D-79CA-400E-842A-800B5B1A74DD}">
+  <ds:schemaRefs>
+    <ds:schemaRef ds:uri="http://schemas.microsoft.com/sharepoint/v3/contenttype/forms"/>
+  </ds:schemaRefs>
+</ds:datastoreItem>
 </file>
 
-<file path=customXml/item3.xml><?xml version="1.0" encoding="utf-8"?>
-<?mso-contentType ?>
-<FormTemplates xmlns="http://schemas.microsoft.com/sharepoint/v3/contenttype/forms">
-  <Display>DocumentLibraryForm</Display>
-  <Edit>DocumentLibraryForm</Edit>
-  <New>DocumentLibraryForm</New>
-</FormTemplates>
+<file path=customXml/itemProps2.xml><?xml version="1.0" encoding="utf-8"?>
+<ds:datastoreItem xmlns:ds="http://schemas.openxmlformats.org/officeDocument/2006/customXml" ds:itemID="{E657A4FD-FC03-4D3D-8558-867953F7FA04}">
+  <ds:schemaRefs>
+    <ds:schemaRef ds:uri="http://schemas.microsoft.com/office/2006/metadata/properties"/>
+    <ds:schemaRef ds:uri="http://schemas.microsoft.com/office/infopath/2007/PartnerControls"/>
+    <ds:schemaRef ds:uri="ad4a8e2f-797e-42bc-8178-91ee977ddf87"/>
+  </ds:schemaRefs>
+</ds:datastoreItem>
 </file>
 
-<file path=customXml/itemProps1.xml><?xml version="1.0" encoding="utf-8"?>
+<file path=customXml/itemProps3.xml><?xml version="1.0" encoding="utf-8"?>
 <ds:datastoreItem xmlns:ds="http://schemas.openxmlformats.org/officeDocument/2006/customXml" ds:itemID="{A5485DD3-723C-4D4D-BE5B-14A3B0628188}">
   <ds:schemaRefs>
     <ds:schemaRef ds:uri="http://schemas.microsoft.com/office/2006/metadata/contentType"/>
@@ -6334,22 +11220,4 @@
     <ds:schemaRef ds:uri="http://schemas.microsoft.com/internal/obd"/>
   </ds:schemaRefs>
 </ds:datastoreItem>
-</file>
-
-<file path=customXml/itemProps2.xml><?xml version="1.0" encoding="utf-8"?>
-<ds:datastoreItem xmlns:ds="http://schemas.openxmlformats.org/officeDocument/2006/customXml" ds:itemID="{E657A4FD-FC03-4D3D-8558-867953F7FA04}">
-  <ds:schemaRefs>
-    <ds:schemaRef ds:uri="http://schemas.microsoft.com/office/2006/metadata/properties"/>
-    <ds:schemaRef ds:uri="http://schemas.microsoft.com/office/infopath/2007/PartnerControls"/>
-    <ds:schemaRef ds:uri="ad4a8e2f-797e-42bc-8178-91ee977ddf87"/>
-  </ds:schemaRefs>
-</ds:datastoreItem>
-</file>
-
-<file path=customXml/itemProps3.xml><?xml version="1.0" encoding="utf-8"?>
-<ds:datastoreItem xmlns:ds="http://schemas.openxmlformats.org/officeDocument/2006/customXml" ds:itemID="{43964A3D-79CA-400E-842A-800B5B1A74DD}">
-  <ds:schemaRefs>
-    <ds:schemaRef ds:uri="http://schemas.microsoft.com/sharepoint/v3/contenttype/forms"/>
-  </ds:schemaRefs>
-</ds:datastoreItem>
 </file>